--- a/docs/ux/TGP-UX-03 Information Architecture and Navigation.docx
+++ b/docs/ux/TGP-UX-03 Information Architecture and Navigation.docx
@@ -2021,7 +2021,7 @@
           <w:rPr>
             <w:noProof/>
           </w:rPr>
-          <w:t xml:space="preserve">Purchase flow</w:t>
+          <w:t xml:space="preserve">Renewal paths</w:t>
         </w:r>
         <w:r>
           <w:rPr>
@@ -2056,7 +2056,7 @@
             <w:noProof/>
             <w:webHidden/>
           </w:rPr>
-          <w:t>12</w:t>
+          <w:t>13</w:t>
         </w:r>
         <w:r>
           <w:rPr>
@@ -2088,7 +2088,7 @@
           <w:rPr>
             <w:noProof/>
           </w:rPr>
-          <w:t xml:space="preserve">Claim wizard</w:t>
+          <w:t xml:space="preserve">Purchase flow</w:t>
         </w:r>
         <w:r>
           <w:rPr>
@@ -2123,7 +2123,7 @@
             <w:noProof/>
             <w:webHidden/>
           </w:rPr>
-          <w:t>14</w:t>
+          <w:t>13</w:t>
         </w:r>
         <w:r>
           <w:rPr>
@@ -2155,7 +2155,7 @@
           <w:rPr>
             <w:noProof/>
           </w:rPr>
-          <w:t xml:space="preserve">Account</w:t>
+          <w:t xml:space="preserve">Claim wizard</w:t>
         </w:r>
         <w:r>
           <w:rPr>
@@ -2190,7 +2190,7 @@
             <w:noProof/>
             <w:webHidden/>
           </w:rPr>
-          <w:t>14</w:t>
+          <w:t>15</w:t>
         </w:r>
         <w:r>
           <w:rPr>
@@ -2203,14 +2203,14 @@
     </w:p>
     <w:p>
       <w:pPr>
-        <w:pStyle w:val="TOC1"/>
+        <w:pStyle w:val="TOC2"/>
       </w:pPr>
       <w:hyperlink w:anchor="_Toc300000024" w:history="1">
         <w:r>
           <w:rPr>
             <w:noProof/>
           </w:rPr>
-          <w:t>9.</w:t>
+          <w:t>8.5.</w:t>
         </w:r>
         <w:r>
           <w:rPr>
@@ -2222,7 +2222,7 @@
           <w:rPr>
             <w:noProof/>
           </w:rPr>
-          <w:t xml:space="preserve">Hosts</w:t>
+          <w:t xml:space="preserve">Account</w:t>
         </w:r>
         <w:r>
           <w:rPr>
@@ -2257,7 +2257,7 @@
             <w:noProof/>
             <w:webHidden/>
           </w:rPr>
-          <w:t>14</w:t>
+          <w:t>15</w:t>
         </w:r>
         <w:r>
           <w:rPr>
@@ -2277,7 +2277,7 @@
           <w:rPr>
             <w:noProof/>
           </w:rPr>
-          <w:t>10.</w:t>
+          <w:t>9.</w:t>
         </w:r>
         <w:r>
           <w:rPr>
@@ -2289,7 +2289,7 @@
           <w:rPr>
             <w:noProof/>
           </w:rPr>
-          <w:t xml:space="preserve">Deep links</w:t>
+          <w:t xml:space="preserve">Hosts</w:t>
         </w:r>
         <w:r>
           <w:rPr>
@@ -2324,7 +2324,7 @@
             <w:noProof/>
             <w:webHidden/>
           </w:rPr>
-          <w:t>16</w:t>
+          <w:t>15</w:t>
         </w:r>
         <w:r>
           <w:rPr>
@@ -2344,7 +2344,7 @@
           <w:rPr>
             <w:noProof/>
           </w:rPr>
-          <w:t>11.</w:t>
+          <w:t>10.</w:t>
         </w:r>
         <w:r>
           <w:rPr>
@@ -2356,7 +2356,7 @@
           <w:rPr>
             <w:noProof/>
           </w:rPr>
-          <w:t xml:space="preserve">Key task paths</w:t>
+          <w:t xml:space="preserve">Deep links</w:t>
         </w:r>
         <w:r>
           <w:rPr>
@@ -2391,7 +2391,7 @@
             <w:noProof/>
             <w:webHidden/>
           </w:rPr>
-          <w:t>16</w:t>
+          <w:t>17</w:t>
         </w:r>
         <w:r>
           <w:rPr>
@@ -2404,14 +2404,14 @@
     </w:p>
     <w:p>
       <w:pPr>
-        <w:pStyle w:val="TOC2"/>
+        <w:pStyle w:val="TOC1"/>
       </w:pPr>
       <w:hyperlink w:anchor="_Toc300000027" w:history="1">
         <w:r>
           <w:rPr>
             <w:noProof/>
           </w:rPr>
-          <w:t>11.1.</w:t>
+          <w:t>11.</w:t>
         </w:r>
         <w:r>
           <w:rPr>
@@ -2423,7 +2423,7 @@
           <w:rPr>
             <w:noProof/>
           </w:rPr>
-          <w:t xml:space="preserve">Customer renews from a reminder</w:t>
+          <w:t xml:space="preserve">Key task paths</w:t>
         </w:r>
         <w:r>
           <w:rPr>
@@ -2458,7 +2458,7 @@
             <w:noProof/>
             <w:webHidden/>
           </w:rPr>
-          <w:t>16</w:t>
+          <w:t>17</w:t>
         </w:r>
         <w:r>
           <w:rPr>
@@ -2478,7 +2478,7 @@
           <w:rPr>
             <w:noProof/>
           </w:rPr>
-          <w:t>11.2.</w:t>
+          <w:t>11.1.</w:t>
         </w:r>
         <w:r>
           <w:rPr>
@@ -2490,7 +2490,7 @@
           <w:rPr>
             <w:noProof/>
           </w:rPr>
-          <w:t xml:space="preserve">Telesales agent works a handoff</w:t>
+          <w:t xml:space="preserve">Customer renews from a reminder</w:t>
         </w:r>
         <w:r>
           <w:rPr>
@@ -2545,7 +2545,7 @@
           <w:rPr>
             <w:noProof/>
           </w:rPr>
-          <w:t>11.3.</w:t>
+          <w:t>11.2.</w:t>
         </w:r>
         <w:r>
           <w:rPr>
@@ -2557,7 +2557,7 @@
           <w:rPr>
             <w:noProof/>
           </w:rPr>
-          <w:t xml:space="preserve">Rule author changes a setting and an approver activates it</w:t>
+          <w:t xml:space="preserve">Compliance officer handles a data request</w:t>
         </w:r>
         <w:r>
           <w:rPr>
@@ -2592,7 +2592,7 @@
             <w:noProof/>
             <w:webHidden/>
           </w:rPr>
-          <w:t>17</w:t>
+          <w:t>18</w:t>
         </w:r>
         <w:r>
           <w:rPr>
@@ -2605,14 +2605,14 @@
     </w:p>
     <w:p>
       <w:pPr>
-        <w:pStyle w:val="TOC1"/>
+        <w:pStyle w:val="TOC2"/>
       </w:pPr>
       <w:hyperlink w:anchor="_Toc300000030" w:history="1">
         <w:r>
           <w:rPr>
             <w:noProof/>
           </w:rPr>
-          <w:t>12.</w:t>
+          <w:t>11.3.</w:t>
         </w:r>
         <w:r>
           <w:rPr>
@@ -2624,7 +2624,7 @@
           <w:rPr>
             <w:noProof/>
           </w:rPr>
-          <w:t xml:space="preserve">Appendix</w:t>
+          <w:t xml:space="preserve">Telesales agent works a handoff</w:t>
         </w:r>
         <w:r>
           <w:rPr>
@@ -2659,7 +2659,7 @@
             <w:noProof/>
             <w:webHidden/>
           </w:rPr>
-          <w:t>17</w:t>
+          <w:t>18</w:t>
         </w:r>
         <w:r>
           <w:rPr>
@@ -2679,7 +2679,7 @@
           <w:rPr>
             <w:noProof/>
           </w:rPr>
-          <w:t>12.1.</w:t>
+          <w:t>11.4.</w:t>
         </w:r>
         <w:r>
           <w:rPr>
@@ -2691,7 +2691,7 @@
           <w:rPr>
             <w:noProof/>
           </w:rPr>
-          <w:t xml:space="preserve">Customer app screen inventory</w:t>
+          <w:t xml:space="preserve">Rule author changes a setting and an approver activates it</w:t>
         </w:r>
         <w:r>
           <w:rPr>
@@ -2726,7 +2726,74 @@
             <w:noProof/>
             <w:webHidden/>
           </w:rPr>
-          <w:t>17</w:t>
+          <w:t>19</w:t>
+        </w:r>
+        <w:r>
+          <w:rPr>
+            <w:noProof/>
+            <w:webHidden/>
+          </w:rPr>
+          <w:fldChar w:fldCharType="end"/>
+        </w:r>
+      </w:hyperlink>
+    </w:p>
+    <w:p>
+      <w:pPr>
+        <w:pStyle w:val="TOC1"/>
+      </w:pPr>
+      <w:hyperlink w:anchor="_Toc300000032" w:history="1">
+        <w:r>
+          <w:rPr>
+            <w:noProof/>
+          </w:rPr>
+          <w:t>12.</w:t>
+        </w:r>
+        <w:r>
+          <w:rPr>
+            <w:noProof/>
+          </w:rPr>
+          <w:tab/>
+        </w:r>
+        <w:r>
+          <w:rPr>
+            <w:noProof/>
+          </w:rPr>
+          <w:t xml:space="preserve">Appendix</w:t>
+        </w:r>
+        <w:r>
+          <w:rPr>
+            <w:noProof/>
+            <w:webHidden/>
+          </w:rPr>
+          <w:tab/>
+        </w:r>
+        <w:r>
+          <w:rPr>
+            <w:noProof/>
+            <w:webHidden/>
+          </w:rPr>
+          <w:fldChar w:fldCharType="begin"/>
+        </w:r>
+        <w:r>
+          <w:rPr>
+            <w:noProof/>
+            <w:webHidden/>
+          </w:rPr>
+          <w:instrText xml:space="preserve"> PAGEREF _Toc300000032 \h </w:instrText>
+        </w:r>
+        <w:r>
+          <w:rPr>
+            <w:noProof/>
+            <w:webHidden/>
+          </w:rPr>
+          <w:fldChar w:fldCharType="separate"/>
+        </w:r>
+        <w:r>
+          <w:rPr>
+            <w:noProof/>
+            <w:webHidden/>
+          </w:rPr>
+          <w:t>19</w:t>
         </w:r>
         <w:r>
           <w:rPr>
@@ -2741,7 +2808,74 @@
       <w:pPr>
         <w:pStyle w:val="TOC2"/>
       </w:pPr>
-      <w:hyperlink w:anchor="_Toc300000032" w:history="1">
+      <w:hyperlink w:anchor="_Toc300000033" w:history="1">
+        <w:r>
+          <w:rPr>
+            <w:noProof/>
+          </w:rPr>
+          <w:t>12.1.</w:t>
+        </w:r>
+        <w:r>
+          <w:rPr>
+            <w:noProof/>
+          </w:rPr>
+          <w:tab/>
+        </w:r>
+        <w:r>
+          <w:rPr>
+            <w:noProof/>
+          </w:rPr>
+          <w:t xml:space="preserve">Customer app screen inventory</w:t>
+        </w:r>
+        <w:r>
+          <w:rPr>
+            <w:noProof/>
+            <w:webHidden/>
+          </w:rPr>
+          <w:tab/>
+        </w:r>
+        <w:r>
+          <w:rPr>
+            <w:noProof/>
+            <w:webHidden/>
+          </w:rPr>
+          <w:fldChar w:fldCharType="begin"/>
+        </w:r>
+        <w:r>
+          <w:rPr>
+            <w:noProof/>
+            <w:webHidden/>
+          </w:rPr>
+          <w:instrText xml:space="preserve"> PAGEREF _Toc300000033 \h </w:instrText>
+        </w:r>
+        <w:r>
+          <w:rPr>
+            <w:noProof/>
+            <w:webHidden/>
+          </w:rPr>
+          <w:fldChar w:fldCharType="separate"/>
+        </w:r>
+        <w:r>
+          <w:rPr>
+            <w:noProof/>
+            <w:webHidden/>
+          </w:rPr>
+          <w:t>19</w:t>
+        </w:r>
+        <w:r>
+          <w:rPr>
+            <w:noProof/>
+            <w:webHidden/>
+          </w:rPr>
+          <w:fldChar w:fldCharType="end"/>
+        </w:r>
+      </w:hyperlink>
+    </w:p>
+    <w:p>
+      <w:pPr>
+        <w:pStyle w:val="TOC2"/>
+      </w:pPr>
+      <w:hyperlink w:anchor="_Toc300000034" w:history="1">
         <w:r>
           <w:rPr>
             <w:noProof/>
@@ -2779,7 +2913,7 @@
             <w:noProof/>
             <w:webHidden/>
           </w:rPr>
-          <w:instrText xml:space="preserve"> PAGEREF _Toc300000032 \h </w:instrText>
+          <w:instrText xml:space="preserve"> PAGEREF _Toc300000034 \h </w:instrText>
         </w:r>
         <w:r>
           <w:rPr>
@@ -2793,7 +2927,7 @@
             <w:noProof/>
             <w:webHidden/>
           </w:rPr>
-          <w:t>18</w:t>
+          <w:t>19</w:t>
         </w:r>
         <w:r>
           <w:rPr>
@@ -2808,7 +2942,7 @@
       <w:pPr>
         <w:pStyle w:val="TOC1"/>
       </w:pPr>
-      <w:hyperlink w:anchor="_Toc300000033" w:history="1">
+      <w:hyperlink w:anchor="_Toc300000035" w:history="1">
         <w:r>
           <w:rPr>
             <w:noProof/>
@@ -2846,7 +2980,7 @@
             <w:noProof/>
             <w:webHidden/>
           </w:rPr>
-          <w:instrText xml:space="preserve"> PAGEREF _Toc300000033 \h </w:instrText>
+          <w:instrText xml:space="preserve"> PAGEREF _Toc300000035 \h </w:instrText>
         </w:r>
         <w:r>
           <w:rPr>
@@ -2860,7 +2994,7 @@
             <w:noProof/>
             <w:webHidden/>
           </w:rPr>
-          <w:t>19</w:t>
+          <w:t>21</w:t>
         </w:r>
         <w:r>
           <w:rPr>
@@ -5186,8 +5320,8 @@
       </w:tblPr>
       <w:tblGrid>
         <w:gridCol w:w="1892"/>
-        <w:gridCol w:w="3380"/>
-        <w:gridCol w:w="3755"/>
+        <w:gridCol w:w="2967"/>
+        <w:gridCol w:w="4168"/>
       </w:tblGrid>
       <w:tr>
         <w:trPr>
@@ -5215,7 +5349,7 @@
         </w:tc>
         <w:tc>
           <w:tcPr>
-            <w:tcW w:w="3380" w:type="dxa"/>
+            <w:tcW w:w="2967" w:type="dxa"/>
             <w:shd w:val="clear" w:color="auto" w:fill="0F4761"/>
             <w:vAlign w:val="center"/>
           </w:tcPr>
@@ -5234,7 +5368,7 @@
         </w:tc>
         <w:tc>
           <w:tcPr>
-            <w:tcW w:w="3755" w:type="dxa"/>
+            <w:tcW w:w="4168" w:type="dxa"/>
             <w:shd w:val="clear" w:color="auto" w:fill="0F4761"/>
             <w:vAlign w:val="center"/>
           </w:tcPr>
@@ -5273,7 +5407,7 @@
         </w:tc>
         <w:tc>
           <w:tcPr>
-            <w:tcW w:w="3380" w:type="dxa"/>
+            <w:tcW w:w="2967" w:type="dxa"/>
             <w:vAlign w:val="top"/>
           </w:tcPr>
           <w:p>
@@ -5306,7 +5440,7 @@
         </w:tc>
         <w:tc>
           <w:tcPr>
-            <w:tcW w:w="3755" w:type="dxa"/>
+            <w:tcW w:w="4168" w:type="dxa"/>
             <w:vAlign w:val="top"/>
           </w:tcPr>
           <w:p>
@@ -5338,7 +5472,7 @@
         </w:tc>
         <w:tc>
           <w:tcPr>
-            <w:tcW w:w="3380" w:type="dxa"/>
+            <w:tcW w:w="2967" w:type="dxa"/>
             <w:shd w:val="clear" w:color="auto" w:fill="F4F7FB"/>
             <w:vAlign w:val="top"/>
           </w:tcPr>
@@ -5354,7 +5488,7 @@
         </w:tc>
         <w:tc>
           <w:tcPr>
-            <w:tcW w:w="3755" w:type="dxa"/>
+            <w:tcW w:w="4168" w:type="dxa"/>
             <w:shd w:val="clear" w:color="auto" w:fill="F4F7FB"/>
             <w:vAlign w:val="top"/>
           </w:tcPr>
@@ -5390,7 +5524,7 @@
         </w:tc>
         <w:tc>
           <w:tcPr>
-            <w:tcW w:w="3380" w:type="dxa"/>
+            <w:tcW w:w="2967" w:type="dxa"/>
             <w:vAlign w:val="top"/>
           </w:tcPr>
           <w:p>
@@ -5405,7 +5539,7 @@
         </w:tc>
         <w:tc>
           <w:tcPr>
-            <w:tcW w:w="3755" w:type="dxa"/>
+            <w:tcW w:w="4168" w:type="dxa"/>
             <w:vAlign w:val="top"/>
           </w:tcPr>
           <w:p>
@@ -5437,7 +5571,7 @@
         </w:tc>
         <w:tc>
           <w:tcPr>
-            <w:tcW w:w="3380" w:type="dxa"/>
+            <w:tcW w:w="2967" w:type="dxa"/>
             <w:shd w:val="clear" w:color="auto" w:fill="F4F7FB"/>
             <w:vAlign w:val="top"/>
           </w:tcPr>
@@ -5453,7 +5587,7 @@
         </w:tc>
         <w:tc>
           <w:tcPr>
-            <w:tcW w:w="3755" w:type="dxa"/>
+            <w:tcW w:w="4168" w:type="dxa"/>
             <w:shd w:val="clear" w:color="auto" w:fill="F4F7FB"/>
             <w:vAlign w:val="top"/>
           </w:tcPr>
@@ -5489,7 +5623,7 @@
         </w:tc>
         <w:tc>
           <w:tcPr>
-            <w:tcW w:w="3380" w:type="dxa"/>
+            <w:tcW w:w="2967" w:type="dxa"/>
             <w:vAlign w:val="top"/>
           </w:tcPr>
           <w:p>
@@ -5504,7 +5638,7 @@
         </w:tc>
         <w:tc>
           <w:tcPr>
-            <w:tcW w:w="3755" w:type="dxa"/>
+            <w:tcW w:w="4168" w:type="dxa"/>
             <w:vAlign w:val="top"/>
           </w:tcPr>
           <w:p>
@@ -5536,7 +5670,7 @@
         </w:tc>
         <w:tc>
           <w:tcPr>
-            <w:tcW w:w="3380" w:type="dxa"/>
+            <w:tcW w:w="2967" w:type="dxa"/>
             <w:shd w:val="clear" w:color="auto" w:fill="F4F7FB"/>
             <w:vAlign w:val="top"/>
           </w:tcPr>
@@ -5552,7 +5686,7 @@
         </w:tc>
         <w:tc>
           <w:tcPr>
-            <w:tcW w:w="3755" w:type="dxa"/>
+            <w:tcW w:w="4168" w:type="dxa"/>
             <w:shd w:val="clear" w:color="auto" w:fill="F4F7FB"/>
             <w:vAlign w:val="top"/>
           </w:tcPr>
@@ -5588,31 +5722,31 @@
         </w:tc>
         <w:tc>
           <w:tcPr>
-            <w:tcW w:w="3380" w:type="dxa"/>
-            <w:vAlign w:val="top"/>
-          </w:tcPr>
-          <w:p>
-            <w:pPr>
-              <w:pStyle w:val="TableText"/>
-              <w:jc w:val="left"/>
-            </w:pPr>
-            <w:r>
-              <w:t xml:space="preserve">Business rules, Approvals, Audit</w:t>
-            </w:r>
-          </w:p>
-        </w:tc>
-        <w:tc>
-          <w:tcPr>
-            <w:tcW w:w="3755" w:type="dxa"/>
-            <w:vAlign w:val="top"/>
-          </w:tcPr>
-          <w:p>
-            <w:pPr>
-              <w:pStyle w:val="TableText"/>
-              <w:jc w:val="left"/>
-            </w:pPr>
-            <w:r>
-              <w:t xml:space="preserve">Approvals: changes this user may decide</w:t>
+            <w:tcW w:w="2967" w:type="dxa"/>
+            <w:vAlign w:val="top"/>
+          </w:tcPr>
+          <w:p>
+            <w:pPr>
+              <w:pStyle w:val="TableText"/>
+              <w:jc w:val="left"/>
+            </w:pPr>
+            <w:r>
+              <w:t xml:space="preserve">Business rules, Approvals, Audit, Data requests</w:t>
+            </w:r>
+          </w:p>
+        </w:tc>
+        <w:tc>
+          <w:tcPr>
+            <w:tcW w:w="4168" w:type="dxa"/>
+            <w:vAlign w:val="top"/>
+          </w:tcPr>
+          <w:p>
+            <w:pPr>
+              <w:pStyle w:val="TableText"/>
+              <w:jc w:val="left"/>
+            </w:pPr>
+            <w:r>
+              <w:t xml:space="preserve">Approvals: changes this user may decide. Data requests: requests due within 24 hours or overdue</w:t>
             </w:r>
           </w:p>
         </w:tc>
@@ -5639,7 +5773,7 @@
         </w:tc>
         <w:tc>
           <w:tcPr>
-            <w:tcW w:w="3380" w:type="dxa"/>
+            <w:tcW w:w="2967" w:type="dxa"/>
             <w:shd w:val="clear" w:color="auto" w:fill="F4F7FB"/>
             <w:vAlign w:val="top"/>
           </w:tcPr>
@@ -5655,7 +5789,7 @@
         </w:tc>
         <w:tc>
           <w:tcPr>
-            <w:tcW w:w="3755" w:type="dxa"/>
+            <w:tcW w:w="4168" w:type="dxa"/>
             <w:shd w:val="clear" w:color="auto" w:fill="F4F7FB"/>
             <w:vAlign w:val="top"/>
           </w:tcPr>
@@ -5673,7 +5807,7 @@
         <w:spacing w:before="160"/>
       </w:pPr>
       <w:r>
-        <w:t xml:space="preserve">Customer 360 has no sidebar entry. It opens from Leads, the telesales inbox, Data quality, Claims and the global search, and the sidebar keeps Leads highlighted while it is open.</w:t>
+        <w:t xml:space="preserve">Customer 360 has no sidebar entry. It opens from Leads, the telesales inbox, Data quality, Claims, Data requests and the global search, and the sidebar keeps Leads highlighted while it is open. For compliance officers its More actions menu links back to the customer’s data requests and to logging a new one.</w:t>
       </w:r>
     </w:p>
     <w:p>
@@ -5766,7 +5900,7 @@
         <w:pStyle w:val="FirstParagraph"/>
       </w:pPr>
       <w:r>
-        <w:t xml:space="preserve">The bell appears for roles that have work arriving: telesales agents and supervisors (new hot handoffs), rule approvers and compliance officers (changes awaiting their decision), claims handlers (acknowledgement deadlines due soon or breached) and data stewards (open data issues). Its badge counts handoffs, approvals and claims; each entry links to the page where the work is done. Counts are taken from the same lists the pages show. They refresh on every page change and after each action, at most every 30 seconds unless an action forces a refresh.</w:t>
+        <w:t xml:space="preserve">The bell appears for roles that have work arriving: telesales agents and supervisors (new hot handoffs), rule approvers and compliance officers (changes awaiting their decision), compliance officers (data requests due within 24 hours or overdue), claims handlers (acknowledgement deadlines due soon or breached) and data stewards (open data issues). Its badge counts handoffs, approvals, claims and data requests; each entry links to the page where the work is done. Counts are taken from the same lists the pages show. They refresh on every page change and after each action, at most every 30 seconds unless an action forces a refresh.</w:t>
       </w:r>
     </w:p>
     <w:p>
@@ -5829,14 +5963,14 @@
       <w:r>
         <w:drawing>
           <wp:inline>
-            <wp:extent cx="5727700" cy="4080804"/>
+            <wp:extent cx="5727700" cy="4193922"/>
             <wp:effectExtent b="0" l="0" r="0" t="0"/>
             <wp:docPr descr="Staff console site map, by sidebar group" title="" id="5002" name="Picture"/>
             <a:graphic>
               <a:graphicData uri="http://schemas.openxmlformats.org/drawingml/2006/picture">
                 <pic:pic>
                   <pic:nvPicPr>
-                    <pic:cNvPr descr="/tmp/claude-0/-home-user-TASCO/19e5534d-12b5-5956-9b60-3e77efde0f49/scratchpad/gen/.cache/mermaid/74bf6ee79d194870.png" id="33" name="Picture"/>
+                    <pic:cNvPr descr="/home/user/TASCO/tools/docs-source/gen/.cache/mermaid/328f4f52106959c3.png" id="33" name="Picture"/>
                     <pic:cNvPicPr>
                       <a:picLocks noChangeArrowheads="1" noChangeAspect="1"/>
                     </pic:cNvPicPr>
@@ -5850,7 +5984,7 @@
                   <pic:spPr bwMode="auto">
                     <a:xfrm>
                       <a:off x="0" y="0"/>
-                      <a:ext cx="5727700" cy="4080804"/>
+                      <a:ext cx="5727700" cy="4193922"/>
                     </a:xfrm>
                     <a:prstGeom prst="rect">
                       <a:avLst/>
@@ -5959,10 +6093,10 @@
         <w:tblLook w:val="04A0" w:firstRow="1" w:lastRow="0" w:firstColumn="0" w:lastColumn="0" w:noHBand="0" w:noVBand="1"/>
       </w:tblPr>
       <w:tblGrid>
-        <w:gridCol w:w="1978"/>
-        <w:gridCol w:w="1483"/>
-        <w:gridCol w:w="4373"/>
-        <w:gridCol w:w="1193"/>
+        <w:gridCol w:w="1976"/>
+        <w:gridCol w:w="1482"/>
+        <w:gridCol w:w="4377"/>
+        <w:gridCol w:w="1192"/>
       </w:tblGrid>
       <w:tr>
         <w:trPr>
@@ -5971,7 +6105,7 @@
         </w:trPr>
         <w:tc>
           <w:tcPr>
-            <w:tcW w:w="1978" w:type="dxa"/>
+            <w:tcW w:w="1976" w:type="dxa"/>
             <w:shd w:val="clear" w:color="auto" w:fill="0F4761"/>
             <w:vAlign w:val="center"/>
           </w:tcPr>
@@ -5990,7 +6124,7 @@
         </w:tc>
         <w:tc>
           <w:tcPr>
-            <w:tcW w:w="1483" w:type="dxa"/>
+            <w:tcW w:w="1482" w:type="dxa"/>
             <w:shd w:val="clear" w:color="auto" w:fill="0F4761"/>
             <w:vAlign w:val="center"/>
           </w:tcPr>
@@ -6009,7 +6143,7 @@
         </w:tc>
         <w:tc>
           <w:tcPr>
-            <w:tcW w:w="4373" w:type="dxa"/>
+            <w:tcW w:w="4377" w:type="dxa"/>
             <w:shd w:val="clear" w:color="auto" w:fill="0F4761"/>
             <w:vAlign w:val="center"/>
           </w:tcPr>
@@ -6028,7 +6162,7 @@
         </w:tc>
         <w:tc>
           <w:tcPr>
-            <w:tcW w:w="1193" w:type="dxa"/>
+            <w:tcW w:w="1192" w:type="dxa"/>
             <w:shd w:val="clear" w:color="auto" w:fill="0F4761"/>
             <w:vAlign w:val="center"/>
           </w:tcPr>
@@ -6052,7 +6186,7 @@
         </w:trPr>
         <w:tc>
           <w:tcPr>
-            <w:tcW w:w="1978" w:type="dxa"/>
+            <w:tcW w:w="1976" w:type="dxa"/>
             <w:vAlign w:val="top"/>
           </w:tcPr>
           <w:p>
@@ -6067,7 +6201,7 @@
         </w:tc>
         <w:tc>
           <w:tcPr>
-            <w:tcW w:w="1483" w:type="dxa"/>
+            <w:tcW w:w="1482" w:type="dxa"/>
             <w:vAlign w:val="top"/>
           </w:tcPr>
           <w:p>
@@ -6082,7 +6216,7 @@
         </w:tc>
         <w:tc>
           <w:tcPr>
-            <w:tcW w:w="4373" w:type="dxa"/>
+            <w:tcW w:w="4377" w:type="dxa"/>
             <w:vAlign w:val="top"/>
           </w:tcPr>
           <w:p>
@@ -6097,7 +6231,7 @@
         </w:tc>
         <w:tc>
           <w:tcPr>
-            <w:tcW w:w="1193" w:type="dxa"/>
+            <w:tcW w:w="1192" w:type="dxa"/>
             <w:vAlign w:val="top"/>
           </w:tcPr>
           <w:p>
@@ -6117,7 +6251,7 @@
         </w:trPr>
         <w:tc>
           <w:tcPr>
-            <w:tcW w:w="1978" w:type="dxa"/>
+            <w:tcW w:w="1976" w:type="dxa"/>
             <w:shd w:val="clear" w:color="auto" w:fill="F4F7FB"/>
             <w:vAlign w:val="top"/>
           </w:tcPr>
@@ -6133,7 +6267,7 @@
         </w:tc>
         <w:tc>
           <w:tcPr>
-            <w:tcW w:w="1483" w:type="dxa"/>
+            <w:tcW w:w="1482" w:type="dxa"/>
             <w:shd w:val="clear" w:color="auto" w:fill="F4F7FB"/>
             <w:vAlign w:val="top"/>
           </w:tcPr>
@@ -6149,7 +6283,7 @@
         </w:tc>
         <w:tc>
           <w:tcPr>
-            <w:tcW w:w="4373" w:type="dxa"/>
+            <w:tcW w:w="4377" w:type="dxa"/>
             <w:shd w:val="clear" w:color="auto" w:fill="F4F7FB"/>
             <w:vAlign w:val="top"/>
           </w:tcPr>
@@ -6165,7 +6299,7 @@
         </w:tc>
         <w:tc>
           <w:tcPr>
-            <w:tcW w:w="1193" w:type="dxa"/>
+            <w:tcW w:w="1192" w:type="dxa"/>
             <w:shd w:val="clear" w:color="auto" w:fill="F4F7FB"/>
             <w:vAlign w:val="top"/>
           </w:tcPr>
@@ -6186,7 +6320,7 @@
         </w:trPr>
         <w:tc>
           <w:tcPr>
-            <w:tcW w:w="1978" w:type="dxa"/>
+            <w:tcW w:w="1976" w:type="dxa"/>
             <w:vAlign w:val="top"/>
           </w:tcPr>
           <w:p>
@@ -6201,7 +6335,7 @@
         </w:tc>
         <w:tc>
           <w:tcPr>
-            <w:tcW w:w="1483" w:type="dxa"/>
+            <w:tcW w:w="1482" w:type="dxa"/>
             <w:vAlign w:val="top"/>
           </w:tcPr>
           <w:p>
@@ -6216,7 +6350,7 @@
         </w:tc>
         <w:tc>
           <w:tcPr>
-            <w:tcW w:w="4373" w:type="dxa"/>
+            <w:tcW w:w="4377" w:type="dxa"/>
             <w:vAlign w:val="top"/>
           </w:tcPr>
           <w:p>
@@ -6231,7 +6365,7 @@
         </w:tc>
         <w:tc>
           <w:tcPr>
-            <w:tcW w:w="1193" w:type="dxa"/>
+            <w:tcW w:w="1192" w:type="dxa"/>
             <w:vAlign w:val="top"/>
           </w:tcPr>
           <w:p>
@@ -6251,7 +6385,7 @@
         </w:trPr>
         <w:tc>
           <w:tcPr>
-            <w:tcW w:w="1978" w:type="dxa"/>
+            <w:tcW w:w="1976" w:type="dxa"/>
             <w:shd w:val="clear" w:color="auto" w:fill="F4F7FB"/>
             <w:vAlign w:val="top"/>
           </w:tcPr>
@@ -6267,7 +6401,7 @@
         </w:tc>
         <w:tc>
           <w:tcPr>
-            <w:tcW w:w="1483" w:type="dxa"/>
+            <w:tcW w:w="1482" w:type="dxa"/>
             <w:shd w:val="clear" w:color="auto" w:fill="F4F7FB"/>
             <w:vAlign w:val="top"/>
           </w:tcPr>
@@ -6283,7 +6417,7 @@
         </w:tc>
         <w:tc>
           <w:tcPr>
-            <w:tcW w:w="4373" w:type="dxa"/>
+            <w:tcW w:w="4377" w:type="dxa"/>
             <w:shd w:val="clear" w:color="auto" w:fill="F4F7FB"/>
             <w:vAlign w:val="top"/>
           </w:tcPr>
@@ -6299,7 +6433,7 @@
         </w:tc>
         <w:tc>
           <w:tcPr>
-            <w:tcW w:w="1193" w:type="dxa"/>
+            <w:tcW w:w="1192" w:type="dxa"/>
             <w:shd w:val="clear" w:color="auto" w:fill="F4F7FB"/>
             <w:vAlign w:val="top"/>
           </w:tcPr>
@@ -6320,7 +6454,7 @@
         </w:trPr>
         <w:tc>
           <w:tcPr>
-            <w:tcW w:w="1978" w:type="dxa"/>
+            <w:tcW w:w="1976" w:type="dxa"/>
             <w:vAlign w:val="top"/>
           </w:tcPr>
           <w:p>
@@ -6335,7 +6469,7 @@
         </w:tc>
         <w:tc>
           <w:tcPr>
-            <w:tcW w:w="1483" w:type="dxa"/>
+            <w:tcW w:w="1482" w:type="dxa"/>
             <w:vAlign w:val="top"/>
           </w:tcPr>
           <w:p>
@@ -6350,7 +6484,7 @@
         </w:tc>
         <w:tc>
           <w:tcPr>
-            <w:tcW w:w="4373" w:type="dxa"/>
+            <w:tcW w:w="4377" w:type="dxa"/>
             <w:vAlign w:val="top"/>
           </w:tcPr>
           <w:p>
@@ -6365,7 +6499,7 @@
         </w:tc>
         <w:tc>
           <w:tcPr>
-            <w:tcW w:w="1193" w:type="dxa"/>
+            <w:tcW w:w="1192" w:type="dxa"/>
             <w:vAlign w:val="top"/>
           </w:tcPr>
           <w:p>
@@ -6385,7 +6519,7 @@
         </w:trPr>
         <w:tc>
           <w:tcPr>
-            <w:tcW w:w="1978" w:type="dxa"/>
+            <w:tcW w:w="1976" w:type="dxa"/>
             <w:shd w:val="clear" w:color="auto" w:fill="F4F7FB"/>
             <w:vAlign w:val="top"/>
           </w:tcPr>
@@ -6401,7 +6535,7 @@
         </w:tc>
         <w:tc>
           <w:tcPr>
-            <w:tcW w:w="1483" w:type="dxa"/>
+            <w:tcW w:w="1482" w:type="dxa"/>
             <w:shd w:val="clear" w:color="auto" w:fill="F4F7FB"/>
             <w:vAlign w:val="top"/>
           </w:tcPr>
@@ -6417,7 +6551,7 @@
         </w:tc>
         <w:tc>
           <w:tcPr>
-            <w:tcW w:w="4373" w:type="dxa"/>
+            <w:tcW w:w="4377" w:type="dxa"/>
             <w:shd w:val="clear" w:color="auto" w:fill="F4F7FB"/>
             <w:vAlign w:val="top"/>
           </w:tcPr>
@@ -6433,7 +6567,7 @@
         </w:tc>
         <w:tc>
           <w:tcPr>
-            <w:tcW w:w="1193" w:type="dxa"/>
+            <w:tcW w:w="1192" w:type="dxa"/>
             <w:shd w:val="clear" w:color="auto" w:fill="F4F7FB"/>
             <w:vAlign w:val="top"/>
           </w:tcPr>
@@ -6454,7 +6588,7 @@
         </w:trPr>
         <w:tc>
           <w:tcPr>
-            <w:tcW w:w="1978" w:type="dxa"/>
+            <w:tcW w:w="1976" w:type="dxa"/>
             <w:vAlign w:val="top"/>
           </w:tcPr>
           <w:p>
@@ -6469,7 +6603,7 @@
         </w:tc>
         <w:tc>
           <w:tcPr>
-            <w:tcW w:w="1483" w:type="dxa"/>
+            <w:tcW w:w="1482" w:type="dxa"/>
             <w:vAlign w:val="top"/>
           </w:tcPr>
           <w:p>
@@ -6484,22 +6618,22 @@
         </w:tc>
         <w:tc>
           <w:tcPr>
-            <w:tcW w:w="4373" w:type="dxa"/>
-            <w:vAlign w:val="top"/>
-          </w:tcPr>
-          <w:p>
-            <w:pPr>
-              <w:pStyle w:val="TableText"/>
-              <w:jc w:val="left"/>
-            </w:pPr>
-            <w:r>
-              <w:t xml:space="preserve">Dashboard; Business rules, Approvals (including restricted rules), Audit</w:t>
-            </w:r>
-          </w:p>
-        </w:tc>
-        <w:tc>
-          <w:tcPr>
-            <w:tcW w:w="1193" w:type="dxa"/>
+            <w:tcW w:w="4377" w:type="dxa"/>
+            <w:vAlign w:val="top"/>
+          </w:tcPr>
+          <w:p>
+            <w:pPr>
+              <w:pStyle w:val="TableText"/>
+              <w:jc w:val="left"/>
+            </w:pPr>
+            <w:r>
+              <w:t xml:space="preserve">Dashboard; Business rules, Approvals (including restricted rules), Audit, Data requests</w:t>
+            </w:r>
+          </w:p>
+        </w:tc>
+        <w:tc>
+          <w:tcPr>
+            <w:tcW w:w="1192" w:type="dxa"/>
             <w:vAlign w:val="top"/>
           </w:tcPr>
           <w:p>
@@ -6519,7 +6653,7 @@
         </w:trPr>
         <w:tc>
           <w:tcPr>
-            <w:tcW w:w="1978" w:type="dxa"/>
+            <w:tcW w:w="1976" w:type="dxa"/>
             <w:shd w:val="clear" w:color="auto" w:fill="F4F7FB"/>
             <w:vAlign w:val="top"/>
           </w:tcPr>
@@ -6535,7 +6669,7 @@
         </w:tc>
         <w:tc>
           <w:tcPr>
-            <w:tcW w:w="1483" w:type="dxa"/>
+            <w:tcW w:w="1482" w:type="dxa"/>
             <w:shd w:val="clear" w:color="auto" w:fill="F4F7FB"/>
             <w:vAlign w:val="top"/>
           </w:tcPr>
@@ -6551,7 +6685,7 @@
         </w:tc>
         <w:tc>
           <w:tcPr>
-            <w:tcW w:w="4373" w:type="dxa"/>
+            <w:tcW w:w="4377" w:type="dxa"/>
             <w:shd w:val="clear" w:color="auto" w:fill="F4F7FB"/>
             <w:vAlign w:val="top"/>
           </w:tcPr>
@@ -6567,7 +6701,7 @@
         </w:tc>
         <w:tc>
           <w:tcPr>
-            <w:tcW w:w="1193" w:type="dxa"/>
+            <w:tcW w:w="1192" w:type="dxa"/>
             <w:shd w:val="clear" w:color="auto" w:fill="F4F7FB"/>
             <w:vAlign w:val="top"/>
           </w:tcPr>
@@ -6588,7 +6722,7 @@
         </w:trPr>
         <w:tc>
           <w:tcPr>
-            <w:tcW w:w="1978" w:type="dxa"/>
+            <w:tcW w:w="1976" w:type="dxa"/>
             <w:vAlign w:val="top"/>
           </w:tcPr>
           <w:p>
@@ -6603,7 +6737,7 @@
         </w:tc>
         <w:tc>
           <w:tcPr>
-            <w:tcW w:w="1483" w:type="dxa"/>
+            <w:tcW w:w="1482" w:type="dxa"/>
             <w:vAlign w:val="top"/>
           </w:tcPr>
           <w:p>
@@ -6618,7 +6752,7 @@
         </w:tc>
         <w:tc>
           <w:tcPr>
-            <w:tcW w:w="4373" w:type="dxa"/>
+            <w:tcW w:w="4377" w:type="dxa"/>
             <w:vAlign w:val="top"/>
           </w:tcPr>
           <w:p>
@@ -6633,7 +6767,7 @@
         </w:tc>
         <w:tc>
           <w:tcPr>
-            <w:tcW w:w="1193" w:type="dxa"/>
+            <w:tcW w:w="1192" w:type="dxa"/>
             <w:vAlign w:val="top"/>
           </w:tcPr>
           <w:p>
@@ -6653,7 +6787,7 @@
         </w:trPr>
         <w:tc>
           <w:tcPr>
-            <w:tcW w:w="1978" w:type="dxa"/>
+            <w:tcW w:w="1976" w:type="dxa"/>
             <w:shd w:val="clear" w:color="auto" w:fill="F4F7FB"/>
             <w:vAlign w:val="top"/>
           </w:tcPr>
@@ -6669,7 +6803,7 @@
         </w:tc>
         <w:tc>
           <w:tcPr>
-            <w:tcW w:w="1483" w:type="dxa"/>
+            <w:tcW w:w="1482" w:type="dxa"/>
             <w:shd w:val="clear" w:color="auto" w:fill="F4F7FB"/>
             <w:vAlign w:val="top"/>
           </w:tcPr>
@@ -6685,7 +6819,7 @@
         </w:tc>
         <w:tc>
           <w:tcPr>
-            <w:tcW w:w="4373" w:type="dxa"/>
+            <w:tcW w:w="4377" w:type="dxa"/>
             <w:shd w:val="clear" w:color="auto" w:fill="F4F7FB"/>
             <w:vAlign w:val="top"/>
           </w:tcPr>
@@ -6701,7 +6835,7 @@
         </w:tc>
         <w:tc>
           <w:tcPr>
-            <w:tcW w:w="1193" w:type="dxa"/>
+            <w:tcW w:w="1192" w:type="dxa"/>
             <w:shd w:val="clear" w:color="auto" w:fill="F4F7FB"/>
             <w:vAlign w:val="top"/>
           </w:tcPr>
@@ -6722,7 +6856,7 @@
         </w:trPr>
         <w:tc>
           <w:tcPr>
-            <w:tcW w:w="1978" w:type="dxa"/>
+            <w:tcW w:w="1976" w:type="dxa"/>
             <w:vAlign w:val="top"/>
           </w:tcPr>
           <w:p>
@@ -6737,7 +6871,7 @@
         </w:tc>
         <w:tc>
           <w:tcPr>
-            <w:tcW w:w="1483" w:type="dxa"/>
+            <w:tcW w:w="1482" w:type="dxa"/>
             <w:vAlign w:val="top"/>
           </w:tcPr>
           <w:p>
@@ -6752,7 +6886,7 @@
         </w:tc>
         <w:tc>
           <w:tcPr>
-            <w:tcW w:w="4373" w:type="dxa"/>
+            <w:tcW w:w="4377" w:type="dxa"/>
             <w:vAlign w:val="top"/>
           </w:tcPr>
           <w:p>
@@ -6767,7 +6901,7 @@
         </w:tc>
         <w:tc>
           <w:tcPr>
-            <w:tcW w:w="1193" w:type="dxa"/>
+            <w:tcW w:w="1192" w:type="dxa"/>
             <w:vAlign w:val="top"/>
           </w:tcPr>
           <w:p>
@@ -6787,7 +6921,7 @@
         </w:trPr>
         <w:tc>
           <w:tcPr>
-            <w:tcW w:w="1978" w:type="dxa"/>
+            <w:tcW w:w="1976" w:type="dxa"/>
             <w:shd w:val="clear" w:color="auto" w:fill="F4F7FB"/>
             <w:vAlign w:val="top"/>
           </w:tcPr>
@@ -6803,7 +6937,7 @@
         </w:tc>
         <w:tc>
           <w:tcPr>
-            <w:tcW w:w="1483" w:type="dxa"/>
+            <w:tcW w:w="1482" w:type="dxa"/>
             <w:shd w:val="clear" w:color="auto" w:fill="F4F7FB"/>
             <w:vAlign w:val="top"/>
           </w:tcPr>
@@ -6819,7 +6953,7 @@
         </w:tc>
         <w:tc>
           <w:tcPr>
-            <w:tcW w:w="4373" w:type="dxa"/>
+            <w:tcW w:w="4377" w:type="dxa"/>
             <w:shd w:val="clear" w:color="auto" w:fill="F4F7FB"/>
             <w:vAlign w:val="top"/>
           </w:tcPr>
@@ -6835,7 +6969,7 @@
         </w:tc>
         <w:tc>
           <w:tcPr>
-            <w:tcW w:w="1193" w:type="dxa"/>
+            <w:tcW w:w="1192" w:type="dxa"/>
             <w:shd w:val="clear" w:color="auto" w:fill="F4F7FB"/>
             <w:vAlign w:val="top"/>
           </w:tcPr>
@@ -6856,7 +6990,7 @@
         </w:trPr>
         <w:tc>
           <w:tcPr>
-            <w:tcW w:w="1978" w:type="dxa"/>
+            <w:tcW w:w="1976" w:type="dxa"/>
             <w:vAlign w:val="top"/>
           </w:tcPr>
           <w:p>
@@ -6871,7 +7005,7 @@
         </w:tc>
         <w:tc>
           <w:tcPr>
-            <w:tcW w:w="1483" w:type="dxa"/>
+            <w:tcW w:w="1482" w:type="dxa"/>
             <w:vAlign w:val="top"/>
           </w:tcPr>
           <w:p>
@@ -6886,7 +7020,7 @@
         </w:tc>
         <w:tc>
           <w:tcPr>
-            <w:tcW w:w="4373" w:type="dxa"/>
+            <w:tcW w:w="4377" w:type="dxa"/>
             <w:vAlign w:val="top"/>
           </w:tcPr>
           <w:p>
@@ -6901,7 +7035,7 @@
         </w:tc>
         <w:tc>
           <w:tcPr>
-            <w:tcW w:w="1193" w:type="dxa"/>
+            <w:tcW w:w="1192" w:type="dxa"/>
             <w:vAlign w:val="top"/>
           </w:tcPr>
           <w:p>
@@ -6997,7 +7131,7 @@
               <a:graphicData uri="http://schemas.openxmlformats.org/drawingml/2006/picture">
                 <pic:pic>
                   <pic:nvPicPr>
-                    <pic:cNvPr descr="/tmp/claude-0/-home-user-TASCO/19e5534d-12b5-5956-9b60-3e77efde0f49/scratchpad/final/shots/console-supervisor-notifications.png" id="38" name="Picture"/>
+                    <pic:cNvPr descr="/home/user/TASCO/tools/docs-source/shots/console-supervisor-notifications.png" id="38" name="Picture"/>
                     <pic:cNvPicPr>
                       <a:picLocks noChangeArrowheads="1" noChangeAspect="1"/>
                     </pic:cNvPicPr>
@@ -7095,10 +7229,10 @@
         <w:tblLook w:val="04A0" w:firstRow="1" w:lastRow="0" w:firstColumn="0" w:lastColumn="0" w:noHBand="0" w:noVBand="1"/>
       </w:tblPr>
       <w:tblGrid>
-        <w:gridCol w:w="1456"/>
+        <w:gridCol w:w="1455"/>
         <w:gridCol w:w="2010"/>
-        <w:gridCol w:w="3267"/>
-        <w:gridCol w:w="2294"/>
+        <w:gridCol w:w="3305"/>
+        <w:gridCol w:w="2257"/>
       </w:tblGrid>
       <w:tr>
         <w:trPr>
@@ -7107,7 +7241,7 @@
         </w:trPr>
         <w:tc>
           <w:tcPr>
-            <w:tcW w:w="1456" w:type="dxa"/>
+            <w:tcW w:w="1455" w:type="dxa"/>
             <w:shd w:val="clear" w:color="auto" w:fill="0F4761"/>
             <w:vAlign w:val="center"/>
           </w:tcPr>
@@ -7145,7 +7279,7 @@
         </w:tc>
         <w:tc>
           <w:tcPr>
-            <w:tcW w:w="3267" w:type="dxa"/>
+            <w:tcW w:w="3305" w:type="dxa"/>
             <w:shd w:val="clear" w:color="auto" w:fill="0F4761"/>
             <w:vAlign w:val="center"/>
           </w:tcPr>
@@ -7164,7 +7298,7 @@
         </w:tc>
         <w:tc>
           <w:tcPr>
-            <w:tcW w:w="2294" w:type="dxa"/>
+            <w:tcW w:w="2257" w:type="dxa"/>
             <w:shd w:val="clear" w:color="auto" w:fill="0F4761"/>
             <w:vAlign w:val="center"/>
           </w:tcPr>
@@ -7188,7 +7322,7 @@
         </w:trPr>
         <w:tc>
           <w:tcPr>
-            <w:tcW w:w="1456" w:type="dxa"/>
+            <w:tcW w:w="1455" w:type="dxa"/>
             <w:vAlign w:val="top"/>
           </w:tcPr>
           <w:p>
@@ -7221,7 +7355,7 @@
         </w:tc>
         <w:tc>
           <w:tcPr>
-            <w:tcW w:w="3267" w:type="dxa"/>
+            <w:tcW w:w="3305" w:type="dxa"/>
             <w:vAlign w:val="top"/>
           </w:tcPr>
           <w:p>
@@ -7254,7 +7388,7 @@
         </w:tc>
         <w:tc>
           <w:tcPr>
-            <w:tcW w:w="2294" w:type="dxa"/>
+            <w:tcW w:w="2257" w:type="dxa"/>
             <w:vAlign w:val="top"/>
           </w:tcPr>
           <w:p>
@@ -7274,7 +7408,7 @@
         </w:trPr>
         <w:tc>
           <w:tcPr>
-            <w:tcW w:w="1456" w:type="dxa"/>
+            <w:tcW w:w="1455" w:type="dxa"/>
             <w:shd w:val="clear" w:color="auto" w:fill="F4F7FB"/>
             <w:vAlign w:val="top"/>
           </w:tcPr>
@@ -7309,7 +7443,7 @@
         </w:tc>
         <w:tc>
           <w:tcPr>
-            <w:tcW w:w="3267" w:type="dxa"/>
+            <w:tcW w:w="3305" w:type="dxa"/>
             <w:shd w:val="clear" w:color="auto" w:fill="F4F7FB"/>
             <w:vAlign w:val="top"/>
           </w:tcPr>
@@ -7325,7 +7459,7 @@
         </w:tc>
         <w:tc>
           <w:tcPr>
-            <w:tcW w:w="2294" w:type="dxa"/>
+            <w:tcW w:w="2257" w:type="dxa"/>
             <w:shd w:val="clear" w:color="auto" w:fill="F4F7FB"/>
             <w:vAlign w:val="top"/>
           </w:tcPr>
@@ -7346,7 +7480,7 @@
         </w:trPr>
         <w:tc>
           <w:tcPr>
-            <w:tcW w:w="1456" w:type="dxa"/>
+            <w:tcW w:w="1455" w:type="dxa"/>
             <w:vAlign w:val="top"/>
           </w:tcPr>
           <w:p>
@@ -7379,7 +7513,7 @@
         </w:tc>
         <w:tc>
           <w:tcPr>
-            <w:tcW w:w="3267" w:type="dxa"/>
+            <w:tcW w:w="3305" w:type="dxa"/>
             <w:vAlign w:val="top"/>
           </w:tcPr>
           <w:p>
@@ -7394,7 +7528,7 @@
         </w:tc>
         <w:tc>
           <w:tcPr>
-            <w:tcW w:w="2294" w:type="dxa"/>
+            <w:tcW w:w="2257" w:type="dxa"/>
             <w:vAlign w:val="top"/>
           </w:tcPr>
           <w:p>
@@ -7414,7 +7548,7 @@
         </w:trPr>
         <w:tc>
           <w:tcPr>
-            <w:tcW w:w="1456" w:type="dxa"/>
+            <w:tcW w:w="1455" w:type="dxa"/>
             <w:shd w:val="clear" w:color="auto" w:fill="F4F7FB"/>
             <w:vAlign w:val="top"/>
           </w:tcPr>
@@ -7449,7 +7583,7 @@
         </w:tc>
         <w:tc>
           <w:tcPr>
-            <w:tcW w:w="3267" w:type="dxa"/>
+            <w:tcW w:w="3305" w:type="dxa"/>
             <w:shd w:val="clear" w:color="auto" w:fill="F4F7FB"/>
             <w:vAlign w:val="top"/>
           </w:tcPr>
@@ -7465,7 +7599,7 @@
         </w:tc>
         <w:tc>
           <w:tcPr>
-            <w:tcW w:w="2294" w:type="dxa"/>
+            <w:tcW w:w="2257" w:type="dxa"/>
             <w:shd w:val="clear" w:color="auto" w:fill="F4F7FB"/>
             <w:vAlign w:val="top"/>
           </w:tcPr>
@@ -7486,7 +7620,7 @@
         </w:trPr>
         <w:tc>
           <w:tcPr>
-            <w:tcW w:w="1456" w:type="dxa"/>
+            <w:tcW w:w="1455" w:type="dxa"/>
             <w:vAlign w:val="top"/>
           </w:tcPr>
           <w:p>
@@ -7519,7 +7653,7 @@
         </w:tc>
         <w:tc>
           <w:tcPr>
-            <w:tcW w:w="3267" w:type="dxa"/>
+            <w:tcW w:w="3305" w:type="dxa"/>
             <w:vAlign w:val="top"/>
           </w:tcPr>
           <w:p>
@@ -7534,7 +7668,7 @@
         </w:tc>
         <w:tc>
           <w:tcPr>
-            <w:tcW w:w="2294" w:type="dxa"/>
+            <w:tcW w:w="2257" w:type="dxa"/>
             <w:vAlign w:val="top"/>
           </w:tcPr>
           <w:p>
@@ -7554,7 +7688,7 @@
         </w:trPr>
         <w:tc>
           <w:tcPr>
-            <w:tcW w:w="1456" w:type="dxa"/>
+            <w:tcW w:w="1455" w:type="dxa"/>
             <w:shd w:val="clear" w:color="auto" w:fill="F4F7FB"/>
             <w:vAlign w:val="top"/>
           </w:tcPr>
@@ -7589,7 +7723,7 @@
         </w:tc>
         <w:tc>
           <w:tcPr>
-            <w:tcW w:w="3267" w:type="dxa"/>
+            <w:tcW w:w="3305" w:type="dxa"/>
             <w:shd w:val="clear" w:color="auto" w:fill="F4F7FB"/>
             <w:vAlign w:val="top"/>
           </w:tcPr>
@@ -7605,7 +7739,7 @@
         </w:tc>
         <w:tc>
           <w:tcPr>
-            <w:tcW w:w="2294" w:type="dxa"/>
+            <w:tcW w:w="2257" w:type="dxa"/>
             <w:shd w:val="clear" w:color="auto" w:fill="F4F7FB"/>
             <w:vAlign w:val="top"/>
           </w:tcPr>
@@ -7626,7 +7760,7 @@
         </w:trPr>
         <w:tc>
           <w:tcPr>
-            <w:tcW w:w="1456" w:type="dxa"/>
+            <w:tcW w:w="1455" w:type="dxa"/>
             <w:vAlign w:val="top"/>
           </w:tcPr>
           <w:p>
@@ -7659,7 +7793,7 @@
         </w:tc>
         <w:tc>
           <w:tcPr>
-            <w:tcW w:w="3267" w:type="dxa"/>
+            <w:tcW w:w="3305" w:type="dxa"/>
             <w:vAlign w:val="top"/>
           </w:tcPr>
           <w:p>
@@ -7674,7 +7808,7 @@
         </w:tc>
         <w:tc>
           <w:tcPr>
-            <w:tcW w:w="2294" w:type="dxa"/>
+            <w:tcW w:w="2257" w:type="dxa"/>
             <w:vAlign w:val="top"/>
           </w:tcPr>
           <w:p>
@@ -7694,7 +7828,7 @@
         </w:trPr>
         <w:tc>
           <w:tcPr>
-            <w:tcW w:w="1456" w:type="dxa"/>
+            <w:tcW w:w="1455" w:type="dxa"/>
             <w:shd w:val="clear" w:color="auto" w:fill="F4F7FB"/>
             <w:vAlign w:val="top"/>
           </w:tcPr>
@@ -7729,7 +7863,7 @@
         </w:tc>
         <w:tc>
           <w:tcPr>
-            <w:tcW w:w="3267" w:type="dxa"/>
+            <w:tcW w:w="3305" w:type="dxa"/>
             <w:shd w:val="clear" w:color="auto" w:fill="F4F7FB"/>
             <w:vAlign w:val="top"/>
           </w:tcPr>
@@ -7745,7 +7879,7 @@
         </w:tc>
         <w:tc>
           <w:tcPr>
-            <w:tcW w:w="2294" w:type="dxa"/>
+            <w:tcW w:w="2257" w:type="dxa"/>
             <w:shd w:val="clear" w:color="auto" w:fill="F4F7FB"/>
             <w:vAlign w:val="top"/>
           </w:tcPr>
@@ -7766,7 +7900,7 @@
         </w:trPr>
         <w:tc>
           <w:tcPr>
-            <w:tcW w:w="1456" w:type="dxa"/>
+            <w:tcW w:w="1455" w:type="dxa"/>
             <w:vAlign w:val="top"/>
           </w:tcPr>
           <w:p>
@@ -7799,7 +7933,7 @@
         </w:tc>
         <w:tc>
           <w:tcPr>
-            <w:tcW w:w="3267" w:type="dxa"/>
+            <w:tcW w:w="3305" w:type="dxa"/>
             <w:vAlign w:val="top"/>
           </w:tcPr>
           <w:p>
@@ -7814,7 +7948,7 @@
         </w:tc>
         <w:tc>
           <w:tcPr>
-            <w:tcW w:w="2294" w:type="dxa"/>
+            <w:tcW w:w="2257" w:type="dxa"/>
             <w:vAlign w:val="top"/>
           </w:tcPr>
           <w:p>
@@ -7834,7 +7968,7 @@
         </w:trPr>
         <w:tc>
           <w:tcPr>
-            <w:tcW w:w="1456" w:type="dxa"/>
+            <w:tcW w:w="1455" w:type="dxa"/>
             <w:shd w:val="clear" w:color="auto" w:fill="F4F7FB"/>
             <w:vAlign w:val="top"/>
           </w:tcPr>
@@ -7869,7 +8003,7 @@
         </w:tc>
         <w:tc>
           <w:tcPr>
-            <w:tcW w:w="3267" w:type="dxa"/>
+            <w:tcW w:w="3305" w:type="dxa"/>
             <w:shd w:val="clear" w:color="auto" w:fill="F4F7FB"/>
             <w:vAlign w:val="top"/>
           </w:tcPr>
@@ -7885,7 +8019,7 @@
         </w:tc>
         <w:tc>
           <w:tcPr>
-            <w:tcW w:w="2294" w:type="dxa"/>
+            <w:tcW w:w="2257" w:type="dxa"/>
             <w:shd w:val="clear" w:color="auto" w:fill="F4F7FB"/>
             <w:vAlign w:val="top"/>
           </w:tcPr>
@@ -7906,7 +8040,7 @@
         </w:trPr>
         <w:tc>
           <w:tcPr>
-            <w:tcW w:w="1456" w:type="dxa"/>
+            <w:tcW w:w="1455" w:type="dxa"/>
             <w:vAlign w:val="top"/>
           </w:tcPr>
           <w:p>
@@ -7939,7 +8073,7 @@
         </w:tc>
         <w:tc>
           <w:tcPr>
-            <w:tcW w:w="3267" w:type="dxa"/>
+            <w:tcW w:w="3305" w:type="dxa"/>
             <w:vAlign w:val="top"/>
           </w:tcPr>
           <w:p>
@@ -7954,7 +8088,7 @@
         </w:tc>
         <w:tc>
           <w:tcPr>
-            <w:tcW w:w="2294" w:type="dxa"/>
+            <w:tcW w:w="2257" w:type="dxa"/>
             <w:vAlign w:val="top"/>
           </w:tcPr>
           <w:p>
@@ -7974,7 +8108,7 @@
         </w:trPr>
         <w:tc>
           <w:tcPr>
-            <w:tcW w:w="1456" w:type="dxa"/>
+            <w:tcW w:w="1455" w:type="dxa"/>
             <w:shd w:val="clear" w:color="auto" w:fill="F4F7FB"/>
             <w:vAlign w:val="top"/>
           </w:tcPr>
@@ -8009,7 +8143,7 @@
         </w:tc>
         <w:tc>
           <w:tcPr>
-            <w:tcW w:w="3267" w:type="dxa"/>
+            <w:tcW w:w="3305" w:type="dxa"/>
             <w:shd w:val="clear" w:color="auto" w:fill="F4F7FB"/>
             <w:vAlign w:val="top"/>
           </w:tcPr>
@@ -8025,7 +8159,7 @@
         </w:tc>
         <w:tc>
           <w:tcPr>
-            <w:tcW w:w="2294" w:type="dxa"/>
+            <w:tcW w:w="2257" w:type="dxa"/>
             <w:shd w:val="clear" w:color="auto" w:fill="F4F7FB"/>
             <w:vAlign w:val="top"/>
           </w:tcPr>
@@ -8046,7 +8180,7 @@
         </w:trPr>
         <w:tc>
           <w:tcPr>
-            <w:tcW w:w="1456" w:type="dxa"/>
+            <w:tcW w:w="1455" w:type="dxa"/>
             <w:vAlign w:val="top"/>
           </w:tcPr>
           <w:p>
@@ -8079,7 +8213,7 @@
         </w:tc>
         <w:tc>
           <w:tcPr>
-            <w:tcW w:w="3267" w:type="dxa"/>
+            <w:tcW w:w="3305" w:type="dxa"/>
             <w:vAlign w:val="top"/>
           </w:tcPr>
           <w:p>
@@ -8094,7 +8228,7 @@
         </w:tc>
         <w:tc>
           <w:tcPr>
-            <w:tcW w:w="2294" w:type="dxa"/>
+            <w:tcW w:w="2257" w:type="dxa"/>
             <w:vAlign w:val="top"/>
           </w:tcPr>
           <w:p>
@@ -8114,17 +8248,17 @@
         </w:trPr>
         <w:tc>
           <w:tcPr>
-            <w:tcW w:w="1456" w:type="dxa"/>
-            <w:shd w:val="clear" w:color="auto" w:fill="F4F7FB"/>
-            <w:vAlign w:val="top"/>
-          </w:tcPr>
-          <w:p>
-            <w:pPr>
-              <w:pStyle w:val="TableText"/>
-              <w:jc w:val="left"/>
-            </w:pPr>
-            <w:r>
-              <w:t xml:space="preserve">Users</w:t>
+            <w:tcW w:w="1455" w:type="dxa"/>
+            <w:shd w:val="clear" w:color="auto" w:fill="F4F7FB"/>
+            <w:vAlign w:val="top"/>
+          </w:tcPr>
+          <w:p>
+            <w:pPr>
+              <w:pStyle w:val="TableText"/>
+              <w:jc w:val="left"/>
+            </w:pPr>
+            <w:r>
+              <w:t xml:space="preserve">Data requests</w:t>
             </w:r>
           </w:p>
         </w:tc>
@@ -8143,39 +8277,39 @@
               <w:rPr>
                 <w:rStyle w:val="CodeChar"/>
               </w:rPr>
-              <w:t xml:space="preserve">#/users</w:t>
-            </w:r>
-          </w:p>
-        </w:tc>
-        <w:tc>
-          <w:tcPr>
-            <w:tcW w:w="3267" w:type="dxa"/>
-            <w:shd w:val="clear" w:color="auto" w:fill="F4F7FB"/>
-            <w:vAlign w:val="top"/>
-          </w:tcPr>
-          <w:p>
-            <w:pPr>
-              <w:pStyle w:val="TableText"/>
-              <w:jc w:val="left"/>
-            </w:pPr>
-            <w:r>
-              <w:t xml:space="preserve">Staff accounts with roles, region, two-step status; create, edit roles, unlock, reset, disable</w:t>
-            </w:r>
-          </w:p>
-        </w:tc>
-        <w:tc>
-          <w:tcPr>
-            <w:tcW w:w="2294" w:type="dxa"/>
-            <w:shd w:val="clear" w:color="auto" w:fill="F4F7FB"/>
-            <w:vAlign w:val="top"/>
-          </w:tcPr>
-          <w:p>
-            <w:pPr>
-              <w:pStyle w:val="TableText"/>
-              <w:jc w:val="left"/>
-            </w:pPr>
-            <w:r>
-              <w:t xml:space="preserve">Administrator</w:t>
+              <w:t xml:space="preserve">#/dsar</w:t>
+            </w:r>
+          </w:p>
+        </w:tc>
+        <w:tc>
+          <w:tcPr>
+            <w:tcW w:w="3305" w:type="dxa"/>
+            <w:shd w:val="clear" w:color="auto" w:fill="F4F7FB"/>
+            <w:vAlign w:val="top"/>
+          </w:tcPr>
+          <w:p>
+            <w:pPr>
+              <w:pStyle w:val="TableText"/>
+              <w:jc w:val="left"/>
+            </w:pPr>
+            <w:r>
+              <w:t xml:space="preserve">Register of requests to access or erase personal data, with response deadlines; log, verify identity, export, erase, refuse</w:t>
+            </w:r>
+          </w:p>
+        </w:tc>
+        <w:tc>
+          <w:tcPr>
+            <w:tcW w:w="2257" w:type="dxa"/>
+            <w:shd w:val="clear" w:color="auto" w:fill="F4F7FB"/>
+            <w:vAlign w:val="top"/>
+          </w:tcPr>
+          <w:p>
+            <w:pPr>
+              <w:pStyle w:val="TableText"/>
+              <w:jc w:val="left"/>
+            </w:pPr>
+            <w:r>
+              <w:t xml:space="preserve">Compliance officer</w:t>
             </w:r>
           </w:p>
         </w:tc>
@@ -8186,7 +8320,76 @@
         </w:trPr>
         <w:tc>
           <w:tcPr>
-            <w:tcW w:w="1456" w:type="dxa"/>
+            <w:tcW w:w="1455" w:type="dxa"/>
+            <w:vAlign w:val="top"/>
+          </w:tcPr>
+          <w:p>
+            <w:pPr>
+              <w:pStyle w:val="TableText"/>
+              <w:jc w:val="left"/>
+            </w:pPr>
+            <w:r>
+              <w:t xml:space="preserve">Users</w:t>
+            </w:r>
+          </w:p>
+        </w:tc>
+        <w:tc>
+          <w:tcPr>
+            <w:tcW w:w="2010" w:type="dxa"/>
+            <w:vAlign w:val="top"/>
+          </w:tcPr>
+          <w:p>
+            <w:pPr>
+              <w:pStyle w:val="TableText"/>
+              <w:jc w:val="left"/>
+            </w:pPr>
+            <w:r>
+              <w:rPr>
+                <w:rStyle w:val="CodeChar"/>
+              </w:rPr>
+              <w:t xml:space="preserve">#/users</w:t>
+            </w:r>
+          </w:p>
+        </w:tc>
+        <w:tc>
+          <w:tcPr>
+            <w:tcW w:w="3305" w:type="dxa"/>
+            <w:vAlign w:val="top"/>
+          </w:tcPr>
+          <w:p>
+            <w:pPr>
+              <w:pStyle w:val="TableText"/>
+              <w:jc w:val="left"/>
+            </w:pPr>
+            <w:r>
+              <w:t xml:space="preserve">Staff accounts with roles, region, two-step status; create, edit roles, unlock, reset, disable</w:t>
+            </w:r>
+          </w:p>
+        </w:tc>
+        <w:tc>
+          <w:tcPr>
+            <w:tcW w:w="2257" w:type="dxa"/>
+            <w:vAlign w:val="top"/>
+          </w:tcPr>
+          <w:p>
+            <w:pPr>
+              <w:pStyle w:val="TableText"/>
+              <w:jc w:val="left"/>
+            </w:pPr>
+            <w:r>
+              <w:t xml:space="preserve">Administrator</w:t>
+            </w:r>
+          </w:p>
+        </w:tc>
+      </w:tr>
+      <w:tr>
+        <w:trPr>
+          <w:cantSplit/>
+        </w:trPr>
+        <w:tc>
+          <w:tcPr>
+            <w:tcW w:w="1455" w:type="dxa"/>
+            <w:shd w:val="clear" w:color="auto" w:fill="F4F7FB"/>
             <w:vAlign w:val="top"/>
           </w:tcPr>
           <w:p>
@@ -8202,6 +8405,7 @@
         <w:tc>
           <w:tcPr>
             <w:tcW w:w="2010" w:type="dxa"/>
+            <w:shd w:val="clear" w:color="auto" w:fill="F4F7FB"/>
             <w:vAlign w:val="top"/>
           </w:tcPr>
           <w:p>
@@ -8219,7 +8423,8 @@
         </w:tc>
         <w:tc>
           <w:tcPr>
-            <w:tcW w:w="3267" w:type="dxa"/>
+            <w:tcW w:w="3305" w:type="dxa"/>
+            <w:shd w:val="clear" w:color="auto" w:fill="F4F7FB"/>
             <w:vAlign w:val="top"/>
           </w:tcPr>
           <w:p>
@@ -8234,7 +8439,8 @@
         </w:tc>
         <w:tc>
           <w:tcPr>
-            <w:tcW w:w="2294" w:type="dxa"/>
+            <w:tcW w:w="2257" w:type="dxa"/>
+            <w:shd w:val="clear" w:color="auto" w:fill="F4F7FB"/>
             <w:vAlign w:val="top"/>
           </w:tcPr>
           <w:p>
@@ -8290,9 +8496,9 @@
         <w:tblLook w:val="04A0" w:firstRow="1" w:lastRow="0" w:firstColumn="0" w:lastColumn="0" w:noHBand="0" w:noVBand="1"/>
       </w:tblPr>
       <w:tblGrid>
-        <w:gridCol w:w="1756"/>
-        <w:gridCol w:w="2149"/>
-        <w:gridCol w:w="5122"/>
+        <w:gridCol w:w="1652"/>
+        <w:gridCol w:w="1975"/>
+        <w:gridCol w:w="5400"/>
       </w:tblGrid>
       <w:tr>
         <w:trPr>
@@ -8301,7 +8507,7 @@
         </w:trPr>
         <w:tc>
           <w:tcPr>
-            <w:tcW w:w="1756" w:type="dxa"/>
+            <w:tcW w:w="1652" w:type="dxa"/>
             <w:shd w:val="clear" w:color="auto" w:fill="0F4761"/>
             <w:vAlign w:val="center"/>
           </w:tcPr>
@@ -8320,7 +8526,7 @@
         </w:tc>
         <w:tc>
           <w:tcPr>
-            <w:tcW w:w="2149" w:type="dxa"/>
+            <w:tcW w:w="1975" w:type="dxa"/>
             <w:shd w:val="clear" w:color="auto" w:fill="0F4761"/>
             <w:vAlign w:val="center"/>
           </w:tcPr>
@@ -8339,7 +8545,7 @@
         </w:tc>
         <w:tc>
           <w:tcPr>
-            <w:tcW w:w="5122" w:type="dxa"/>
+            <w:tcW w:w="5400" w:type="dxa"/>
             <w:shd w:val="clear" w:color="auto" w:fill="0F4761"/>
             <w:vAlign w:val="center"/>
           </w:tcPr>
@@ -8363,7 +8569,7 @@
         </w:trPr>
         <w:tc>
           <w:tcPr>
-            <w:tcW w:w="1756" w:type="dxa"/>
+            <w:tcW w:w="1652" w:type="dxa"/>
             <w:vAlign w:val="top"/>
           </w:tcPr>
           <w:p>
@@ -8378,7 +8584,7 @@
         </w:tc>
         <w:tc>
           <w:tcPr>
-            <w:tcW w:w="2149" w:type="dxa"/>
+            <w:tcW w:w="1975" w:type="dxa"/>
             <w:vAlign w:val="top"/>
           </w:tcPr>
           <w:p>
@@ -8393,7 +8599,7 @@
         </w:tc>
         <w:tc>
           <w:tcPr>
-            <w:tcW w:w="5122" w:type="dxa"/>
+            <w:tcW w:w="5400" w:type="dxa"/>
             <w:vAlign w:val="top"/>
           </w:tcPr>
           <w:p>
@@ -8413,7 +8619,7 @@
         </w:trPr>
         <w:tc>
           <w:tcPr>
-            <w:tcW w:w="1756" w:type="dxa"/>
+            <w:tcW w:w="1652" w:type="dxa"/>
             <w:shd w:val="clear" w:color="auto" w:fill="F4F7FB"/>
             <w:vAlign w:val="top"/>
           </w:tcPr>
@@ -8429,7 +8635,7 @@
         </w:tc>
         <w:tc>
           <w:tcPr>
-            <w:tcW w:w="2149" w:type="dxa"/>
+            <w:tcW w:w="1975" w:type="dxa"/>
             <w:shd w:val="clear" w:color="auto" w:fill="F4F7FB"/>
             <w:vAlign w:val="top"/>
           </w:tcPr>
@@ -8445,7 +8651,7 @@
         </w:tc>
         <w:tc>
           <w:tcPr>
-            <w:tcW w:w="5122" w:type="dxa"/>
+            <w:tcW w:w="5400" w:type="dxa"/>
             <w:shd w:val="clear" w:color="auto" w:fill="F4F7FB"/>
             <w:vAlign w:val="top"/>
           </w:tcPr>
@@ -8466,7 +8672,7 @@
         </w:trPr>
         <w:tc>
           <w:tcPr>
-            <w:tcW w:w="1756" w:type="dxa"/>
+            <w:tcW w:w="1652" w:type="dxa"/>
             <w:vAlign w:val="top"/>
           </w:tcPr>
           <w:p>
@@ -8481,7 +8687,7 @@
         </w:tc>
         <w:tc>
           <w:tcPr>
-            <w:tcW w:w="2149" w:type="dxa"/>
+            <w:tcW w:w="1975" w:type="dxa"/>
             <w:vAlign w:val="top"/>
           </w:tcPr>
           <w:p>
@@ -8496,7 +8702,7 @@
         </w:tc>
         <w:tc>
           <w:tcPr>
-            <w:tcW w:w="5122" w:type="dxa"/>
+            <w:tcW w:w="5400" w:type="dxa"/>
             <w:vAlign w:val="top"/>
           </w:tcPr>
           <w:p>
@@ -8516,7 +8722,7 @@
         </w:trPr>
         <w:tc>
           <w:tcPr>
-            <w:tcW w:w="1756" w:type="dxa"/>
+            <w:tcW w:w="1652" w:type="dxa"/>
             <w:shd w:val="clear" w:color="auto" w:fill="F4F7FB"/>
             <w:vAlign w:val="top"/>
           </w:tcPr>
@@ -8532,7 +8738,7 @@
         </w:tc>
         <w:tc>
           <w:tcPr>
-            <w:tcW w:w="2149" w:type="dxa"/>
+            <w:tcW w:w="1975" w:type="dxa"/>
             <w:shd w:val="clear" w:color="auto" w:fill="F4F7FB"/>
             <w:vAlign w:val="top"/>
           </w:tcPr>
@@ -8548,7 +8754,7 @@
         </w:tc>
         <w:tc>
           <w:tcPr>
-            <w:tcW w:w="5122" w:type="dxa"/>
+            <w:tcW w:w="5400" w:type="dxa"/>
             <w:shd w:val="clear" w:color="auto" w:fill="F4F7FB"/>
             <w:vAlign w:val="top"/>
           </w:tcPr>
@@ -8569,7 +8775,7 @@
         </w:trPr>
         <w:tc>
           <w:tcPr>
-            <w:tcW w:w="1756" w:type="dxa"/>
+            <w:tcW w:w="1652" w:type="dxa"/>
             <w:vAlign w:val="top"/>
           </w:tcPr>
           <w:p>
@@ -8584,7 +8790,7 @@
         </w:tc>
         <w:tc>
           <w:tcPr>
-            <w:tcW w:w="2149" w:type="dxa"/>
+            <w:tcW w:w="1975" w:type="dxa"/>
             <w:vAlign w:val="top"/>
           </w:tcPr>
           <w:p>
@@ -8599,7 +8805,7 @@
         </w:tc>
         <w:tc>
           <w:tcPr>
-            <w:tcW w:w="5122" w:type="dxa"/>
+            <w:tcW w:w="5400" w:type="dxa"/>
             <w:vAlign w:val="top"/>
           </w:tcPr>
           <w:p>
@@ -8619,23 +8825,23 @@
         </w:trPr>
         <w:tc>
           <w:tcPr>
-            <w:tcW w:w="1756" w:type="dxa"/>
-            <w:shd w:val="clear" w:color="auto" w:fill="F4F7FB"/>
-            <w:vAlign w:val="top"/>
-          </w:tcPr>
-          <w:p>
-            <w:pPr>
-              <w:pStyle w:val="TableText"/>
-              <w:jc w:val="left"/>
-            </w:pPr>
-            <w:r>
-              <w:t xml:space="preserve">User, partner</w:t>
-            </w:r>
-          </w:p>
-        </w:tc>
-        <w:tc>
-          <w:tcPr>
-            <w:tcW w:w="2149" w:type="dxa"/>
+            <w:tcW w:w="1652" w:type="dxa"/>
+            <w:shd w:val="clear" w:color="auto" w:fill="F4F7FB"/>
+            <w:vAlign w:val="top"/>
+          </w:tcPr>
+          <w:p>
+            <w:pPr>
+              <w:pStyle w:val="TableText"/>
+              <w:jc w:val="left"/>
+            </w:pPr>
+            <w:r>
+              <w:t xml:space="preserve">Data request</w:t>
+            </w:r>
+          </w:p>
+        </w:tc>
+        <w:tc>
+          <w:tcPr>
+            <w:tcW w:w="1975" w:type="dxa"/>
             <w:shd w:val="clear" w:color="auto" w:fill="F4F7FB"/>
             <w:vAlign w:val="top"/>
           </w:tcPr>
@@ -8651,17 +8857,17 @@
         </w:tc>
         <w:tc>
           <w:tcPr>
-            <w:tcW w:w="5122" w:type="dxa"/>
-            <w:shd w:val="clear" w:color="auto" w:fill="F4F7FB"/>
-            <w:vAlign w:val="top"/>
-          </w:tcPr>
-          <w:p>
-            <w:pPr>
-              <w:pStyle w:val="TableText"/>
-              <w:jc w:val="left"/>
-            </w:pPr>
-            <w:r>
-              <w:t xml:space="preserve">Profile, roles or contract, keys, actions</w:t>
+            <w:tcW w:w="5400" w:type="dxa"/>
+            <w:shd w:val="clear" w:color="auto" w:fill="F4F7FB"/>
+            <w:vAlign w:val="top"/>
+          </w:tcPr>
+          <w:p>
+            <w:pPr>
+              <w:pStyle w:val="TableText"/>
+              <w:jc w:val="left"/>
+            </w:pPr>
+            <w:r>
+              <w:t xml:space="preserve">Progress steps with who and when; request details; outcome; counts of the data TASCO holds; export, erase or refuse</w:t>
             </w:r>
           </w:p>
         </w:tc>
@@ -8672,46 +8878,46 @@
         </w:trPr>
         <w:tc>
           <w:tcPr>
-            <w:tcW w:w="1756" w:type="dxa"/>
-            <w:vAlign w:val="top"/>
-          </w:tcPr>
-          <w:p>
-            <w:pPr>
-              <w:pStyle w:val="TableText"/>
-              <w:jc w:val="left"/>
-            </w:pPr>
-            <w:r>
-              <w:t xml:space="preserve">Customer</w:t>
-            </w:r>
-          </w:p>
-        </w:tc>
-        <w:tc>
-          <w:tcPr>
-            <w:tcW w:w="2149" w:type="dxa"/>
-            <w:vAlign w:val="top"/>
-          </w:tcPr>
-          <w:p>
-            <w:pPr>
-              <w:pStyle w:val="TableText"/>
-              <w:jc w:val="left"/>
-            </w:pPr>
-            <w:r>
-              <w:t xml:space="preserve">Full page (Customer 360)</w:t>
-            </w:r>
-          </w:p>
-        </w:tc>
-        <w:tc>
-          <w:tcPr>
-            <w:tcW w:w="5122" w:type="dxa"/>
-            <w:vAlign w:val="top"/>
-          </w:tcPr>
-          <w:p>
-            <w:pPr>
-              <w:pStyle w:val="TableText"/>
-              <w:jc w:val="left"/>
-            </w:pPr>
-            <w:r>
-              <w:t xml:space="preserve">Header card and six tabs</w:t>
+            <w:tcW w:w="1652" w:type="dxa"/>
+            <w:vAlign w:val="top"/>
+          </w:tcPr>
+          <w:p>
+            <w:pPr>
+              <w:pStyle w:val="TableText"/>
+              <w:jc w:val="left"/>
+            </w:pPr>
+            <w:r>
+              <w:t xml:space="preserve">User, partner</w:t>
+            </w:r>
+          </w:p>
+        </w:tc>
+        <w:tc>
+          <w:tcPr>
+            <w:tcW w:w="1975" w:type="dxa"/>
+            <w:vAlign w:val="top"/>
+          </w:tcPr>
+          <w:p>
+            <w:pPr>
+              <w:pStyle w:val="TableText"/>
+              <w:jc w:val="left"/>
+            </w:pPr>
+            <w:r>
+              <w:t xml:space="preserve">Right drawer</w:t>
+            </w:r>
+          </w:p>
+        </w:tc>
+        <w:tc>
+          <w:tcPr>
+            <w:tcW w:w="5400" w:type="dxa"/>
+            <w:vAlign w:val="top"/>
+          </w:tcPr>
+          <w:p>
+            <w:pPr>
+              <w:pStyle w:val="TableText"/>
+              <w:jc w:val="left"/>
+            </w:pPr>
+            <w:r>
+              <w:t xml:space="preserve">Profile, roles or contract, keys, actions</w:t>
             </w:r>
           </w:p>
         </w:tc>
@@ -8722,8 +8928,60 @@
         </w:trPr>
         <w:tc>
           <w:tcPr>
-            <w:tcW w:w="1756" w:type="dxa"/>
-            <w:shd w:val="clear" w:color="auto" w:fill="F4F7FB"/>
+            <w:tcW w:w="1652" w:type="dxa"/>
+            <w:shd w:val="clear" w:color="auto" w:fill="F4F7FB"/>
+            <w:vAlign w:val="top"/>
+          </w:tcPr>
+          <w:p>
+            <w:pPr>
+              <w:pStyle w:val="TableText"/>
+              <w:jc w:val="left"/>
+            </w:pPr>
+            <w:r>
+              <w:t xml:space="preserve">Customer</w:t>
+            </w:r>
+          </w:p>
+        </w:tc>
+        <w:tc>
+          <w:tcPr>
+            <w:tcW w:w="1975" w:type="dxa"/>
+            <w:shd w:val="clear" w:color="auto" w:fill="F4F7FB"/>
+            <w:vAlign w:val="top"/>
+          </w:tcPr>
+          <w:p>
+            <w:pPr>
+              <w:pStyle w:val="TableText"/>
+              <w:jc w:val="left"/>
+            </w:pPr>
+            <w:r>
+              <w:t xml:space="preserve">Full page (Customer 360)</w:t>
+            </w:r>
+          </w:p>
+        </w:tc>
+        <w:tc>
+          <w:tcPr>
+            <w:tcW w:w="5400" w:type="dxa"/>
+            <w:shd w:val="clear" w:color="auto" w:fill="F4F7FB"/>
+            <w:vAlign w:val="top"/>
+          </w:tcPr>
+          <w:p>
+            <w:pPr>
+              <w:pStyle w:val="TableText"/>
+              <w:jc w:val="left"/>
+            </w:pPr>
+            <w:r>
+              <w:t xml:space="preserve">Header card and six tabs</w:t>
+            </w:r>
+          </w:p>
+        </w:tc>
+      </w:tr>
+      <w:tr>
+        <w:trPr>
+          <w:cantSplit/>
+        </w:trPr>
+        <w:tc>
+          <w:tcPr>
+            <w:tcW w:w="1652" w:type="dxa"/>
             <w:vAlign w:val="top"/>
           </w:tcPr>
           <w:p>
@@ -8738,8 +8996,7 @@
         </w:tc>
         <w:tc>
           <w:tcPr>
-            <w:tcW w:w="2149" w:type="dxa"/>
-            <w:shd w:val="clear" w:color="auto" w:fill="F4F7FB"/>
+            <w:tcW w:w="1975" w:type="dxa"/>
             <w:vAlign w:val="top"/>
           </w:tcPr>
           <w:p>
@@ -8754,8 +9011,7 @@
         </w:tc>
         <w:tc>
           <w:tcPr>
-            <w:tcW w:w="5122" w:type="dxa"/>
-            <w:shd w:val="clear" w:color="auto" w:fill="F4F7FB"/>
+            <w:tcW w:w="5400" w:type="dxa"/>
             <w:vAlign w:val="top"/>
           </w:tcPr>
           <w:p>
@@ -8819,7 +9075,7 @@
         <w:pStyle w:val="FirstParagraph"/>
       </w:pPr>
       <w:r>
-        <w:t xml:space="preserve">The customer app has four tabs for looking things up and three full-screen flows for getting things done. Tab pages carry the bottom tab bar and the support button (in the app bar on Home, floating on the other tabs); flows replace the tab bar with a back arrow and a fixed action bar.</w:t>
+        <w:t xml:space="preserve">The customer app has four tabs for looking things up and four full-screen flows for getting things done. Tab pages carry the bottom tab bar and the support button (in the app bar on Home, floating on the other tabs); flows replace the tab bar with a back arrow and a fixed action bar.</w:t>
       </w:r>
     </w:p>
     <w:tbl>
@@ -8845,9 +9101,9 @@
         <w:tblLook w:val="04A0" w:firstRow="1" w:lastRow="0" w:firstColumn="0" w:lastColumn="0" w:noHBand="0" w:noVBand="1"/>
       </w:tblPr>
       <w:tblGrid>
-        <w:gridCol w:w="1320"/>
-        <w:gridCol w:w="1560"/>
-        <w:gridCol w:w="6147"/>
+        <w:gridCol w:w="1321"/>
+        <w:gridCol w:w="1561"/>
+        <w:gridCol w:w="6145"/>
       </w:tblGrid>
       <w:tr>
         <w:trPr>
@@ -8856,7 +9112,7 @@
         </w:trPr>
         <w:tc>
           <w:tcPr>
-            <w:tcW w:w="1320" w:type="dxa"/>
+            <w:tcW w:w="1321" w:type="dxa"/>
             <w:shd w:val="clear" w:color="auto" w:fill="0F4761"/>
             <w:vAlign w:val="center"/>
           </w:tcPr>
@@ -8875,7 +9131,7 @@
         </w:tc>
         <w:tc>
           <w:tcPr>
-            <w:tcW w:w="1560" w:type="dxa"/>
+            <w:tcW w:w="1561" w:type="dxa"/>
             <w:shd w:val="clear" w:color="auto" w:fill="0F4761"/>
             <w:vAlign w:val="center"/>
           </w:tcPr>
@@ -8894,7 +9150,7 @@
         </w:tc>
         <w:tc>
           <w:tcPr>
-            <w:tcW w:w="6147" w:type="dxa"/>
+            <w:tcW w:w="6145" w:type="dxa"/>
             <w:shd w:val="clear" w:color="auto" w:fill="0F4761"/>
             <w:vAlign w:val="center"/>
           </w:tcPr>
@@ -8918,7 +9174,7 @@
         </w:trPr>
         <w:tc>
           <w:tcPr>
-            <w:tcW w:w="1320" w:type="dxa"/>
+            <w:tcW w:w="1321" w:type="dxa"/>
             <w:vAlign w:val="top"/>
           </w:tcPr>
           <w:p>
@@ -8933,7 +9189,7 @@
         </w:tc>
         <w:tc>
           <w:tcPr>
-            <w:tcW w:w="1560" w:type="dxa"/>
+            <w:tcW w:w="1561" w:type="dxa"/>
             <w:vAlign w:val="top"/>
           </w:tcPr>
           <w:p>
@@ -8948,16 +9204,16 @@
         </w:tc>
         <w:tc>
           <w:tcPr>
-            <w:tcW w:w="6147" w:type="dxa"/>
-            <w:vAlign w:val="top"/>
-          </w:tcPr>
-          <w:p>
-            <w:pPr>
-              <w:pStyle w:val="TableText"/>
-              <w:jc w:val="left"/>
-            </w:pPr>
-            <w:r>
-              <w:t xml:space="preserve">Greeting; vehicle card with cover status and day ring; a quote waiting for payment; expiry confirmation prompt; quick actions (Cứu hộ 24/7, Báo tai nạn, Giấy chứng nhận, Mua bảo hiểm); benefits; safety messages</w:t>
+            <w:tcW w:w="6145" w:type="dxa"/>
+            <w:vAlign w:val="top"/>
+          </w:tcPr>
+          <w:p>
+            <w:pPr>
+              <w:pStyle w:val="TableText"/>
+              <w:jc w:val="left"/>
+            </w:pPr>
+            <w:r>
+              <w:t xml:space="preserve">Greeting; vehicle card with cover status and day ring; a quote waiting for payment; expiry confirmation prompt; quick actions (Cứu hộ, Báo tai nạn, Giấy chứng nhận, Mua bảo hiểm); benefits; safety messages</w:t>
             </w:r>
           </w:p>
         </w:tc>
@@ -8968,7 +9224,7 @@
         </w:trPr>
         <w:tc>
           <w:tcPr>
-            <w:tcW w:w="1320" w:type="dxa"/>
+            <w:tcW w:w="1321" w:type="dxa"/>
             <w:shd w:val="clear" w:color="auto" w:fill="F4F7FB"/>
             <w:vAlign w:val="top"/>
           </w:tcPr>
@@ -8984,7 +9240,7 @@
         </w:tc>
         <w:tc>
           <w:tcPr>
-            <w:tcW w:w="1560" w:type="dxa"/>
+            <w:tcW w:w="1561" w:type="dxa"/>
             <w:shd w:val="clear" w:color="auto" w:fill="F4F7FB"/>
             <w:vAlign w:val="top"/>
           </w:tcPr>
@@ -9000,7 +9256,7 @@
         </w:tc>
         <w:tc>
           <w:tcPr>
-            <w:tcW w:w="6147" w:type="dxa"/>
+            <w:tcW w:w="6145" w:type="dxa"/>
             <w:shd w:val="clear" w:color="auto" w:fill="F4F7FB"/>
             <w:vAlign w:val="top"/>
           </w:tcPr>
@@ -9021,7 +9277,7 @@
         </w:trPr>
         <w:tc>
           <w:tcPr>
-            <w:tcW w:w="1320" w:type="dxa"/>
+            <w:tcW w:w="1321" w:type="dxa"/>
             <w:vAlign w:val="top"/>
           </w:tcPr>
           <w:p>
@@ -9036,7 +9292,7 @@
         </w:tc>
         <w:tc>
           <w:tcPr>
-            <w:tcW w:w="1560" w:type="dxa"/>
+            <w:tcW w:w="1561" w:type="dxa"/>
             <w:vAlign w:val="top"/>
           </w:tcPr>
           <w:p>
@@ -9051,7 +9307,7 @@
         </w:tc>
         <w:tc>
           <w:tcPr>
-            <w:tcW w:w="6147" w:type="dxa"/>
+            <w:tcW w:w="6145" w:type="dxa"/>
             <w:vAlign w:val="top"/>
           </w:tcPr>
           <w:p>
@@ -9086,7 +9342,7 @@
         </w:trPr>
         <w:tc>
           <w:tcPr>
-            <w:tcW w:w="1320" w:type="dxa"/>
+            <w:tcW w:w="1321" w:type="dxa"/>
             <w:shd w:val="clear" w:color="auto" w:fill="F4F7FB"/>
             <w:vAlign w:val="top"/>
           </w:tcPr>
@@ -9102,7 +9358,7 @@
         </w:tc>
         <w:tc>
           <w:tcPr>
-            <w:tcW w:w="1560" w:type="dxa"/>
+            <w:tcW w:w="1561" w:type="dxa"/>
             <w:shd w:val="clear" w:color="auto" w:fill="F4F7FB"/>
             <w:vAlign w:val="top"/>
           </w:tcPr>
@@ -9118,7 +9374,7 @@
         </w:tc>
         <w:tc>
           <w:tcPr>
-            <w:tcW w:w="6147" w:type="dxa"/>
+            <w:tcW w:w="6145" w:type="dxa"/>
             <w:shd w:val="clear" w:color="auto" w:fill="F4F7FB"/>
             <w:vAlign w:val="top"/>
           </w:tcPr>
@@ -9162,9 +9418,9 @@
         <w:tblLook w:val="04A0" w:firstRow="1" w:lastRow="0" w:firstColumn="0" w:lastColumn="0" w:noHBand="0" w:noVBand="1"/>
       </w:tblPr>
       <w:tblGrid>
-        <w:gridCol w:w="2428"/>
-        <w:gridCol w:w="2841"/>
-        <w:gridCol w:w="3758"/>
+        <w:gridCol w:w="2112"/>
+        <w:gridCol w:w="3377"/>
+        <w:gridCol w:w="3538"/>
       </w:tblGrid>
       <w:tr>
         <w:trPr>
@@ -9173,7 +9429,7 @@
         </w:trPr>
         <w:tc>
           <w:tcPr>
-            <w:tcW w:w="2428" w:type="dxa"/>
+            <w:tcW w:w="2112" w:type="dxa"/>
             <w:shd w:val="clear" w:color="auto" w:fill="0F4761"/>
             <w:vAlign w:val="center"/>
           </w:tcPr>
@@ -9192,7 +9448,7 @@
         </w:tc>
         <w:tc>
           <w:tcPr>
-            <w:tcW w:w="2841" w:type="dxa"/>
+            <w:tcW w:w="3377" w:type="dxa"/>
             <w:shd w:val="clear" w:color="auto" w:fill="0F4761"/>
             <w:vAlign w:val="center"/>
           </w:tcPr>
@@ -9211,7 +9467,7 @@
         </w:tc>
         <w:tc>
           <w:tcPr>
-            <w:tcW w:w="3758" w:type="dxa"/>
+            <w:tcW w:w="3538" w:type="dxa"/>
             <w:shd w:val="clear" w:color="auto" w:fill="0F4761"/>
             <w:vAlign w:val="center"/>
           </w:tcPr>
@@ -9235,46 +9491,58 @@
         </w:trPr>
         <w:tc>
           <w:tcPr>
-            <w:tcW w:w="2428" w:type="dxa"/>
-            <w:vAlign w:val="top"/>
-          </w:tcPr>
-          <w:p>
-            <w:pPr>
-              <w:pStyle w:val="TableText"/>
-              <w:jc w:val="left"/>
-            </w:pPr>
-            <w:r>
-              <w:t xml:space="preserve">Buy or renew (Mua bảo hiểm)</w:t>
-            </w:r>
-          </w:p>
-        </w:tc>
-        <w:tc>
-          <w:tcPr>
-            <w:tcW w:w="2841" w:type="dxa"/>
-            <w:vAlign w:val="top"/>
-          </w:tcPr>
-          <w:p>
-            <w:pPr>
-              <w:pStyle w:val="TableText"/>
-              <w:jc w:val="left"/>
-            </w:pPr>
-            <w:r>
-              <w:t xml:space="preserve">Home vehicle card, quick action, quote card, renewal link</w:t>
-            </w:r>
-          </w:p>
-        </w:tc>
-        <w:tc>
-          <w:tcPr>
-            <w:tcW w:w="3758" w:type="dxa"/>
-            <w:vAlign w:val="top"/>
-          </w:tcPr>
-          <w:p>
-            <w:pPr>
-              <w:pStyle w:val="TableText"/>
-              <w:jc w:val="left"/>
-            </w:pPr>
-            <w:r>
-              <w:t xml:space="preserve">Chọn gói, Xác nhận, Thanh toán, then the result</w:t>
+            <w:tcW w:w="2112" w:type="dxa"/>
+            <w:vAlign w:val="top"/>
+          </w:tcPr>
+          <w:p>
+            <w:pPr>
+              <w:pStyle w:val="TableText"/>
+              <w:jc w:val="left"/>
+            </w:pPr>
+            <w:r>
+              <w:t xml:space="preserve">Quick renewal (Gia hạn nhanh)</w:t>
+            </w:r>
+          </w:p>
+        </w:tc>
+        <w:tc>
+          <w:tcPr>
+            <w:tcW w:w="3377" w:type="dxa"/>
+            <w:vAlign w:val="top"/>
+          </w:tcPr>
+          <w:p>
+            <w:pPr>
+              <w:pStyle w:val="TableText"/>
+              <w:jc w:val="left"/>
+            </w:pPr>
+            <w:r>
+              <w:t xml:space="preserve">“</w:t>
+            </w:r>
+            <w:r>
+              <w:t xml:space="preserve">Gia hạn nhanh</w:t>
+            </w:r>
+            <w:r>
+              <w:t xml:space="preserve">”</w:t>
+            </w:r>
+            <w:r>
+              <w:t xml:space="preserve"> </w:t>
+            </w:r>
+            <w:r>
+              <w:t xml:space="preserve">on the Home vehicle card, when the case allows it</w:t>
+            </w:r>
+          </w:p>
+        </w:tc>
+        <w:tc>
+          <w:tcPr>
+            <w:tcW w:w="3538" w:type="dxa"/>
+            <w:vAlign w:val="top"/>
+          </w:tcPr>
+          <w:p>
+            <w:pPr>
+              <w:pStyle w:val="TableText"/>
+              <w:jc w:val="left"/>
+            </w:pPr>
+            <w:r>
+              <w:t xml:space="preserve">One review-and-pay screen, then the result</w:t>
             </w:r>
           </w:p>
         </w:tc>
@@ -9285,49 +9553,76 @@
         </w:trPr>
         <w:tc>
           <w:tcPr>
-            <w:tcW w:w="2428" w:type="dxa"/>
-            <w:shd w:val="clear" w:color="auto" w:fill="F4F7FB"/>
-            <w:vAlign w:val="top"/>
-          </w:tcPr>
-          <w:p>
-            <w:pPr>
-              <w:pStyle w:val="TableText"/>
-              <w:jc w:val="left"/>
-            </w:pPr>
-            <w:r>
-              <w:t xml:space="preserve">Confirm expiry (Ngày hết hạn bảo hiểm)</w:t>
-            </w:r>
-          </w:p>
-        </w:tc>
-        <w:tc>
-          <w:tcPr>
-            <w:tcW w:w="2841" w:type="dxa"/>
-            <w:shd w:val="clear" w:color="auto" w:fill="F4F7FB"/>
-            <w:vAlign w:val="top"/>
-          </w:tcPr>
-          <w:p>
-            <w:pPr>
-              <w:pStyle w:val="TableText"/>
-              <w:jc w:val="left"/>
-            </w:pPr>
-            <w:r>
-              <w:t xml:space="preserve">Home prompt or vehicle card</w:t>
-            </w:r>
-          </w:p>
-        </w:tc>
-        <w:tc>
-          <w:tcPr>
-            <w:tcW w:w="3758" w:type="dxa"/>
-            <w:shd w:val="clear" w:color="auto" w:fill="F4F7FB"/>
-            <w:vAlign w:val="top"/>
-          </w:tcPr>
-          <w:p>
-            <w:pPr>
-              <w:pStyle w:val="TableText"/>
-              <w:jc w:val="left"/>
-            </w:pPr>
-            <w:r>
-              <w:t xml:space="preserve">One form: expiry date and current insurer</w:t>
+            <w:tcW w:w="2112" w:type="dxa"/>
+            <w:shd w:val="clear" w:color="auto" w:fill="F4F7FB"/>
+            <w:vAlign w:val="top"/>
+          </w:tcPr>
+          <w:p>
+            <w:pPr>
+              <w:pStyle w:val="TableText"/>
+              <w:jc w:val="left"/>
+            </w:pPr>
+            <w:r>
+              <w:t xml:space="preserve">Buy or renew (Mua bảo hiểm)</w:t>
+            </w:r>
+          </w:p>
+        </w:tc>
+        <w:tc>
+          <w:tcPr>
+            <w:tcW w:w="3377" w:type="dxa"/>
+            <w:shd w:val="clear" w:color="auto" w:fill="F4F7FB"/>
+            <w:vAlign w:val="top"/>
+          </w:tcPr>
+          <w:p>
+            <w:pPr>
+              <w:pStyle w:val="TableText"/>
+              <w:jc w:val="left"/>
+            </w:pPr>
+            <w:r>
+              <w:t xml:space="preserve">Home vehicle card (</w:t>
+            </w:r>
+            <w:r>
+              <w:t xml:space="preserve">“</w:t>
+            </w:r>
+            <w:r>
+              <w:t xml:space="preserve">Gia hạn ngay</w:t>
+            </w:r>
+            <w:r>
+              <w:t xml:space="preserve">”</w:t>
+            </w:r>
+            <w:r>
+              <w:t xml:space="preserve">,</w:t>
+            </w:r>
+            <w:r>
+              <w:t xml:space="preserve"> </w:t>
+            </w:r>
+            <w:r>
+              <w:t xml:space="preserve">“</w:t>
+            </w:r>
+            <w:r>
+              <w:t xml:space="preserve">Tùy chỉnh gói bảo hiểm</w:t>
+            </w:r>
+            <w:r>
+              <w:t xml:space="preserve">”</w:t>
+            </w:r>
+            <w:r>
+              <w:t xml:space="preserve">), quick action, quote card, renewal link</w:t>
+            </w:r>
+          </w:p>
+        </w:tc>
+        <w:tc>
+          <w:tcPr>
+            <w:tcW w:w="3538" w:type="dxa"/>
+            <w:shd w:val="clear" w:color="auto" w:fill="F4F7FB"/>
+            <w:vAlign w:val="top"/>
+          </w:tcPr>
+          <w:p>
+            <w:pPr>
+              <w:pStyle w:val="TableText"/>
+              <w:jc w:val="left"/>
+            </w:pPr>
+            <w:r>
+              <w:t xml:space="preserve">Chọn gói, Xác nhận, Thanh toán, then the result</w:t>
             </w:r>
           </w:p>
         </w:tc>
@@ -9338,7 +9633,58 @@
         </w:trPr>
         <w:tc>
           <w:tcPr>
-            <w:tcW w:w="2428" w:type="dxa"/>
+            <w:tcW w:w="2112" w:type="dxa"/>
+            <w:vAlign w:val="top"/>
+          </w:tcPr>
+          <w:p>
+            <w:pPr>
+              <w:pStyle w:val="TableText"/>
+              <w:jc w:val="left"/>
+            </w:pPr>
+            <w:r>
+              <w:t xml:space="preserve">Confirm expiry (Ngày hết hạn bảo hiểm)</w:t>
+            </w:r>
+          </w:p>
+        </w:tc>
+        <w:tc>
+          <w:tcPr>
+            <w:tcW w:w="3377" w:type="dxa"/>
+            <w:vAlign w:val="top"/>
+          </w:tcPr>
+          <w:p>
+            <w:pPr>
+              <w:pStyle w:val="TableText"/>
+              <w:jc w:val="left"/>
+            </w:pPr>
+            <w:r>
+              <w:t xml:space="preserve">Home prompt or vehicle card</w:t>
+            </w:r>
+          </w:p>
+        </w:tc>
+        <w:tc>
+          <w:tcPr>
+            <w:tcW w:w="3538" w:type="dxa"/>
+            <w:vAlign w:val="top"/>
+          </w:tcPr>
+          <w:p>
+            <w:pPr>
+              <w:pStyle w:val="TableText"/>
+              <w:jc w:val="left"/>
+            </w:pPr>
+            <w:r>
+              <w:t xml:space="preserve">One form: expiry date and current insurer</w:t>
+            </w:r>
+          </w:p>
+        </w:tc>
+      </w:tr>
+      <w:tr>
+        <w:trPr>
+          <w:cantSplit/>
+        </w:trPr>
+        <w:tc>
+          <w:tcPr>
+            <w:tcW w:w="2112" w:type="dxa"/>
+            <w:shd w:val="clear" w:color="auto" w:fill="F4F7FB"/>
             <w:vAlign w:val="top"/>
           </w:tcPr>
           <w:p>
@@ -9353,7 +9699,8 @@
         </w:tc>
         <w:tc>
           <w:tcPr>
-            <w:tcW w:w="2841" w:type="dxa"/>
+            <w:tcW w:w="3377" w:type="dxa"/>
+            <w:shd w:val="clear" w:color="auto" w:fill="F4F7FB"/>
             <w:vAlign w:val="top"/>
           </w:tcPr>
           <w:p>
@@ -9368,7 +9715,8 @@
         </w:tc>
         <w:tc>
           <w:tcPr>
-            <w:tcW w:w="3758" w:type="dxa"/>
+            <w:tcW w:w="3538" w:type="dxa"/>
+            <w:shd w:val="clear" w:color="auto" w:fill="F4F7FB"/>
             <w:vAlign w:val="top"/>
           </w:tcPr>
           <w:p>
@@ -9416,14 +9764,14 @@
       <w:r>
         <w:drawing>
           <wp:inline>
-            <wp:extent cx="5727700" cy="3090044"/>
+            <wp:extent cx="5727700" cy="3551275"/>
             <wp:effectExtent b="0" l="0" r="0" t="0"/>
             <wp:docPr descr="Customer app map: entry, tabs and task flows" title="" id="5004" name="Picture"/>
             <a:graphic>
               <a:graphicData uri="http://schemas.openxmlformats.org/drawingml/2006/picture">
                 <pic:pic>
                   <pic:nvPicPr>
-                    <pic:cNvPr descr="/tmp/claude-0/-home-user-TASCO/19e5534d-12b5-5956-9b60-3e77efde0f49/scratchpad/gen/.cache/mermaid/d52a10ba3bceb212.png" id="44" name="Picture"/>
+                    <pic:cNvPr descr="/home/user/TASCO/tools/docs-source/gen/.cache/mermaid/c315f76fab4c8dc1.png" id="44" name="Picture"/>
                     <pic:cNvPicPr>
                       <a:picLocks noChangeArrowheads="1" noChangeAspect="1"/>
                     </pic:cNvPicPr>
@@ -9437,7 +9785,7 @@
                   <pic:spPr bwMode="auto">
                     <a:xfrm>
                       <a:off x="0" y="0"/>
-                      <a:ext cx="5727700" cy="3090044"/>
+                      <a:ext cx="5727700" cy="3551275"/>
                     </a:xfrm>
                     <a:prstGeom prst="rect">
                       <a:avLst/>
@@ -9466,11 +9814,28 @@
     </w:p>
     <w:p>
       <w:pPr>
+        <w:spacing w:before="0" w:after="0" w:line="20" w:lineRule="exact"/>
+        <w:rPr>
+          <w:sz w:val="2"/>
+        </w:rPr>
+        <w:sectPr>
+          <w:footerReference w:type="default" r:id="rIdFooterLandscape"/>
+          <w:headerReference w:type="first" r:id="rId15"/>
+          <w:footerReference w:type="first" r:id="rId16"/>
+          <w:pgSz w:w="16839" w:h="11907" w:code="9" w:orient="landscape"/>
+          <w:pgMar w:top="1440" w:right="1440" w:bottom="1440" w:left="1440" w:header="1134" w:footer="0" w:gutter="0"/>
+          <w:cols w:space="720"/>
+          <w:docGrid w:linePitch="360"/>
+        </w:sectPr>
+      </w:pPr>
+    </w:p>
+    <w:p>
+      <w:pPr>
         <w:pStyle w:val="Heading2"/>
       </w:pPr>
       <w:bookmarkStart w:id="25" w:name="_Toc300000021"/>
       <w:r>
-        <w:t xml:space="preserve">Purchase flow</w:t>
+        <w:t xml:space="preserve">Renewal paths</w:t>
       </w:r>
       <w:bookmarkEnd w:id="25"/>
     </w:p>
@@ -9479,8 +9844,891 @@
         <w:pStyle w:val="FirstParagraph"/>
       </w:pPr>
       <w:r>
-        <w:t xml:space="preserve">The purchase flow is the same for a renewal, a new purchase and a quote sent by telesales; a telesales quote opens directly at the review step, where the diagram starts. Payment is possible only when the quote is ready. Its decision points protect the customer: an indicative price must be confirmed by TASCO core before payment, physical damage cover needs a vehicle inspection, and a failed payment never charges the customer.</w:t>
-      </w:r>
+        <w:t xml:space="preserve">A renewal follows one of two paths. The server decides which one the Home vehicle card offers, from the Quick renewal section of the Service levels rule set, and sends the decision with its reasons to the app with the Home data. The app never decides on its own.</w:t>
+      </w:r>
+    </w:p>
+    <w:tbl>
+      <w:tblPr>
+        <w:tblStyle w:val="TableGrid"/>
+        <w:tblW w:w="5000" w:type="pct"/>
+        <w:tblInd w:w="0" w:type="dxa"/>
+        <w:tblBorders>
+          <w:top w:val="single" w:sz="4" w:space="0" w:color="808080"/>
+          <w:left w:val="single" w:sz="4" w:space="0" w:color="808080"/>
+          <w:bottom w:val="single" w:sz="4" w:space="0" w:color="808080"/>
+          <w:right w:val="single" w:sz="4" w:space="0" w:color="808080"/>
+          <w:insideH w:val="single" w:sz="4" w:space="0" w:color="808080"/>
+          <w:insideV w:val="single" w:sz="4" w:space="0" w:color="808080"/>
+        </w:tblBorders>
+        <w:tblLayout w:type="fixed"/>
+        <w:tblCellMar>
+          <w:top w:w="45" w:type="dxa"/>
+          <w:left w:w="85" w:type="dxa"/>
+          <w:bottom w:w="45" w:type="dxa"/>
+          <w:right w:w="85" w:type="dxa"/>
+        </w:tblCellMar>
+        <w:tblLook w:val="04A0" w:firstRow="1" w:lastRow="0" w:firstColumn="0" w:lastColumn="0" w:noHBand="0" w:noVBand="1"/>
+      </w:tblPr>
+      <w:tblGrid>
+        <w:gridCol w:w="1244"/>
+        <w:gridCol w:w="4468"/>
+        <w:gridCol w:w="3315"/>
+      </w:tblGrid>
+      <w:tr>
+        <w:trPr>
+          <w:cantSplit/>
+          <w:tblHeader/>
+        </w:trPr>
+        <w:tc>
+          <w:tcPr>
+            <w:tcW w:w="1244" w:type="dxa"/>
+            <w:shd w:val="clear" w:color="auto" w:fill="0F4761"/>
+            <w:vAlign w:val="center"/>
+          </w:tcPr>
+          <w:p>
+            <w:pPr>
+              <w:pStyle w:val="TableHeading"/>
+              <w:jc w:val="left"/>
+            </w:pPr>
+            <w:r>
+              <w:rPr>
+                <w:color w:val="FFFFFF"/>
+              </w:rPr>
+              <w:t xml:space="preserve">Path</w:t>
+            </w:r>
+          </w:p>
+        </w:tc>
+        <w:tc>
+          <w:tcPr>
+            <w:tcW w:w="4468" w:type="dxa"/>
+            <w:shd w:val="clear" w:color="auto" w:fill="0F4761"/>
+            <w:vAlign w:val="center"/>
+          </w:tcPr>
+          <w:p>
+            <w:pPr>
+              <w:pStyle w:val="TableHeading"/>
+              <w:jc w:val="left"/>
+            </w:pPr>
+            <w:r>
+              <w:rPr>
+                <w:color w:val="FFFFFF"/>
+              </w:rPr>
+              <w:t xml:space="preserve">Taps from Home</w:t>
+            </w:r>
+          </w:p>
+        </w:tc>
+        <w:tc>
+          <w:tcPr>
+            <w:tcW w:w="3315" w:type="dxa"/>
+            <w:shd w:val="clear" w:color="auto" w:fill="0F4761"/>
+            <w:vAlign w:val="center"/>
+          </w:tcPr>
+          <w:p>
+            <w:pPr>
+              <w:pStyle w:val="TableHeading"/>
+              <w:jc w:val="left"/>
+            </w:pPr>
+            <w:r>
+              <w:rPr>
+                <w:color w:val="FFFFFF"/>
+              </w:rPr>
+              <w:t xml:space="preserve">Offered when</w:t>
+            </w:r>
+          </w:p>
+        </w:tc>
+      </w:tr>
+      <w:tr>
+        <w:trPr>
+          <w:cantSplit/>
+        </w:trPr>
+        <w:tc>
+          <w:tcPr>
+            <w:tcW w:w="1244" w:type="dxa"/>
+            <w:vAlign w:val="top"/>
+          </w:tcPr>
+          <w:p>
+            <w:pPr>
+              <w:pStyle w:val="TableText"/>
+              <w:jc w:val="left"/>
+            </w:pPr>
+            <w:r>
+              <w:t xml:space="preserve">Quick renewal</w:t>
+            </w:r>
+          </w:p>
+        </w:tc>
+        <w:tc>
+          <w:tcPr>
+            <w:tcW w:w="4468" w:type="dxa"/>
+            <w:vAlign w:val="top"/>
+          </w:tcPr>
+          <w:p>
+            <w:pPr>
+              <w:pStyle w:val="TableText"/>
+              <w:jc w:val="left"/>
+            </w:pPr>
+            <w:r>
+              <w:t xml:space="preserve">3:</w:t>
+            </w:r>
+            <w:r>
+              <w:t xml:space="preserve"> </w:t>
+            </w:r>
+            <w:r>
+              <w:t xml:space="preserve">“</w:t>
+            </w:r>
+            <w:r>
+              <w:t xml:space="preserve">Gia hạn nhanh</w:t>
+            </w:r>
+            <w:r>
+              <w:t xml:space="preserve">”</w:t>
+            </w:r>
+            <w:r>
+              <w:t xml:space="preserve">, the declaration tick,</w:t>
+            </w:r>
+            <w:r>
+              <w:t xml:space="preserve"> </w:t>
+            </w:r>
+            <w:r>
+              <w:t xml:space="preserve">“</w:t>
+            </w:r>
+            <w:r>
+              <w:t xml:space="preserve">Xác nhận thanh toán</w:t>
+            </w:r>
+            <w:r>
+              <w:t xml:space="preserve">”</w:t>
+            </w:r>
+          </w:p>
+        </w:tc>
+        <w:tc>
+          <w:tcPr>
+            <w:tcW w:w="3315" w:type="dxa"/>
+            <w:vAlign w:val="top"/>
+          </w:tcPr>
+          <w:p>
+            <w:pPr>
+              <w:pStyle w:val="TableText"/>
+              <w:jc w:val="left"/>
+            </w:pPr>
+            <w:r>
+              <w:t xml:space="preserve">The case is eligible (rule below) and the cover is due or lapsed</w:t>
+            </w:r>
+          </w:p>
+        </w:tc>
+      </w:tr>
+      <w:tr>
+        <w:trPr>
+          <w:cantSplit/>
+        </w:trPr>
+        <w:tc>
+          <w:tcPr>
+            <w:tcW w:w="1244" w:type="dxa"/>
+            <w:shd w:val="clear" w:color="auto" w:fill="F4F7FB"/>
+            <w:vAlign w:val="top"/>
+          </w:tcPr>
+          <w:p>
+            <w:pPr>
+              <w:pStyle w:val="TableText"/>
+              <w:jc w:val="left"/>
+            </w:pPr>
+            <w:r>
+              <w:t xml:space="preserve">Full flow</w:t>
+            </w:r>
+          </w:p>
+        </w:tc>
+        <w:tc>
+          <w:tcPr>
+            <w:tcW w:w="4468" w:type="dxa"/>
+            <w:shd w:val="clear" w:color="auto" w:fill="F4F7FB"/>
+            <w:vAlign w:val="top"/>
+          </w:tcPr>
+          <w:p>
+            <w:pPr>
+              <w:pStyle w:val="TableText"/>
+              <w:jc w:val="left"/>
+            </w:pPr>
+            <w:r>
+              <w:t xml:space="preserve">6:</w:t>
+            </w:r>
+            <w:r>
+              <w:t xml:space="preserve"> </w:t>
+            </w:r>
+            <w:r>
+              <w:t xml:space="preserve">“</w:t>
+            </w:r>
+            <w:r>
+              <w:t xml:space="preserve">Gia hạn ngay</w:t>
+            </w:r>
+            <w:r>
+              <w:t xml:space="preserve">”</w:t>
+            </w:r>
+            <w:r>
+              <w:t xml:space="preserve">,</w:t>
+            </w:r>
+            <w:r>
+              <w:t xml:space="preserve"> </w:t>
+            </w:r>
+            <w:r>
+              <w:t xml:space="preserve">“</w:t>
+            </w:r>
+            <w:r>
+              <w:t xml:space="preserve">Xem phí bảo hiểm</w:t>
+            </w:r>
+            <w:r>
+              <w:t xml:space="preserve">”</w:t>
+            </w:r>
+            <w:r>
+              <w:t xml:space="preserve">,</w:t>
+            </w:r>
+            <w:r>
+              <w:t xml:space="preserve"> </w:t>
+            </w:r>
+            <w:r>
+              <w:t xml:space="preserve">“</w:t>
+            </w:r>
+            <w:r>
+              <w:t xml:space="preserve">Tiếp tục</w:t>
+            </w:r>
+            <w:r>
+              <w:t xml:space="preserve">”</w:t>
+            </w:r>
+            <w:r>
+              <w:t xml:space="preserve">, the declaration tick,</w:t>
+            </w:r>
+            <w:r>
+              <w:t xml:space="preserve"> </w:t>
+            </w:r>
+            <w:r>
+              <w:t xml:space="preserve">“</w:t>
+            </w:r>
+            <w:r>
+              <w:t xml:space="preserve">Thanh toán</w:t>
+            </w:r>
+            <w:r>
+              <w:t xml:space="preserve">”</w:t>
+            </w:r>
+            <w:r>
+              <w:t xml:space="preserve">,</w:t>
+            </w:r>
+            <w:r>
+              <w:t xml:space="preserve"> </w:t>
+            </w:r>
+            <w:r>
+              <w:t xml:space="preserve">“</w:t>
+            </w:r>
+            <w:r>
+              <w:t xml:space="preserve">Xác nhận thanh toán</w:t>
+            </w:r>
+            <w:r>
+              <w:t xml:space="preserve">”</w:t>
+            </w:r>
+          </w:p>
+        </w:tc>
+        <w:tc>
+          <w:tcPr>
+            <w:tcW w:w="3315" w:type="dxa"/>
+            <w:shd w:val="clear" w:color="auto" w:fill="F4F7FB"/>
+            <w:vAlign w:val="top"/>
+          </w:tcPr>
+          <w:p>
+            <w:pPr>
+              <w:pStyle w:val="TableText"/>
+              <w:jc w:val="left"/>
+            </w:pPr>
+            <w:r>
+              <w:t xml:space="preserve">Every other case; always reachable through</w:t>
+            </w:r>
+            <w:r>
+              <w:t xml:space="preserve"> </w:t>
+            </w:r>
+            <w:r>
+              <w:t xml:space="preserve">“</w:t>
+            </w:r>
+            <w:r>
+              <w:t xml:space="preserve">Tùy chỉnh gói bảo hiểm</w:t>
+            </w:r>
+            <w:r>
+              <w:t xml:space="preserve">”</w:t>
+            </w:r>
+          </w:p>
+        </w:tc>
+      </w:tr>
+    </w:tbl>
+    <w:p>
+      <w:pPr>
+        <w:pStyle w:val="BodyText"/>
+        <w:spacing w:before="160"/>
+      </w:pPr>
+      <w:r>
+        <w:t xml:space="preserve">Eligibility rule. A customer qualifies for quick renewal when all of these hold:</w:t>
+      </w:r>
+    </w:p>
+    <w:tbl>
+      <w:tblPr>
+        <w:tblStyle w:val="TableGrid"/>
+        <w:tblW w:w="5000" w:type="pct"/>
+        <w:tblInd w:w="0" w:type="dxa"/>
+        <w:tblBorders>
+          <w:top w:val="single" w:sz="4" w:space="0" w:color="808080"/>
+          <w:left w:val="single" w:sz="4" w:space="0" w:color="808080"/>
+          <w:bottom w:val="single" w:sz="4" w:space="0" w:color="808080"/>
+          <w:right w:val="single" w:sz="4" w:space="0" w:color="808080"/>
+          <w:insideH w:val="single" w:sz="4" w:space="0" w:color="808080"/>
+          <w:insideV w:val="single" w:sz="4" w:space="0" w:color="808080"/>
+        </w:tblBorders>
+        <w:tblLayout w:type="fixed"/>
+        <w:tblCellMar>
+          <w:top w:w="45" w:type="dxa"/>
+          <w:left w:w="85" w:type="dxa"/>
+          <w:bottom w:w="45" w:type="dxa"/>
+          <w:right w:w="85" w:type="dxa"/>
+        </w:tblCellMar>
+        <w:tblLook w:val="04A0" w:firstRow="1" w:lastRow="0" w:firstColumn="0" w:lastColumn="0" w:noHBand="0" w:noVBand="1"/>
+      </w:tblPr>
+      <w:tblGrid>
+        <w:gridCol w:w="606"/>
+        <w:gridCol w:w="4630"/>
+        <w:gridCol w:w="3791"/>
+      </w:tblGrid>
+      <w:tr>
+        <w:trPr>
+          <w:cantSplit/>
+          <w:tblHeader/>
+        </w:trPr>
+        <w:tc>
+          <w:tcPr>
+            <w:tcW w:w="606" w:type="dxa"/>
+            <w:shd w:val="clear" w:color="auto" w:fill="0F4761"/>
+            <w:vAlign w:val="center"/>
+          </w:tcPr>
+          <w:p>
+            <w:pPr>
+              <w:pStyle w:val="TableHeading"/>
+              <w:jc w:val="left"/>
+            </w:pPr>
+            <w:r>
+              <w:rPr>
+                <w:color w:val="FFFFFF"/>
+              </w:rPr>
+              <w:t xml:space="preserve">No.</w:t>
+            </w:r>
+          </w:p>
+        </w:tc>
+        <w:tc>
+          <w:tcPr>
+            <w:tcW w:w="4630" w:type="dxa"/>
+            <w:shd w:val="clear" w:color="auto" w:fill="0F4761"/>
+            <w:vAlign w:val="center"/>
+          </w:tcPr>
+          <w:p>
+            <w:pPr>
+              <w:pStyle w:val="TableHeading"/>
+              <w:jc w:val="left"/>
+            </w:pPr>
+            <w:r>
+              <w:rPr>
+                <w:color w:val="FFFFFF"/>
+              </w:rPr>
+              <w:t xml:space="preserve">Condition</w:t>
+            </w:r>
+          </w:p>
+        </w:tc>
+        <w:tc>
+          <w:tcPr>
+            <w:tcW w:w="3791" w:type="dxa"/>
+            <w:shd w:val="clear" w:color="auto" w:fill="0F4761"/>
+            <w:vAlign w:val="center"/>
+          </w:tcPr>
+          <w:p>
+            <w:pPr>
+              <w:pStyle w:val="TableHeading"/>
+              <w:jc w:val="left"/>
+            </w:pPr>
+            <w:r>
+              <w:rPr>
+                <w:color w:val="FFFFFF"/>
+              </w:rPr>
+              <w:t xml:space="preserve">Setting in the rules studio (Service levels › Quick renewal)</w:t>
+            </w:r>
+          </w:p>
+        </w:tc>
+      </w:tr>
+      <w:tr>
+        <w:trPr>
+          <w:cantSplit/>
+        </w:trPr>
+        <w:tc>
+          <w:tcPr>
+            <w:tcW w:w="606" w:type="dxa"/>
+            <w:vAlign w:val="top"/>
+          </w:tcPr>
+          <w:p>
+            <w:pPr>
+              <w:pStyle w:val="TableText"/>
+              <w:jc w:val="left"/>
+            </w:pPr>
+            <w:r>
+              <w:t xml:space="preserve">1</w:t>
+            </w:r>
+          </w:p>
+        </w:tc>
+        <w:tc>
+          <w:tcPr>
+            <w:tcW w:w="4630" w:type="dxa"/>
+            <w:vAlign w:val="top"/>
+          </w:tcPr>
+          <w:p>
+            <w:pPr>
+              <w:pStyle w:val="TableText"/>
+              <w:jc w:val="left"/>
+            </w:pPr>
+            <w:r>
+              <w:t xml:space="preserve">Quick renewal is switched on</w:t>
+            </w:r>
+          </w:p>
+        </w:tc>
+        <w:tc>
+          <w:tcPr>
+            <w:tcW w:w="3791" w:type="dxa"/>
+            <w:vAlign w:val="top"/>
+          </w:tcPr>
+          <w:p>
+            <w:pPr>
+              <w:pStyle w:val="TableText"/>
+              <w:jc w:val="left"/>
+            </w:pPr>
+            <w:r>
+              <w:t xml:space="preserve">“</w:t>
+            </w:r>
+            <w:r>
+              <w:t xml:space="preserve">Offer quick renewal</w:t>
+            </w:r>
+            <w:r>
+              <w:t xml:space="preserve">”</w:t>
+            </w:r>
+            <w:r>
+              <w:t xml:space="preserve">: on</w:t>
+            </w:r>
+          </w:p>
+        </w:tc>
+      </w:tr>
+      <w:tr>
+        <w:trPr>
+          <w:cantSplit/>
+        </w:trPr>
+        <w:tc>
+          <w:tcPr>
+            <w:tcW w:w="606" w:type="dxa"/>
+            <w:shd w:val="clear" w:color="auto" w:fill="F4F7FB"/>
+            <w:vAlign w:val="top"/>
+          </w:tcPr>
+          <w:p>
+            <w:pPr>
+              <w:pStyle w:val="TableText"/>
+              <w:jc w:val="left"/>
+            </w:pPr>
+            <w:r>
+              <w:t xml:space="preserve">2</w:t>
+            </w:r>
+          </w:p>
+        </w:tc>
+        <w:tc>
+          <w:tcPr>
+            <w:tcW w:w="4630" w:type="dxa"/>
+            <w:shd w:val="clear" w:color="auto" w:fill="F4F7FB"/>
+            <w:vAlign w:val="top"/>
+          </w:tcPr>
+          <w:p>
+            <w:pPr>
+              <w:pStyle w:val="TableText"/>
+              <w:jc w:val="left"/>
+            </w:pPr>
+            <w:r>
+              <w:t xml:space="preserve">The lead’s journey is a renewal, or the customer is renewing a TASCO TNDS policy</w:t>
+            </w:r>
+          </w:p>
+        </w:tc>
+        <w:tc>
+          <w:tcPr>
+            <w:tcW w:w="3791" w:type="dxa"/>
+            <w:shd w:val="clear" w:color="auto" w:fill="F4F7FB"/>
+            <w:vAlign w:val="top"/>
+          </w:tcPr>
+          <w:p>
+            <w:pPr>
+              <w:pStyle w:val="TableText"/>
+              <w:jc w:val="left"/>
+            </w:pPr>
+            <w:r>
+              <w:t xml:space="preserve">“</w:t>
+            </w:r>
+            <w:r>
+              <w:t xml:space="preserve">For these journeys</w:t>
+            </w:r>
+            <w:r>
+              <w:t xml:space="preserve">”</w:t>
+            </w:r>
+            <w:r>
+              <w:t xml:space="preserve">: Renewal</w:t>
+            </w:r>
+          </w:p>
+        </w:tc>
+      </w:tr>
+      <w:tr>
+        <w:trPr>
+          <w:cantSplit/>
+        </w:trPr>
+        <w:tc>
+          <w:tcPr>
+            <w:tcW w:w="606" w:type="dxa"/>
+            <w:vAlign w:val="top"/>
+          </w:tcPr>
+          <w:p>
+            <w:pPr>
+              <w:pStyle w:val="TableText"/>
+              <w:jc w:val="left"/>
+            </w:pPr>
+            <w:r>
+              <w:t xml:space="preserve">3</w:t>
+            </w:r>
+          </w:p>
+        </w:tc>
+        <w:tc>
+          <w:tcPr>
+            <w:tcW w:w="4630" w:type="dxa"/>
+            <w:vAlign w:val="top"/>
+          </w:tcPr>
+          <w:p>
+            <w:pPr>
+              <w:pStyle w:val="TableText"/>
+              <w:jc w:val="left"/>
+            </w:pPr>
+            <w:r>
+              <w:t xml:space="preserve">The vehicle has not already been renewed</w:t>
+            </w:r>
+          </w:p>
+        </w:tc>
+        <w:tc>
+          <w:tcPr>
+            <w:tcW w:w="3791" w:type="dxa"/>
+            <w:vAlign w:val="top"/>
+          </w:tcPr>
+          <w:p>
+            <w:pPr>
+              <w:pStyle w:val="TableText"/>
+              <w:jc w:val="left"/>
+            </w:pPr>
+            <w:r>
+              <w:t xml:space="preserve">Fixed</w:t>
+            </w:r>
+          </w:p>
+        </w:tc>
+      </w:tr>
+      <w:tr>
+        <w:trPr>
+          <w:cantSplit/>
+        </w:trPr>
+        <w:tc>
+          <w:tcPr>
+            <w:tcW w:w="606" w:type="dxa"/>
+            <w:shd w:val="clear" w:color="auto" w:fill="F4F7FB"/>
+            <w:vAlign w:val="top"/>
+          </w:tcPr>
+          <w:p>
+            <w:pPr>
+              <w:pStyle w:val="TableText"/>
+              <w:jc w:val="left"/>
+            </w:pPr>
+            <w:r>
+              <w:t xml:space="preserve">4</w:t>
+            </w:r>
+          </w:p>
+        </w:tc>
+        <w:tc>
+          <w:tcPr>
+            <w:tcW w:w="4630" w:type="dxa"/>
+            <w:shd w:val="clear" w:color="auto" w:fill="F4F7FB"/>
+            <w:vAlign w:val="top"/>
+          </w:tcPr>
+          <w:p>
+            <w:pPr>
+              <w:pStyle w:val="TableText"/>
+              <w:jc w:val="left"/>
+            </w:pPr>
+            <w:r>
+              <w:t xml:space="preserve">Vehicle use and seats are confirmed by TASCO core, a matching TASCO policy, or the customer within 365 days</w:t>
+            </w:r>
+          </w:p>
+        </w:tc>
+        <w:tc>
+          <w:tcPr>
+            <w:tcW w:w="3791" w:type="dxa"/>
+            <w:shd w:val="clear" w:color="auto" w:fill="F4F7FB"/>
+            <w:vAlign w:val="top"/>
+          </w:tcPr>
+          <w:p>
+            <w:pPr>
+              <w:pStyle w:val="TableText"/>
+              <w:jc w:val="left"/>
+            </w:pPr>
+            <w:r>
+              <w:t xml:space="preserve">“</w:t>
+            </w:r>
+            <w:r>
+              <w:t xml:space="preserve">Vehicle use and seats must be confirmed</w:t>
+            </w:r>
+            <w:r>
+              <w:t xml:space="preserve">”</w:t>
+            </w:r>
+            <w:r>
+              <w:t xml:space="preserve">: on;</w:t>
+            </w:r>
+            <w:r>
+              <w:t xml:space="preserve"> </w:t>
+            </w:r>
+            <w:r>
+              <w:t xml:space="preserve">“</w:t>
+            </w:r>
+            <w:r>
+              <w:t xml:space="preserve">Customer confirmation valid for</w:t>
+            </w:r>
+            <w:r>
+              <w:t xml:space="preserve">”</w:t>
+            </w:r>
+            <w:r>
+              <w:t xml:space="preserve">: 365 days</w:t>
+            </w:r>
+          </w:p>
+        </w:tc>
+      </w:tr>
+      <w:tr>
+        <w:trPr>
+          <w:cantSplit/>
+        </w:trPr>
+        <w:tc>
+          <w:tcPr>
+            <w:tcW w:w="606" w:type="dxa"/>
+            <w:vAlign w:val="top"/>
+          </w:tcPr>
+          <w:p>
+            <w:pPr>
+              <w:pStyle w:val="TableText"/>
+              <w:jc w:val="left"/>
+            </w:pPr>
+            <w:r>
+              <w:t xml:space="preserve">5</w:t>
+            </w:r>
+          </w:p>
+        </w:tc>
+        <w:tc>
+          <w:tcPr>
+            <w:tcW w:w="4630" w:type="dxa"/>
+            <w:vAlign w:val="top"/>
+          </w:tcPr>
+          <w:p>
+            <w:pPr>
+              <w:pStyle w:val="TableText"/>
+              <w:jc w:val="left"/>
+            </w:pPr>
+            <w:r>
+              <w:t xml:space="preserve">The cover is TNDS, with no physical damage cover</w:t>
+            </w:r>
+          </w:p>
+        </w:tc>
+        <w:tc>
+          <w:tcPr>
+            <w:tcW w:w="3791" w:type="dxa"/>
+            <w:vAlign w:val="top"/>
+          </w:tcPr>
+          <w:p>
+            <w:pPr>
+              <w:pStyle w:val="TableText"/>
+              <w:jc w:val="left"/>
+            </w:pPr>
+            <w:r>
+              <w:t xml:space="preserve">“</w:t>
+            </w:r>
+            <w:r>
+              <w:t xml:space="preserve">Renew personal accident cover too</w:t>
+            </w:r>
+            <w:r>
+              <w:t xml:space="preserve">”</w:t>
+            </w:r>
+            <w:r>
+              <w:t xml:space="preserve">: off</w:t>
+            </w:r>
+          </w:p>
+        </w:tc>
+      </w:tr>
+      <w:tr>
+        <w:trPr>
+          <w:cantSplit/>
+        </w:trPr>
+        <w:tc>
+          <w:tcPr>
+            <w:tcW w:w="606" w:type="dxa"/>
+            <w:shd w:val="clear" w:color="auto" w:fill="F4F7FB"/>
+            <w:vAlign w:val="top"/>
+          </w:tcPr>
+          <w:p>
+            <w:pPr>
+              <w:pStyle w:val="TableText"/>
+              <w:jc w:val="left"/>
+            </w:pPr>
+            <w:r>
+              <w:t xml:space="preserve">6</w:t>
+            </w:r>
+          </w:p>
+        </w:tc>
+        <w:tc>
+          <w:tcPr>
+            <w:tcW w:w="4630" w:type="dxa"/>
+            <w:shd w:val="clear" w:color="auto" w:fill="F4F7FB"/>
+            <w:vAlign w:val="top"/>
+          </w:tcPr>
+          <w:p>
+            <w:pPr>
+              <w:pStyle w:val="TableText"/>
+              <w:jc w:val="left"/>
+            </w:pPr>
+            <w:r>
+              <w:t xml:space="preserve">The price will not be indicative</w:t>
+            </w:r>
+          </w:p>
+        </w:tc>
+        <w:tc>
+          <w:tcPr>
+            <w:tcW w:w="3791" w:type="dxa"/>
+            <w:shd w:val="clear" w:color="auto" w:fill="F4F7FB"/>
+            <w:vAlign w:val="top"/>
+          </w:tcPr>
+          <w:p>
+            <w:pPr>
+              <w:pStyle w:val="TableText"/>
+              <w:jc w:val="left"/>
+            </w:pPr>
+            <w:r>
+              <w:t xml:space="preserve">Fixed</w:t>
+            </w:r>
+          </w:p>
+        </w:tc>
+      </w:tr>
+      <w:tr>
+        <w:trPr>
+          <w:cantSplit/>
+        </w:trPr>
+        <w:tc>
+          <w:tcPr>
+            <w:tcW w:w="606" w:type="dxa"/>
+            <w:vAlign w:val="top"/>
+          </w:tcPr>
+          <w:p>
+            <w:pPr>
+              <w:pStyle w:val="TableText"/>
+              <w:jc w:val="left"/>
+            </w:pPr>
+            <w:r>
+              <w:t xml:space="preserve">7</w:t>
+            </w:r>
+          </w:p>
+        </w:tc>
+        <w:tc>
+          <w:tcPr>
+            <w:tcW w:w="4630" w:type="dxa"/>
+            <w:vAlign w:val="top"/>
+          </w:tcPr>
+          <w:p>
+            <w:pPr>
+              <w:pStyle w:val="TableText"/>
+              <w:jc w:val="left"/>
+            </w:pPr>
+            <w:r>
+              <w:t xml:space="preserve">In VETC hosts, the last known VETC wallet balance covers the premium</w:t>
+            </w:r>
+          </w:p>
+        </w:tc>
+        <w:tc>
+          <w:tcPr>
+            <w:tcW w:w="3791" w:type="dxa"/>
+            <w:vAlign w:val="top"/>
+          </w:tcPr>
+          <w:p>
+            <w:pPr>
+              <w:pStyle w:val="TableText"/>
+              <w:jc w:val="left"/>
+            </w:pPr>
+            <w:r>
+              <w:t xml:space="preserve">“</w:t>
+            </w:r>
+            <w:r>
+              <w:t xml:space="preserve">VETC wallet balance must cover the premium</w:t>
+            </w:r>
+            <w:r>
+              <w:t xml:space="preserve">”</w:t>
+            </w:r>
+            <w:r>
+              <w:t xml:space="preserve">: on</w:t>
+            </w:r>
+          </w:p>
+        </w:tc>
+      </w:tr>
+    </w:tbl>
+    <w:p>
+      <w:pPr>
+        <w:pStyle w:val="BodyText"/>
+        <w:spacing w:before="160"/>
+      </w:pPr>
+      <w:r>
+        <w:t xml:space="preserve">The quick path keeps the same safeguards as the full flow: the declaration is still an explicit tick, the review screen shows the plate, vehicle, period, premium, total and payment method before the customer pays, and payment is idempotent. When a reason is one the customer can act on (vehicle details to confirm, wallet balance too low), Home shows it as a hint under</w:t>
+      </w:r>
+      <w:r>
+        <w:t xml:space="preserve"> </w:t>
+      </w:r>
+      <w:r>
+        <w:t xml:space="preserve">“</w:t>
+      </w:r>
+      <w:r>
+        <w:t xml:space="preserve">Gia hạn ngay</w:t>
+      </w:r>
+      <w:r>
+        <w:t xml:space="preserve">”</w:t>
+      </w:r>
+      <w:r>
+        <w:t xml:space="preserve">. The conditions are listed for confirmation by TASCO.</w:t>
+      </w:r>
+    </w:p>
+    <w:p>
+      <w:pPr>
+        <w:pStyle w:val="Heading2"/>
+      </w:pPr>
+      <w:bookmarkStart w:id="26" w:name="_Toc300000022"/>
+      <w:r>
+        <w:t xml:space="preserve">Purchase flow</w:t>
+      </w:r>
+      <w:bookmarkEnd w:id="26"/>
+    </w:p>
+    <w:p>
+      <w:pPr>
+        <w:pStyle w:val="FirstParagraph"/>
+      </w:pPr>
+      <w:r>
+        <w:t xml:space="preserve">The full purchase flow is the same for a renewal, a new purchase and a quote sent by telesales; a telesales quote opens directly at the review step, where the diagram starts. Payment is possible only when the quote is ready. Its decision points protect the customer: an indicative price must be confirmed by TASCO core before payment, physical damage cover needs a vehicle inspection, and a failed payment never charges the customer.</w:t>
+      </w:r>
+    </w:p>
+    <w:p>
+      <w:pPr>
+        <w:spacing w:before="0" w:after="0" w:line="20" w:lineRule="exact"/>
+        <w:rPr>
+          <w:sz w:val="2"/>
+        </w:rPr>
+        <w:sectPr>
+          <w:footerReference w:type="default" r:id="rId14"/>
+          <w:headerReference w:type="first" r:id="rId15"/>
+          <w:footerReference w:type="first" r:id="rId16"/>
+          <w:pgSz w:w="11907" w:h="16839" w:code="9"/>
+          <w:pgMar w:top="1440" w:right="1440" w:bottom="1440" w:left="1440" w:header="1134" w:footer="0" w:gutter="0"/>
+          <w:cols w:space="720"/>
+          <w:docGrid w:linePitch="360"/>
+        </w:sectPr>
+      </w:pPr>
     </w:p>
     <w:p xmlns:a="http://schemas.openxmlformats.org/drawingml/2006/main" xmlns:pic="http://schemas.openxmlformats.org/drawingml/2006/picture">
       <w:pPr>
@@ -9496,7 +10744,7 @@
               <a:graphicData uri="http://schemas.openxmlformats.org/drawingml/2006/picture">
                 <pic:pic>
                   <pic:nvPicPr>
-                    <pic:cNvPr descr="/tmp/claude-0/-home-user-TASCO/19e5534d-12b5-5956-9b60-3e77efde0f49/scratchpad/gen/.cache/mermaid/308080775bee8de8.png" id="48" name="Picture"/>
+                    <pic:cNvPr descr="/home/user/TASCO/tools/docs-source/gen/.cache/mermaid/308080775bee8de8.png" id="49" name="Picture"/>
                     <pic:cNvPicPr>
                       <a:picLocks noChangeArrowheads="1" noChangeAspect="1"/>
                     </pic:cNvPicPr>
@@ -9942,11 +11190,11 @@
       <w:pPr>
         <w:pStyle w:val="Heading2"/>
       </w:pPr>
-      <w:bookmarkStart w:id="26" w:name="_Toc300000022"/>
+      <w:bookmarkStart w:id="27" w:name="_Toc300000023"/>
       <w:r>
         <w:t xml:space="preserve">Claim wizard</w:t>
       </w:r>
-      <w:bookmarkEnd w:id="26"/>
+      <w:bookmarkEnd w:id="27"/>
     </w:p>
     <w:p>
       <w:pPr>
@@ -9987,11 +11235,11 @@
       <w:pPr>
         <w:pStyle w:val="Heading2"/>
       </w:pPr>
-      <w:bookmarkStart w:id="27" w:name="_Toc300000023"/>
+      <w:bookmarkStart w:id="28" w:name="_Toc300000024"/>
       <w:r>
         <w:t xml:space="preserve">Account</w:t>
       </w:r>
-      <w:bookmarkEnd w:id="27"/>
+      <w:bookmarkEnd w:id="28"/>
     </w:p>
     <w:p>
       <w:pPr>
@@ -10052,7 +11300,7 @@
           <w:spacing w:val="0"/>
         </w:rPr>
       </w:pPr>
-      <w:bookmarkStart w:id="28" w:name="_Toc300000024"/>
+      <w:bookmarkStart w:id="29" w:name="_Toc300000025"/>
       <w:r>
         <w:rPr>
           <w:rStyle w:val="BookTitle"/>
@@ -10063,14 +11311,14 @@
         </w:rPr>
         <w:t xml:space="preserve">Hosts</w:t>
       </w:r>
-      <w:bookmarkEnd w:id="28"/>
+      <w:bookmarkEnd w:id="29"/>
     </w:p>
     <w:p>
       <w:pPr>
         <w:pStyle w:val="FirstParagraph"/>
       </w:pPr>
       <w:r>
-        <w:t xml:space="preserve">The same customer app runs in four hosts. One set of screens and services serves them all; the host decides the branding, the payment method and some wording.</w:t>
+        <w:t xml:space="preserve">The same customer app runs in four hosts. One set of screens and services serves them all; the brand is always TASCO Insurance; the host decides the payment method and some wording.</w:t>
       </w:r>
     </w:p>
     <w:tbl>
@@ -10096,11 +11344,11 @@
         <w:tblLook w:val="04A0" w:firstRow="1" w:lastRow="0" w:firstColumn="0" w:lastColumn="0" w:noHBand="0" w:noVBand="1"/>
       </w:tblPr>
       <w:tblGrid>
-        <w:gridCol w:w="1437"/>
-        <w:gridCol w:w="1950"/>
-        <w:gridCol w:w="1368"/>
-        <w:gridCol w:w="2197"/>
-        <w:gridCol w:w="2075"/>
+        <w:gridCol w:w="1386"/>
+        <w:gridCol w:w="1926"/>
+        <w:gridCol w:w="1724"/>
+        <w:gridCol w:w="2047"/>
+        <w:gridCol w:w="1944"/>
       </w:tblGrid>
       <w:tr>
         <w:trPr>
@@ -10109,7 +11357,7 @@
         </w:trPr>
         <w:tc>
           <w:tcPr>
-            <w:tcW w:w="1437" w:type="dxa"/>
+            <w:tcW w:w="1386" w:type="dxa"/>
             <w:shd w:val="clear" w:color="auto" w:fill="0F4761"/>
             <w:vAlign w:val="center"/>
           </w:tcPr>
@@ -10128,7 +11376,7 @@
         </w:tc>
         <w:tc>
           <w:tcPr>
-            <w:tcW w:w="1950" w:type="dxa"/>
+            <w:tcW w:w="1926" w:type="dxa"/>
             <w:shd w:val="clear" w:color="auto" w:fill="0F4761"/>
             <w:vAlign w:val="center"/>
           </w:tcPr>
@@ -10147,7 +11395,7 @@
         </w:tc>
         <w:tc>
           <w:tcPr>
-            <w:tcW w:w="1368" w:type="dxa"/>
+            <w:tcW w:w="1724" w:type="dxa"/>
             <w:shd w:val="clear" w:color="auto" w:fill="0F4761"/>
             <w:vAlign w:val="center"/>
           </w:tcPr>
@@ -10160,13 +11408,13 @@
               <w:rPr>
                 <w:color w:val="FFFFFF"/>
               </w:rPr>
-              <w:t xml:space="preserve">Branding</w:t>
-            </w:r>
-          </w:p>
-        </w:tc>
-        <w:tc>
-          <w:tcPr>
-            <w:tcW w:w="2197" w:type="dxa"/>
+              <w:t xml:space="preserve">Brand</w:t>
+            </w:r>
+          </w:p>
+        </w:tc>
+        <w:tc>
+          <w:tcPr>
+            <w:tcW w:w="2047" w:type="dxa"/>
             <w:shd w:val="clear" w:color="auto" w:fill="0F4761"/>
             <w:vAlign w:val="center"/>
           </w:tcPr>
@@ -10185,7 +11433,7 @@
         </w:tc>
         <w:tc>
           <w:tcPr>
-            <w:tcW w:w="2075" w:type="dxa"/>
+            <w:tcW w:w="1944" w:type="dxa"/>
             <w:shd w:val="clear" w:color="auto" w:fill="0F4761"/>
             <w:vAlign w:val="center"/>
           </w:tcPr>
@@ -10209,7 +11457,7 @@
         </w:trPr>
         <w:tc>
           <w:tcPr>
-            <w:tcW w:w="1437" w:type="dxa"/>
+            <w:tcW w:w="1386" w:type="dxa"/>
             <w:vAlign w:val="top"/>
           </w:tcPr>
           <w:p>
@@ -10224,7 +11472,7 @@
         </w:tc>
         <w:tc>
           <w:tcPr>
-            <w:tcW w:w="1950" w:type="dxa"/>
+            <w:tcW w:w="1926" w:type="dxa"/>
             <w:vAlign w:val="top"/>
           </w:tcPr>
           <w:p>
@@ -10248,22 +11496,22 @@
         </w:tc>
         <w:tc>
           <w:tcPr>
-            <w:tcW w:w="1368" w:type="dxa"/>
-            <w:vAlign w:val="top"/>
-          </w:tcPr>
-          <w:p>
-            <w:pPr>
-              <w:pStyle w:val="TableText"/>
-              <w:jc w:val="left"/>
-            </w:pPr>
-            <w:r>
-              <w:t xml:space="preserve">TASCO × VETC</w:t>
-            </w:r>
-          </w:p>
-        </w:tc>
-        <w:tc>
-          <w:tcPr>
-            <w:tcW w:w="2197" w:type="dxa"/>
+            <w:tcW w:w="1724" w:type="dxa"/>
+            <w:vAlign w:val="top"/>
+          </w:tcPr>
+          <w:p>
+            <w:pPr>
+              <w:pStyle w:val="TableText"/>
+              <w:jc w:val="left"/>
+            </w:pPr>
+            <w:r>
+              <w:t xml:space="preserve">TASCO Insurance</w:t>
+            </w:r>
+          </w:p>
+        </w:tc>
+        <w:tc>
+          <w:tcPr>
+            <w:tcW w:w="2047" w:type="dxa"/>
             <w:vAlign w:val="top"/>
           </w:tcPr>
           <w:p>
@@ -10278,7 +11526,7 @@
         </w:tc>
         <w:tc>
           <w:tcPr>
-            <w:tcW w:w="2075" w:type="dxa"/>
+            <w:tcW w:w="1944" w:type="dxa"/>
             <w:vAlign w:val="top"/>
           </w:tcPr>
           <w:p>
@@ -10298,7 +11546,7 @@
         </w:trPr>
         <w:tc>
           <w:tcPr>
-            <w:tcW w:w="1437" w:type="dxa"/>
+            <w:tcW w:w="1386" w:type="dxa"/>
             <w:shd w:val="clear" w:color="auto" w:fill="F4F7FB"/>
             <w:vAlign w:val="top"/>
           </w:tcPr>
@@ -10314,7 +11562,7 @@
         </w:tc>
         <w:tc>
           <w:tcPr>
-            <w:tcW w:w="1950" w:type="dxa"/>
+            <w:tcW w:w="1926" w:type="dxa"/>
             <w:shd w:val="clear" w:color="auto" w:fill="F4F7FB"/>
             <w:vAlign w:val="top"/>
           </w:tcPr>
@@ -10333,23 +11581,23 @@
         </w:tc>
         <w:tc>
           <w:tcPr>
-            <w:tcW w:w="1368" w:type="dxa"/>
-            <w:shd w:val="clear" w:color="auto" w:fill="F4F7FB"/>
-            <w:vAlign w:val="top"/>
-          </w:tcPr>
-          <w:p>
-            <w:pPr>
-              <w:pStyle w:val="TableText"/>
-              <w:jc w:val="left"/>
-            </w:pPr>
-            <w:r>
-              <w:t xml:space="preserve">TASCO × VETC</w:t>
-            </w:r>
-          </w:p>
-        </w:tc>
-        <w:tc>
-          <w:tcPr>
-            <w:tcW w:w="2197" w:type="dxa"/>
+            <w:tcW w:w="1724" w:type="dxa"/>
+            <w:shd w:val="clear" w:color="auto" w:fill="F4F7FB"/>
+            <w:vAlign w:val="top"/>
+          </w:tcPr>
+          <w:p>
+            <w:pPr>
+              <w:pStyle w:val="TableText"/>
+              <w:jc w:val="left"/>
+            </w:pPr>
+            <w:r>
+              <w:t xml:space="preserve">TASCO Insurance</w:t>
+            </w:r>
+          </w:p>
+        </w:tc>
+        <w:tc>
+          <w:tcPr>
+            <w:tcW w:w="2047" w:type="dxa"/>
             <w:shd w:val="clear" w:color="auto" w:fill="F4F7FB"/>
             <w:vAlign w:val="top"/>
           </w:tcPr>
@@ -10365,7 +11613,7 @@
         </w:tc>
         <w:tc>
           <w:tcPr>
-            <w:tcW w:w="2075" w:type="dxa"/>
+            <w:tcW w:w="1944" w:type="dxa"/>
             <w:shd w:val="clear" w:color="auto" w:fill="F4F7FB"/>
             <w:vAlign w:val="top"/>
           </w:tcPr>
@@ -10386,7 +11634,7 @@
         </w:trPr>
         <w:tc>
           <w:tcPr>
-            <w:tcW w:w="1437" w:type="dxa"/>
+            <w:tcW w:w="1386" w:type="dxa"/>
             <w:vAlign w:val="top"/>
           </w:tcPr>
           <w:p>
@@ -10401,7 +11649,7 @@
         </w:tc>
         <w:tc>
           <w:tcPr>
-            <w:tcW w:w="1950" w:type="dxa"/>
+            <w:tcW w:w="1926" w:type="dxa"/>
             <w:vAlign w:val="top"/>
           </w:tcPr>
           <w:p>
@@ -10419,22 +11667,22 @@
         </w:tc>
         <w:tc>
           <w:tcPr>
-            <w:tcW w:w="1368" w:type="dxa"/>
-            <w:vAlign w:val="top"/>
-          </w:tcPr>
-          <w:p>
-            <w:pPr>
-              <w:pStyle w:val="TableText"/>
-              <w:jc w:val="left"/>
-            </w:pPr>
-            <w:r>
-              <w:t xml:space="preserve">TASCO</w:t>
-            </w:r>
-          </w:p>
-        </w:tc>
-        <w:tc>
-          <w:tcPr>
-            <w:tcW w:w="2197" w:type="dxa"/>
+            <w:tcW w:w="1724" w:type="dxa"/>
+            <w:vAlign w:val="top"/>
+          </w:tcPr>
+          <w:p>
+            <w:pPr>
+              <w:pStyle w:val="TableText"/>
+              <w:jc w:val="left"/>
+            </w:pPr>
+            <w:r>
+              <w:t xml:space="preserve">TASCO Insurance</w:t>
+            </w:r>
+          </w:p>
+        </w:tc>
+        <w:tc>
+          <w:tcPr>
+            <w:tcW w:w="2047" w:type="dxa"/>
             <w:vAlign w:val="top"/>
           </w:tcPr>
           <w:p>
@@ -10449,7 +11697,7 @@
         </w:tc>
         <w:tc>
           <w:tcPr>
-            <w:tcW w:w="2075" w:type="dxa"/>
+            <w:tcW w:w="1944" w:type="dxa"/>
             <w:vAlign w:val="top"/>
           </w:tcPr>
           <w:p>
@@ -10469,7 +11717,7 @@
         </w:trPr>
         <w:tc>
           <w:tcPr>
-            <w:tcW w:w="1437" w:type="dxa"/>
+            <w:tcW w:w="1386" w:type="dxa"/>
             <w:shd w:val="clear" w:color="auto" w:fill="F4F7FB"/>
             <w:vAlign w:val="top"/>
           </w:tcPr>
@@ -10485,7 +11733,7 @@
         </w:tc>
         <w:tc>
           <w:tcPr>
-            <w:tcW w:w="1950" w:type="dxa"/>
+            <w:tcW w:w="1926" w:type="dxa"/>
             <w:shd w:val="clear" w:color="auto" w:fill="F4F7FB"/>
             <w:vAlign w:val="top"/>
           </w:tcPr>
@@ -10504,23 +11752,23 @@
         </w:tc>
         <w:tc>
           <w:tcPr>
-            <w:tcW w:w="1368" w:type="dxa"/>
-            <w:shd w:val="clear" w:color="auto" w:fill="F4F7FB"/>
-            <w:vAlign w:val="top"/>
-          </w:tcPr>
-          <w:p>
-            <w:pPr>
-              <w:pStyle w:val="TableText"/>
-              <w:jc w:val="left"/>
-            </w:pPr>
-            <w:r>
-              <w:t xml:space="preserve">TASCO</w:t>
-            </w:r>
-          </w:p>
-        </w:tc>
-        <w:tc>
-          <w:tcPr>
-            <w:tcW w:w="2197" w:type="dxa"/>
+            <w:tcW w:w="1724" w:type="dxa"/>
+            <w:shd w:val="clear" w:color="auto" w:fill="F4F7FB"/>
+            <w:vAlign w:val="top"/>
+          </w:tcPr>
+          <w:p>
+            <w:pPr>
+              <w:pStyle w:val="TableText"/>
+              <w:jc w:val="left"/>
+            </w:pPr>
+            <w:r>
+              <w:t xml:space="preserve">TASCO Insurance</w:t>
+            </w:r>
+          </w:p>
+        </w:tc>
+        <w:tc>
+          <w:tcPr>
+            <w:tcW w:w="2047" w:type="dxa"/>
             <w:shd w:val="clear" w:color="auto" w:fill="F4F7FB"/>
             <w:vAlign w:val="top"/>
           </w:tcPr>
@@ -10536,7 +11784,7 @@
         </w:tc>
         <w:tc>
           <w:tcPr>
-            <w:tcW w:w="2075" w:type="dxa"/>
+            <w:tcW w:w="1944" w:type="dxa"/>
             <w:shd w:val="clear" w:color="auto" w:fill="F4F7FB"/>
             <w:vAlign w:val="top"/>
           </w:tcPr>
@@ -10578,22 +11826,7 @@
         </w:numPr>
       </w:pPr>
       <w:r>
-        <w:t xml:space="preserve">the app bar co-brand (</w:t>
-      </w:r>
-      <w:r>
-        <w:t xml:space="preserve">“</w:t>
-      </w:r>
-      <w:r>
-        <w:t xml:space="preserve">× VETC</w:t>
-      </w:r>
-      <w:r>
-        <w:t xml:space="preserve">”</w:t>
-      </w:r>
-      <w:r>
-        <w:t xml:space="preserve"> </w:t>
-      </w:r>
-      <w:r>
-        <w:t xml:space="preserve">or none) and the footer note (</w:t>
+        <w:t xml:space="preserve">the footer note (</w:t>
       </w:r>
       <w:r>
         <w:t xml:space="preserve">“</w:t>
@@ -10677,7 +11910,7 @@
         </w:numPr>
       </w:pPr>
       <w:r>
-        <w:t xml:space="preserve">the wallet balance and the low-balance notice, shown only for the VETC wallet;</w:t>
+        <w:t xml:space="preserve">the wallet balance and the low-balance notice, shown only for the VETC wallet, and the wallet-balance condition for quick renewal, which applies only in VETC hosts;</w:t>
       </w:r>
     </w:p>
     <w:p>
@@ -10728,48 +11961,6 @@
         </w:numPr>
       </w:pPr>
       <w:r>
-        <w:t xml:space="preserve">the page title in the browser tab (</w:t>
-      </w:r>
-      <w:r>
-        <w:t xml:space="preserve">“</w:t>
-      </w:r>
-      <w:r>
-        <w:t xml:space="preserve">Trang chủ · TASCO × VETC</w:t>
-      </w:r>
-      <w:r>
-        <w:t xml:space="preserve">”</w:t>
-      </w:r>
-      <w:r>
-        <w:t xml:space="preserve"> </w:t>
-      </w:r>
-      <w:r>
-        <w:t xml:space="preserve">or</w:t>
-      </w:r>
-      <w:r>
-        <w:t xml:space="preserve"> </w:t>
-      </w:r>
-      <w:r>
-        <w:t xml:space="preserve">“</w:t>
-      </w:r>
-      <w:r>
-        <w:t xml:space="preserve">Trang chủ · Bảo hiểm TASCO</w:t>
-      </w:r>
-      <w:r>
-        <w:t xml:space="preserve">”</w:t>
-      </w:r>
-      <w:r>
-        <w:t xml:space="preserve">);</w:t>
-      </w:r>
-    </w:p>
-    <w:p>
-      <w:pPr>
-        <w:pStyle w:val="Compact"/>
-        <w:numPr>
-          <w:ilvl w:val="0"/>
-          <w:numId w:val="1002"/>
-        </w:numPr>
-      </w:pPr>
-      <w:r>
         <w:t xml:space="preserve">the channel recorded on quotes and orders, which drives sales-by-channel reporting.</w:t>
       </w:r>
     </w:p>
@@ -10778,7 +11969,7 @@
         <w:pStyle w:val="FirstParagraph"/>
       </w:pPr>
       <w:r>
-        <w:t xml:space="preserve">The screens, steps, prices and wording of the insurance itself do not change.</w:t>
+        <w:t xml:space="preserve">The brand, screens, steps, prices and wording of the insurance itself do not change.</w:t>
       </w:r>
     </w:p>
     <w:p xmlns:a="http://schemas.openxmlformats.org/drawingml/2006/main" xmlns:pic="http://schemas.openxmlformats.org/drawingml/2006/picture">
@@ -10795,7 +11986,7 @@
               <a:graphicData uri="http://schemas.openxmlformats.org/drawingml/2006/picture">
                 <pic:pic>
                   <pic:nvPicPr>
-                    <pic:cNvPr descr="../../../final/shots/app-customer-buy-3-payment.png" id="55" name="Picture"/>
+                    <pic:cNvPr descr="../../shots/app-customer-buy-3-payment.png" id="56" name="Picture"/>
                     <pic:cNvPicPr>
                       <a:picLocks noChangeArrowheads="1" noChangeAspect="1"/>
                     </pic:cNvPicPr>
@@ -10840,7 +12031,7 @@
               <a:graphicData uri="http://schemas.openxmlformats.org/drawingml/2006/picture">
                 <pic:pic>
                   <pic:nvPicPr>
-                    <pic:cNvPr descr="../../../final/shots/app-customer-buy-3-payment-tasco-web.png" id="58" name="Picture"/>
+                    <pic:cNvPr descr="../../shots/app-customer-buy-3-payment-tasco-web.png" id="59" name="Picture"/>
                     <pic:cNvPicPr>
                       <a:picLocks noChangeArrowheads="1" noChangeAspect="1"/>
                     </pic:cNvPicPr>
@@ -10906,7 +12097,7 @@
           <w:spacing w:val="0"/>
         </w:rPr>
       </w:pPr>
-      <w:bookmarkStart w:id="29" w:name="_Toc300000025"/>
+      <w:bookmarkStart w:id="30" w:name="_Toc300000026"/>
       <w:r>
         <w:rPr>
           <w:rStyle w:val="BookTitle"/>
@@ -10917,7 +12108,7 @@
         </w:rPr>
         <w:t xml:space="preserve">Deep links</w:t>
       </w:r>
-      <w:bookmarkEnd w:id="29"/>
+      <w:bookmarkEnd w:id="30"/>
     </w:p>
     <w:tbl>
       <w:tblPr>
@@ -10942,9 +12133,9 @@
         <w:tblLook w:val="04A0" w:firstRow="1" w:lastRow="0" w:firstColumn="0" w:lastColumn="0" w:noHBand="0" w:noVBand="1"/>
       </w:tblPr>
       <w:tblGrid>
-        <w:gridCol w:w="3804"/>
-        <w:gridCol w:w="1916"/>
-        <w:gridCol w:w="3307"/>
+        <w:gridCol w:w="3794"/>
+        <w:gridCol w:w="1902"/>
+        <w:gridCol w:w="3331"/>
       </w:tblGrid>
       <w:tr>
         <w:trPr>
@@ -10953,7 +12144,7 @@
         </w:trPr>
         <w:tc>
           <w:tcPr>
-            <w:tcW w:w="3804" w:type="dxa"/>
+            <w:tcW w:w="3794" w:type="dxa"/>
             <w:shd w:val="clear" w:color="auto" w:fill="0F4761"/>
             <w:vAlign w:val="center"/>
           </w:tcPr>
@@ -10972,7 +12163,7 @@
         </w:tc>
         <w:tc>
           <w:tcPr>
-            <w:tcW w:w="1916" w:type="dxa"/>
+            <w:tcW w:w="1902" w:type="dxa"/>
             <w:shd w:val="clear" w:color="auto" w:fill="0F4761"/>
             <w:vAlign w:val="center"/>
           </w:tcPr>
@@ -10991,7 +12182,7 @@
         </w:tc>
         <w:tc>
           <w:tcPr>
-            <w:tcW w:w="3307" w:type="dxa"/>
+            <w:tcW w:w="3331" w:type="dxa"/>
             <w:shd w:val="clear" w:color="auto" w:fill="0F4761"/>
             <w:vAlign w:val="center"/>
           </w:tcPr>
@@ -11015,7 +12206,7 @@
         </w:trPr>
         <w:tc>
           <w:tcPr>
-            <w:tcW w:w="3804" w:type="dxa"/>
+            <w:tcW w:w="3794" w:type="dxa"/>
             <w:vAlign w:val="top"/>
           </w:tcPr>
           <w:p>
@@ -11033,7 +12224,7 @@
         </w:tc>
         <w:tc>
           <w:tcPr>
-            <w:tcW w:w="1916" w:type="dxa"/>
+            <w:tcW w:w="1902" w:type="dxa"/>
             <w:vAlign w:val="top"/>
           </w:tcPr>
           <w:p>
@@ -11048,7 +12239,7 @@
         </w:tc>
         <w:tc>
           <w:tcPr>
-            <w:tcW w:w="3307" w:type="dxa"/>
+            <w:tcW w:w="3331" w:type="dxa"/>
             <w:vAlign w:val="top"/>
           </w:tcPr>
           <w:p>
@@ -11068,7 +12259,7 @@
         </w:trPr>
         <w:tc>
           <w:tcPr>
-            <w:tcW w:w="3804" w:type="dxa"/>
+            <w:tcW w:w="3794" w:type="dxa"/>
             <w:shd w:val="clear" w:color="auto" w:fill="F4F7FB"/>
             <w:vAlign w:val="top"/>
           </w:tcPr>
@@ -11087,7 +12278,7 @@
         </w:tc>
         <w:tc>
           <w:tcPr>
-            <w:tcW w:w="1916" w:type="dxa"/>
+            <w:tcW w:w="1902" w:type="dxa"/>
             <w:shd w:val="clear" w:color="auto" w:fill="F4F7FB"/>
             <w:vAlign w:val="top"/>
           </w:tcPr>
@@ -11103,7 +12294,7 @@
         </w:tc>
         <w:tc>
           <w:tcPr>
-            <w:tcW w:w="3307" w:type="dxa"/>
+            <w:tcW w:w="3331" w:type="dxa"/>
             <w:shd w:val="clear" w:color="auto" w:fill="F4F7FB"/>
             <w:vAlign w:val="top"/>
           </w:tcPr>
@@ -11136,7 +12327,7 @@
         </w:trPr>
         <w:tc>
           <w:tcPr>
-            <w:tcW w:w="3804" w:type="dxa"/>
+            <w:tcW w:w="3794" w:type="dxa"/>
             <w:vAlign w:val="top"/>
           </w:tcPr>
           <w:p>
@@ -11154,7 +12345,7 @@
         </w:tc>
         <w:tc>
           <w:tcPr>
-            <w:tcW w:w="1916" w:type="dxa"/>
+            <w:tcW w:w="1902" w:type="dxa"/>
             <w:vAlign w:val="top"/>
           </w:tcPr>
           <w:p>
@@ -11169,7 +12360,7 @@
         </w:tc>
         <w:tc>
           <w:tcPr>
-            <w:tcW w:w="3307" w:type="dxa"/>
+            <w:tcW w:w="3331" w:type="dxa"/>
             <w:vAlign w:val="top"/>
           </w:tcPr>
           <w:p>
@@ -11189,7 +12380,7 @@
         </w:trPr>
         <w:tc>
           <w:tcPr>
-            <w:tcW w:w="3804" w:type="dxa"/>
+            <w:tcW w:w="3794" w:type="dxa"/>
             <w:shd w:val="clear" w:color="auto" w:fill="F4F7FB"/>
             <w:vAlign w:val="top"/>
           </w:tcPr>
@@ -11202,87 +12393,39 @@
               <w:rPr>
                 <w:rStyle w:val="CodeChar"/>
               </w:rPr>
-              <w:t xml:space="preserve">/app/#/policies</w:t>
-            </w:r>
-            <w:r>
-              <w:t xml:space="preserve">,</w:t>
-            </w:r>
-            <w:r>
-              <w:t xml:space="preserve"> </w:t>
-            </w:r>
-            <w:r>
-              <w:rPr>
-                <w:rStyle w:val="CodeChar"/>
-              </w:rPr>
-              <w:t xml:space="preserve">#/claims</w:t>
-            </w:r>
-            <w:r>
-              <w:t xml:space="preserve">,</w:t>
-            </w:r>
-            <w:r>
-              <w:t xml:space="preserve"> </w:t>
-            </w:r>
-            <w:r>
-              <w:rPr>
-                <w:rStyle w:val="CodeChar"/>
-              </w:rPr>
-              <w:t xml:space="preserve">#/claims/new</w:t>
-            </w:r>
-            <w:r>
-              <w:t xml:space="preserve">,</w:t>
-            </w:r>
-            <w:r>
-              <w:t xml:space="preserve"> </w:t>
-            </w:r>
-            <w:r>
-              <w:rPr>
-                <w:rStyle w:val="CodeChar"/>
-              </w:rPr>
-              <w:t xml:space="preserve">#/account</w:t>
-            </w:r>
-            <w:r>
-              <w:t xml:space="preserve">,</w:t>
-            </w:r>
-            <w:r>
-              <w:t xml:space="preserve"> </w:t>
-            </w:r>
-            <w:r>
-              <w:rPr>
-                <w:rStyle w:val="CodeChar"/>
-              </w:rPr>
-              <w:t xml:space="preserve">#/confirm</w:t>
-            </w:r>
-          </w:p>
-        </w:tc>
-        <w:tc>
-          <w:tcPr>
-            <w:tcW w:w="1916" w:type="dxa"/>
-            <w:shd w:val="clear" w:color="auto" w:fill="F4F7FB"/>
-            <w:vAlign w:val="top"/>
-          </w:tcPr>
-          <w:p>
-            <w:pPr>
-              <w:pStyle w:val="TableText"/>
-              <w:jc w:val="left"/>
-            </w:pPr>
-            <w:r>
-              <w:t xml:space="preserve">A tab or flow, once a session exists</w:t>
-            </w:r>
-          </w:p>
-        </w:tc>
-        <w:tc>
-          <w:tcPr>
-            <w:tcW w:w="3307" w:type="dxa"/>
-            <w:shd w:val="clear" w:color="auto" w:fill="F4F7FB"/>
-            <w:vAlign w:val="top"/>
-          </w:tcPr>
-          <w:p>
-            <w:pPr>
-              <w:pStyle w:val="TableText"/>
-              <w:jc w:val="left"/>
-            </w:pPr>
-            <w:r>
-              <w:t xml:space="preserve">Without a session the app shows the entry screen</w:t>
+              <w:t xml:space="preserve">/app/#/renew-quick</w:t>
+            </w:r>
+          </w:p>
+        </w:tc>
+        <w:tc>
+          <w:tcPr>
+            <w:tcW w:w="1902" w:type="dxa"/>
+            <w:shd w:val="clear" w:color="auto" w:fill="F4F7FB"/>
+            <w:vAlign w:val="top"/>
+          </w:tcPr>
+          <w:p>
+            <w:pPr>
+              <w:pStyle w:val="TableText"/>
+              <w:jc w:val="left"/>
+            </w:pPr>
+            <w:r>
+              <w:t xml:space="preserve">Quick renewal</w:t>
+            </w:r>
+          </w:p>
+        </w:tc>
+        <w:tc>
+          <w:tcPr>
+            <w:tcW w:w="3331" w:type="dxa"/>
+            <w:shd w:val="clear" w:color="auto" w:fill="F4F7FB"/>
+            <w:vAlign w:val="top"/>
+          </w:tcPr>
+          <w:p>
+            <w:pPr>
+              <w:pStyle w:val="TableText"/>
+              <w:jc w:val="left"/>
+            </w:pPr>
+            <w:r>
+              <w:t xml:space="preserve">If the case is not eligible, the screen says why and offers the full flow</w:t>
             </w:r>
           </w:p>
         </w:tc>
@@ -11293,7 +12436,7 @@
         </w:trPr>
         <w:tc>
           <w:tcPr>
-            <w:tcW w:w="3804" w:type="dxa"/>
+            <w:tcW w:w="3794" w:type="dxa"/>
             <w:vAlign w:val="top"/>
           </w:tcPr>
           <w:p>
@@ -11305,37 +12448,85 @@
               <w:rPr>
                 <w:rStyle w:val="CodeChar"/>
               </w:rPr>
-              <w:t xml:space="preserve">/verify/&lt;certificate number&gt;</w:t>
-            </w:r>
-          </w:p>
-        </w:tc>
-        <w:tc>
-          <w:tcPr>
-            <w:tcW w:w="1916" w:type="dxa"/>
-            <w:vAlign w:val="top"/>
-          </w:tcPr>
-          <w:p>
-            <w:pPr>
-              <w:pStyle w:val="TableText"/>
-              <w:jc w:val="left"/>
-            </w:pPr>
-            <w:r>
-              <w:t xml:space="preserve">Public certificate check</w:t>
-            </w:r>
-          </w:p>
-        </w:tc>
-        <w:tc>
-          <w:tcPr>
-            <w:tcW w:w="3307" w:type="dxa"/>
-            <w:vAlign w:val="top"/>
-          </w:tcPr>
-          <w:p>
-            <w:pPr>
-              <w:pStyle w:val="TableText"/>
-              <w:jc w:val="left"/>
-            </w:pPr>
-            <w:r>
-              <w:t xml:space="preserve">Encoded in the certificate QR code; shows status, product, masked plate and period</w:t>
+              <w:t xml:space="preserve">/app/#/policies</w:t>
+            </w:r>
+            <w:r>
+              <w:t xml:space="preserve">,</w:t>
+            </w:r>
+            <w:r>
+              <w:t xml:space="preserve"> </w:t>
+            </w:r>
+            <w:r>
+              <w:rPr>
+                <w:rStyle w:val="CodeChar"/>
+              </w:rPr>
+              <w:t xml:space="preserve">#/claims</w:t>
+            </w:r>
+            <w:r>
+              <w:t xml:space="preserve">,</w:t>
+            </w:r>
+            <w:r>
+              <w:t xml:space="preserve"> </w:t>
+            </w:r>
+            <w:r>
+              <w:rPr>
+                <w:rStyle w:val="CodeChar"/>
+              </w:rPr>
+              <w:t xml:space="preserve">#/claims/new</w:t>
+            </w:r>
+            <w:r>
+              <w:t xml:space="preserve">,</w:t>
+            </w:r>
+            <w:r>
+              <w:t xml:space="preserve"> </w:t>
+            </w:r>
+            <w:r>
+              <w:rPr>
+                <w:rStyle w:val="CodeChar"/>
+              </w:rPr>
+              <w:t xml:space="preserve">#/account</w:t>
+            </w:r>
+            <w:r>
+              <w:t xml:space="preserve">,</w:t>
+            </w:r>
+            <w:r>
+              <w:t xml:space="preserve"> </w:t>
+            </w:r>
+            <w:r>
+              <w:rPr>
+                <w:rStyle w:val="CodeChar"/>
+              </w:rPr>
+              <w:t xml:space="preserve">#/confirm</w:t>
+            </w:r>
+          </w:p>
+        </w:tc>
+        <w:tc>
+          <w:tcPr>
+            <w:tcW w:w="1902" w:type="dxa"/>
+            <w:vAlign w:val="top"/>
+          </w:tcPr>
+          <w:p>
+            <w:pPr>
+              <w:pStyle w:val="TableText"/>
+              <w:jc w:val="left"/>
+            </w:pPr>
+            <w:r>
+              <w:t xml:space="preserve">A tab or flow, once a session exists</w:t>
+            </w:r>
+          </w:p>
+        </w:tc>
+        <w:tc>
+          <w:tcPr>
+            <w:tcW w:w="3331" w:type="dxa"/>
+            <w:vAlign w:val="top"/>
+          </w:tcPr>
+          <w:p>
+            <w:pPr>
+              <w:pStyle w:val="TableText"/>
+              <w:jc w:val="left"/>
+            </w:pPr>
+            <w:r>
+              <w:t xml:space="preserve">Without a session the app shows the entry screen</w:t>
             </w:r>
           </w:p>
         </w:tc>
@@ -11346,7 +12537,7 @@
         </w:trPr>
         <w:tc>
           <w:tcPr>
-            <w:tcW w:w="3804" w:type="dxa"/>
+            <w:tcW w:w="3794" w:type="dxa"/>
             <w:shd w:val="clear" w:color="auto" w:fill="F4F7FB"/>
             <w:vAlign w:val="top"/>
           </w:tcPr>
@@ -11359,6 +12550,61 @@
               <w:rPr>
                 <w:rStyle w:val="CodeChar"/>
               </w:rPr>
+              <w:t xml:space="preserve">/verify/&lt;certificate number&gt;</w:t>
+            </w:r>
+          </w:p>
+        </w:tc>
+        <w:tc>
+          <w:tcPr>
+            <w:tcW w:w="1902" w:type="dxa"/>
+            <w:shd w:val="clear" w:color="auto" w:fill="F4F7FB"/>
+            <w:vAlign w:val="top"/>
+          </w:tcPr>
+          <w:p>
+            <w:pPr>
+              <w:pStyle w:val="TableText"/>
+              <w:jc w:val="left"/>
+            </w:pPr>
+            <w:r>
+              <w:t xml:space="preserve">Public certificate check</w:t>
+            </w:r>
+          </w:p>
+        </w:tc>
+        <w:tc>
+          <w:tcPr>
+            <w:tcW w:w="3331" w:type="dxa"/>
+            <w:shd w:val="clear" w:color="auto" w:fill="F4F7FB"/>
+            <w:vAlign w:val="top"/>
+          </w:tcPr>
+          <w:p>
+            <w:pPr>
+              <w:pStyle w:val="TableText"/>
+              <w:jc w:val="left"/>
+            </w:pPr>
+            <w:r>
+              <w:t xml:space="preserve">Encoded in the certificate QR code; shows status, product, masked plate and period</w:t>
+            </w:r>
+          </w:p>
+        </w:tc>
+      </w:tr>
+      <w:tr>
+        <w:trPr>
+          <w:cantSplit/>
+        </w:trPr>
+        <w:tc>
+          <w:tcPr>
+            <w:tcW w:w="3794" w:type="dxa"/>
+            <w:vAlign w:val="top"/>
+          </w:tcPr>
+          <w:p>
+            <w:pPr>
+              <w:pStyle w:val="TableText"/>
+              <w:jc w:val="left"/>
+            </w:pPr>
+            <w:r>
+              <w:rPr>
+                <w:rStyle w:val="CodeChar"/>
+              </w:rPr>
               <w:t xml:space="preserve">/#/&lt;page&gt;</w:t>
             </w:r>
             <w:r>
@@ -11380,8 +12626,7 @@
         </w:tc>
         <w:tc>
           <w:tcPr>
-            <w:tcW w:w="1916" w:type="dxa"/>
-            <w:shd w:val="clear" w:color="auto" w:fill="F4F7FB"/>
+            <w:tcW w:w="1902" w:type="dxa"/>
             <w:vAlign w:val="top"/>
           </w:tcPr>
           <w:p>
@@ -11396,8 +12641,7 @@
         </w:tc>
         <w:tc>
           <w:tcPr>
-            <w:tcW w:w="3307" w:type="dxa"/>
-            <w:shd w:val="clear" w:color="auto" w:fill="F4F7FB"/>
+            <w:tcW w:w="3331" w:type="dxa"/>
             <w:vAlign w:val="top"/>
           </w:tcPr>
           <w:p>
@@ -11460,7 +12704,7 @@
           <w:spacing w:val="0"/>
         </w:rPr>
       </w:pPr>
-      <w:bookmarkStart w:id="30" w:name="_Toc300000026"/>
+      <w:bookmarkStart w:id="31" w:name="_Toc300000027"/>
       <w:r>
         <w:rPr>
           <w:rStyle w:val="BookTitle"/>
@@ -11471,7 +12715,7 @@
         </w:rPr>
         <w:t xml:space="preserve">Key task paths</w:t>
       </w:r>
-      <w:bookmarkEnd w:id="30"/>
+      <w:bookmarkEnd w:id="31"/>
     </w:p>
     <w:p>
       <w:pPr>
@@ -11485,11 +12729,42 @@
       <w:pPr>
         <w:pStyle w:val="Heading2"/>
       </w:pPr>
-      <w:bookmarkStart w:id="31" w:name="_Toc300000027"/>
+      <w:bookmarkStart w:id="32" w:name="_Toc300000028"/>
       <w:r>
         <w:t xml:space="preserve">Customer renews from a reminder</w:t>
       </w:r>
-      <w:bookmarkEnd w:id="31"/>
+      <w:bookmarkEnd w:id="32"/>
+    </w:p>
+    <w:p>
+      <w:pPr>
+        <w:pStyle w:val="FirstParagraph"/>
+      </w:pPr>
+      <w:r>
+        <w:t xml:space="preserve">The renewal has two paths (see</w:t>
+      </w:r>
+      <w:r>
+        <w:t xml:space="preserve"> </w:t>
+      </w:r>
+      <w:r>
+        <w:t xml:space="preserve">“</w:t>
+      </w:r>
+      <w:r>
+        <w:t xml:space="preserve">Renewal paths</w:t>
+      </w:r>
+      <w:r>
+        <w:t xml:space="preserve">”</w:t>
+      </w:r>
+      <w:r>
+        <w:t xml:space="preserve">). NFR-035, as restated, asks for three taps where the case allows it, six in the full flow, and a median renewal of 60 seconds or less. The usability tests in TGP-UX-04 measure both paths.</w:t>
+      </w:r>
+    </w:p>
+    <w:p>
+      <w:pPr>
+        <w:pStyle w:val="BodyText"/>
+      </w:pPr>
+      <w:r>
+        <w:t xml:space="preserve">Quick renewal:</w:t>
+      </w:r>
     </w:p>
     <w:tbl>
       <w:tblPr>
@@ -11514,9 +12789,9 @@
         <w:tblLook w:val="04A0" w:firstRow="1" w:lastRow="0" w:firstColumn="0" w:lastColumn="0" w:noHBand="0" w:noVBand="1"/>
       </w:tblPr>
       <w:tblGrid>
-        <w:gridCol w:w="633"/>
-        <w:gridCol w:w="3393"/>
-        <w:gridCol w:w="5001"/>
+        <w:gridCol w:w="606"/>
+        <w:gridCol w:w="2898"/>
+        <w:gridCol w:w="5523"/>
       </w:tblGrid>
       <w:tr>
         <w:trPr>
@@ -11525,7 +12800,7 @@
         </w:trPr>
         <w:tc>
           <w:tcPr>
-            <w:tcW w:w="633" w:type="dxa"/>
+            <w:tcW w:w="606" w:type="dxa"/>
             <w:shd w:val="clear" w:color="auto" w:fill="0F4761"/>
             <w:vAlign w:val="center"/>
           </w:tcPr>
@@ -11544,7 +12819,7 @@
         </w:tc>
         <w:tc>
           <w:tcPr>
-            <w:tcW w:w="3393" w:type="dxa"/>
+            <w:tcW w:w="2898" w:type="dxa"/>
             <w:shd w:val="clear" w:color="auto" w:fill="0F4761"/>
             <w:vAlign w:val="center"/>
           </w:tcPr>
@@ -11563,7 +12838,7 @@
         </w:tc>
         <w:tc>
           <w:tcPr>
-            <w:tcW w:w="5001" w:type="dxa"/>
+            <w:tcW w:w="5523" w:type="dxa"/>
             <w:shd w:val="clear" w:color="auto" w:fill="0F4761"/>
             <w:vAlign w:val="center"/>
           </w:tcPr>
@@ -11587,7 +12862,7 @@
         </w:trPr>
         <w:tc>
           <w:tcPr>
-            <w:tcW w:w="633" w:type="dxa"/>
+            <w:tcW w:w="606" w:type="dxa"/>
             <w:vAlign w:val="top"/>
           </w:tcPr>
           <w:p>
@@ -11602,7 +12877,7 @@
         </w:tc>
         <w:tc>
           <w:tcPr>
-            <w:tcW w:w="3393" w:type="dxa"/>
+            <w:tcW w:w="2898" w:type="dxa"/>
             <w:vAlign w:val="top"/>
           </w:tcPr>
           <w:p>
@@ -11617,16 +12892,16 @@
         </w:tc>
         <w:tc>
           <w:tcPr>
-            <w:tcW w:w="5001" w:type="dxa"/>
-            <w:vAlign w:val="top"/>
-          </w:tcPr>
-          <w:p>
-            <w:pPr>
-              <w:pStyle w:val="TableText"/>
-              <w:jc w:val="left"/>
-            </w:pPr>
-            <w:r>
-              <w:t xml:space="preserve">Home with the vehicle card and</w:t>
+            <w:tcW w:w="5523" w:type="dxa"/>
+            <w:vAlign w:val="top"/>
+          </w:tcPr>
+          <w:p>
+            <w:pPr>
+              <w:pStyle w:val="TableText"/>
+              <w:jc w:val="left"/>
+            </w:pPr>
+            <w:r>
+              <w:t xml:space="preserve">Home with the vehicle card,</w:t>
             </w:r>
             <w:r>
               <w:t xml:space="preserve"> </w:t>
@@ -11635,7 +12910,25 @@
               <w:t xml:space="preserve">“</w:t>
             </w:r>
             <w:r>
-              <w:t xml:space="preserve">Gia hạn ngay</w:t>
+              <w:t xml:space="preserve">Gia hạn nhanh</w:t>
+            </w:r>
+            <w:r>
+              <w:t xml:space="preserve">”</w:t>
+            </w:r>
+            <w:r>
+              <w:t xml:space="preserve"> </w:t>
+            </w:r>
+            <w:r>
+              <w:t xml:space="preserve">and</w:t>
+            </w:r>
+            <w:r>
+              <w:t xml:space="preserve"> </w:t>
+            </w:r>
+            <w:r>
+              <w:t xml:space="preserve">“</w:t>
+            </w:r>
+            <w:r>
+              <w:t xml:space="preserve">Tùy chỉnh gói bảo hiểm</w:t>
             </w:r>
             <w:r>
               <w:t xml:space="preserve">”</w:t>
@@ -11649,7 +12942,7 @@
         </w:trPr>
         <w:tc>
           <w:tcPr>
-            <w:tcW w:w="633" w:type="dxa"/>
+            <w:tcW w:w="606" w:type="dxa"/>
             <w:shd w:val="clear" w:color="auto" w:fill="F4F7FB"/>
             <w:vAlign w:val="top"/>
           </w:tcPr>
@@ -11665,7 +12958,7 @@
         </w:tc>
         <w:tc>
           <w:tcPr>
-            <w:tcW w:w="3393" w:type="dxa"/>
+            <w:tcW w:w="2898" w:type="dxa"/>
             <w:shd w:val="clear" w:color="auto" w:fill="F4F7FB"/>
             <w:vAlign w:val="top"/>
           </w:tcPr>
@@ -11678,7 +12971,7 @@
               <w:t xml:space="preserve">“</w:t>
             </w:r>
             <w:r>
-              <w:t xml:space="preserve">Gia hạn ngay</w:t>
+              <w:t xml:space="preserve">Gia hạn nhanh</w:t>
             </w:r>
             <w:r>
               <w:t xml:space="preserve">”</w:t>
@@ -11687,17 +12980,17 @@
         </w:tc>
         <w:tc>
           <w:tcPr>
-            <w:tcW w:w="5001" w:type="dxa"/>
-            <w:shd w:val="clear" w:color="auto" w:fill="F4F7FB"/>
-            <w:vAlign w:val="top"/>
-          </w:tcPr>
-          <w:p>
-            <w:pPr>
-              <w:pStyle w:val="TableText"/>
-              <w:jc w:val="left"/>
-            </w:pPr>
-            <w:r>
-              <w:t xml:space="preserve">Quote form with the vehicle details filled in</w:t>
+            <w:tcW w:w="5523" w:type="dxa"/>
+            <w:shd w:val="clear" w:color="auto" w:fill="F4F7FB"/>
+            <w:vAlign w:val="top"/>
+          </w:tcPr>
+          <w:p>
+            <w:pPr>
+              <w:pStyle w:val="TableText"/>
+              <w:jc w:val="left"/>
+            </w:pPr>
+            <w:r>
+              <w:t xml:space="preserve">Quick renewal: plate, vehicle, period, premium, total, payment method</w:t>
             </w:r>
           </w:p>
         </w:tc>
@@ -11708,7 +13001,7 @@
         </w:trPr>
         <w:tc>
           <w:tcPr>
-            <w:tcW w:w="633" w:type="dxa"/>
+            <w:tcW w:w="606" w:type="dxa"/>
             <w:vAlign w:val="top"/>
           </w:tcPr>
           <w:p>
@@ -11723,38 +13016,28 @@
         </w:tc>
         <w:tc>
           <w:tcPr>
-            <w:tcW w:w="3393" w:type="dxa"/>
-            <w:vAlign w:val="top"/>
-          </w:tcPr>
-          <w:p>
-            <w:pPr>
-              <w:pStyle w:val="TableText"/>
-              <w:jc w:val="left"/>
-            </w:pPr>
-            <w:r>
-              <w:t xml:space="preserve">“</w:t>
-            </w:r>
-            <w:r>
-              <w:t xml:space="preserve">Xem phí bảo hiểm</w:t>
-            </w:r>
-            <w:r>
-              <w:t xml:space="preserve">”</w:t>
-            </w:r>
-          </w:p>
-        </w:tc>
-        <w:tc>
-          <w:tcPr>
-            <w:tcW w:w="5001" w:type="dxa"/>
-            <w:vAlign w:val="top"/>
-          </w:tcPr>
-          <w:p>
-            <w:pPr>
-              <w:pStyle w:val="TableText"/>
-              <w:jc w:val="left"/>
-            </w:pPr>
-            <w:r>
-              <w:t xml:space="preserve">Review with the price and benefits</w:t>
-            </w:r>
+            <w:tcW w:w="2898" w:type="dxa"/>
+            <w:vAlign w:val="top"/>
+          </w:tcPr>
+          <w:p>
+            <w:pPr>
+              <w:pStyle w:val="TableText"/>
+              <w:jc w:val="left"/>
+            </w:pPr>
+            <w:r>
+              <w:t xml:space="preserve">Tick the declaration</w:t>
+            </w:r>
+          </w:p>
+        </w:tc>
+        <w:tc>
+          <w:tcPr>
+            <w:tcW w:w="5523" w:type="dxa"/>
+            <w:vAlign w:val="top"/>
+          </w:tcPr>
+          <w:p>
+            <w:pPr>
+              <w:pStyle w:val="TableText"/>
+            </w:pPr>
           </w:p>
         </w:tc>
       </w:tr>
@@ -11764,7 +13047,7 @@
         </w:trPr>
         <w:tc>
           <w:tcPr>
-            <w:tcW w:w="633" w:type="dxa"/>
+            <w:tcW w:w="606" w:type="dxa"/>
             <w:shd w:val="clear" w:color="auto" w:fill="F4F7FB"/>
             <w:vAlign w:val="top"/>
           </w:tcPr>
@@ -11780,7 +13063,7 @@
         </w:tc>
         <w:tc>
           <w:tcPr>
-            <w:tcW w:w="3393" w:type="dxa"/>
+            <w:tcW w:w="2898" w:type="dxa"/>
             <w:shd w:val="clear" w:color="auto" w:fill="F4F7FB"/>
             <w:vAlign w:val="top"/>
           </w:tcPr>
@@ -11793,7 +13076,7 @@
               <w:t xml:space="preserve">“</w:t>
             </w:r>
             <w:r>
-              <w:t xml:space="preserve">Tiếp tục</w:t>
+              <w:t xml:space="preserve">Xác nhận thanh toán</w:t>
             </w:r>
             <w:r>
               <w:t xml:space="preserve">”</w:t>
@@ -11802,175 +13085,8 @@
         </w:tc>
         <w:tc>
           <w:tcPr>
-            <w:tcW w:w="5001" w:type="dxa"/>
-            <w:shd w:val="clear" w:color="auto" w:fill="F4F7FB"/>
-            <w:vAlign w:val="top"/>
-          </w:tcPr>
-          <w:p>
-            <w:pPr>
-              <w:pStyle w:val="TableText"/>
-              <w:jc w:val="left"/>
-            </w:pPr>
-            <w:r>
-              <w:t xml:space="preserve">Payment</w:t>
-            </w:r>
-          </w:p>
-        </w:tc>
-      </w:tr>
-      <w:tr>
-        <w:trPr>
-          <w:cantSplit/>
-        </w:trPr>
-        <w:tc>
-          <w:tcPr>
-            <w:tcW w:w="633" w:type="dxa"/>
-            <w:vAlign w:val="top"/>
-          </w:tcPr>
-          <w:p>
-            <w:pPr>
-              <w:pStyle w:val="TableText"/>
-              <w:jc w:val="left"/>
-            </w:pPr>
-            <w:r>
-              <w:t xml:space="preserve">4</w:t>
-            </w:r>
-          </w:p>
-        </w:tc>
-        <w:tc>
-          <w:tcPr>
-            <w:tcW w:w="3393" w:type="dxa"/>
-            <w:vAlign w:val="top"/>
-          </w:tcPr>
-          <w:p>
-            <w:pPr>
-              <w:pStyle w:val="TableText"/>
-              <w:jc w:val="left"/>
-            </w:pPr>
-            <w:r>
-              <w:t xml:space="preserve">Tick the declaration</w:t>
-            </w:r>
-          </w:p>
-        </w:tc>
-        <w:tc>
-          <w:tcPr>
-            <w:tcW w:w="5001" w:type="dxa"/>
-            <w:vAlign w:val="top"/>
-          </w:tcPr>
-          <w:p>
-            <w:pPr>
-              <w:pStyle w:val="TableText"/>
-            </w:pPr>
-          </w:p>
-        </w:tc>
-      </w:tr>
-      <w:tr>
-        <w:trPr>
-          <w:cantSplit/>
-        </w:trPr>
-        <w:tc>
-          <w:tcPr>
-            <w:tcW w:w="633" w:type="dxa"/>
-            <w:shd w:val="clear" w:color="auto" w:fill="F4F7FB"/>
-            <w:vAlign w:val="top"/>
-          </w:tcPr>
-          <w:p>
-            <w:pPr>
-              <w:pStyle w:val="TableText"/>
-              <w:jc w:val="left"/>
-            </w:pPr>
-            <w:r>
-              <w:t xml:space="preserve">5</w:t>
-            </w:r>
-          </w:p>
-        </w:tc>
-        <w:tc>
-          <w:tcPr>
-            <w:tcW w:w="3393" w:type="dxa"/>
-            <w:shd w:val="clear" w:color="auto" w:fill="F4F7FB"/>
-            <w:vAlign w:val="top"/>
-          </w:tcPr>
-          <w:p>
-            <w:pPr>
-              <w:pStyle w:val="TableText"/>
-              <w:jc w:val="left"/>
-            </w:pPr>
-            <w:r>
-              <w:t xml:space="preserve">“</w:t>
-            </w:r>
-            <w:r>
-              <w:t xml:space="preserve">Thanh toán</w:t>
-            </w:r>
-            <w:r>
-              <w:t xml:space="preserve">”</w:t>
-            </w:r>
-            <w:r>
-              <w:t xml:space="preserve"> </w:t>
-            </w:r>
-            <w:r>
-              <w:t xml:space="preserve">with the amount</w:t>
-            </w:r>
-          </w:p>
-        </w:tc>
-        <w:tc>
-          <w:tcPr>
-            <w:tcW w:w="5001" w:type="dxa"/>
-            <w:shd w:val="clear" w:color="auto" w:fill="F4F7FB"/>
-            <w:vAlign w:val="top"/>
-          </w:tcPr>
-          <w:p>
-            <w:pPr>
-              <w:pStyle w:val="TableText"/>
-              <w:jc w:val="left"/>
-            </w:pPr>
-            <w:r>
-              <w:t xml:space="preserve">Confirmation sheet</w:t>
-            </w:r>
-          </w:p>
-        </w:tc>
-      </w:tr>
-      <w:tr>
-        <w:trPr>
-          <w:cantSplit/>
-        </w:trPr>
-        <w:tc>
-          <w:tcPr>
-            <w:tcW w:w="633" w:type="dxa"/>
-            <w:vAlign w:val="top"/>
-          </w:tcPr>
-          <w:p>
-            <w:pPr>
-              <w:pStyle w:val="TableText"/>
-              <w:jc w:val="left"/>
-            </w:pPr>
-            <w:r>
-              <w:t xml:space="preserve">6</w:t>
-            </w:r>
-          </w:p>
-        </w:tc>
-        <w:tc>
-          <w:tcPr>
-            <w:tcW w:w="3393" w:type="dxa"/>
-            <w:vAlign w:val="top"/>
-          </w:tcPr>
-          <w:p>
-            <w:pPr>
-              <w:pStyle w:val="TableText"/>
-              <w:jc w:val="left"/>
-            </w:pPr>
-            <w:r>
-              <w:t xml:space="preserve">“</w:t>
-            </w:r>
-            <w:r>
-              <w:t xml:space="preserve">Xác nhận thanh toán</w:t>
-            </w:r>
-            <w:r>
-              <w:t xml:space="preserve">”</w:t>
-            </w:r>
-          </w:p>
-        </w:tc>
-        <w:tc>
-          <w:tcPr>
-            <w:tcW w:w="5001" w:type="dxa"/>
+            <w:tcW w:w="5523" w:type="dxa"/>
+            <w:shd w:val="clear" w:color="auto" w:fill="F4F7FB"/>
             <w:vAlign w:val="top"/>
           </w:tcPr>
           <w:p>
@@ -11991,15 +13107,510 @@
         <w:spacing w:before="160"/>
       </w:pPr>
       <w:r>
-        <w:t xml:space="preserve">The flow takes six taps. NFR-035 sets a target of three taps after opening the link; the declaration and the confirmation sheet were added for TASCO’s purchase rules and to prevent accidental payment. Options are to merge the declaration into the payment button, or to let the VETC wallet’s own confirmation replace the sheet. The choice is listed for sign-off and will be tested in the usability rounds.</w:t>
+        <w:t xml:space="preserve">Full flow:</w:t>
       </w:r>
     </w:p>
+    <w:tbl>
+      <w:tblPr>
+        <w:tblStyle w:val="TableGrid"/>
+        <w:tblW w:w="5000" w:type="pct"/>
+        <w:tblInd w:w="0" w:type="dxa"/>
+        <w:tblBorders>
+          <w:top w:val="single" w:sz="4" w:space="0" w:color="808080"/>
+          <w:left w:val="single" w:sz="4" w:space="0" w:color="808080"/>
+          <w:bottom w:val="single" w:sz="4" w:space="0" w:color="808080"/>
+          <w:right w:val="single" w:sz="4" w:space="0" w:color="808080"/>
+          <w:insideH w:val="single" w:sz="4" w:space="0" w:color="808080"/>
+          <w:insideV w:val="single" w:sz="4" w:space="0" w:color="808080"/>
+        </w:tblBorders>
+        <w:tblLayout w:type="fixed"/>
+        <w:tblCellMar>
+          <w:top w:w="45" w:type="dxa"/>
+          <w:left w:w="85" w:type="dxa"/>
+          <w:bottom w:w="45" w:type="dxa"/>
+          <w:right w:w="85" w:type="dxa"/>
+        </w:tblCellMar>
+        <w:tblLook w:val="04A0" w:firstRow="1" w:lastRow="0" w:firstColumn="0" w:lastColumn="0" w:noHBand="0" w:noVBand="1"/>
+      </w:tblPr>
+      <w:tblGrid>
+        <w:gridCol w:w="606"/>
+        <w:gridCol w:w="2898"/>
+        <w:gridCol w:w="5523"/>
+      </w:tblGrid>
+      <w:tr>
+        <w:trPr>
+          <w:cantSplit/>
+          <w:tblHeader/>
+        </w:trPr>
+        <w:tc>
+          <w:tcPr>
+            <w:tcW w:w="606" w:type="dxa"/>
+            <w:shd w:val="clear" w:color="auto" w:fill="0F4761"/>
+            <w:vAlign w:val="center"/>
+          </w:tcPr>
+          <w:p>
+            <w:pPr>
+              <w:pStyle w:val="TableHeading"/>
+              <w:jc w:val="left"/>
+            </w:pPr>
+            <w:r>
+              <w:rPr>
+                <w:color w:val="FFFFFF"/>
+              </w:rPr>
+              <w:t xml:space="preserve">Tap</w:t>
+            </w:r>
+          </w:p>
+        </w:tc>
+        <w:tc>
+          <w:tcPr>
+            <w:tcW w:w="2898" w:type="dxa"/>
+            <w:shd w:val="clear" w:color="auto" w:fill="0F4761"/>
+            <w:vAlign w:val="center"/>
+          </w:tcPr>
+          <w:p>
+            <w:pPr>
+              <w:pStyle w:val="TableHeading"/>
+              <w:jc w:val="left"/>
+            </w:pPr>
+            <w:r>
+              <w:rPr>
+                <w:color w:val="FFFFFF"/>
+              </w:rPr>
+              <w:t xml:space="preserve">Action</w:t>
+            </w:r>
+          </w:p>
+        </w:tc>
+        <w:tc>
+          <w:tcPr>
+            <w:tcW w:w="5523" w:type="dxa"/>
+            <w:shd w:val="clear" w:color="auto" w:fill="0F4761"/>
+            <w:vAlign w:val="center"/>
+          </w:tcPr>
+          <w:p>
+            <w:pPr>
+              <w:pStyle w:val="TableHeading"/>
+              <w:jc w:val="left"/>
+            </w:pPr>
+            <w:r>
+              <w:rPr>
+                <w:color w:val="FFFFFF"/>
+              </w:rPr>
+              <w:t xml:space="preserve">Screen reached</w:t>
+            </w:r>
+          </w:p>
+        </w:tc>
+      </w:tr>
+      <w:tr>
+        <w:trPr>
+          <w:cantSplit/>
+        </w:trPr>
+        <w:tc>
+          <w:tcPr>
+            <w:tcW w:w="606" w:type="dxa"/>
+            <w:vAlign w:val="top"/>
+          </w:tcPr>
+          <w:p>
+            <w:pPr>
+              <w:pStyle w:val="TableText"/>
+              <w:jc w:val="left"/>
+            </w:pPr>
+            <w:r>
+              <w:t xml:space="preserve">0</w:t>
+            </w:r>
+          </w:p>
+        </w:tc>
+        <w:tc>
+          <w:tcPr>
+            <w:tcW w:w="2898" w:type="dxa"/>
+            <w:vAlign w:val="top"/>
+          </w:tcPr>
+          <w:p>
+            <w:pPr>
+              <w:pStyle w:val="TableText"/>
+              <w:jc w:val="left"/>
+            </w:pPr>
+            <w:r>
+              <w:t xml:space="preserve">Open the link in the reminder</w:t>
+            </w:r>
+          </w:p>
+        </w:tc>
+        <w:tc>
+          <w:tcPr>
+            <w:tcW w:w="5523" w:type="dxa"/>
+            <w:vAlign w:val="top"/>
+          </w:tcPr>
+          <w:p>
+            <w:pPr>
+              <w:pStyle w:val="TableText"/>
+              <w:jc w:val="left"/>
+            </w:pPr>
+            <w:r>
+              <w:t xml:space="preserve">Home with the vehicle card and</w:t>
+            </w:r>
+            <w:r>
+              <w:t xml:space="preserve"> </w:t>
+            </w:r>
+            <w:r>
+              <w:t xml:space="preserve">“</w:t>
+            </w:r>
+            <w:r>
+              <w:t xml:space="preserve">Gia hạn ngay</w:t>
+            </w:r>
+            <w:r>
+              <w:t xml:space="preserve">”</w:t>
+            </w:r>
+          </w:p>
+        </w:tc>
+      </w:tr>
+      <w:tr>
+        <w:trPr>
+          <w:cantSplit/>
+        </w:trPr>
+        <w:tc>
+          <w:tcPr>
+            <w:tcW w:w="606" w:type="dxa"/>
+            <w:shd w:val="clear" w:color="auto" w:fill="F4F7FB"/>
+            <w:vAlign w:val="top"/>
+          </w:tcPr>
+          <w:p>
+            <w:pPr>
+              <w:pStyle w:val="TableText"/>
+              <w:jc w:val="left"/>
+            </w:pPr>
+            <w:r>
+              <w:t xml:space="preserve">1</w:t>
+            </w:r>
+          </w:p>
+        </w:tc>
+        <w:tc>
+          <w:tcPr>
+            <w:tcW w:w="2898" w:type="dxa"/>
+            <w:shd w:val="clear" w:color="auto" w:fill="F4F7FB"/>
+            <w:vAlign w:val="top"/>
+          </w:tcPr>
+          <w:p>
+            <w:pPr>
+              <w:pStyle w:val="TableText"/>
+              <w:jc w:val="left"/>
+            </w:pPr>
+            <w:r>
+              <w:t xml:space="preserve">“</w:t>
+            </w:r>
+            <w:r>
+              <w:t xml:space="preserve">Gia hạn ngay</w:t>
+            </w:r>
+            <w:r>
+              <w:t xml:space="preserve">”</w:t>
+            </w:r>
+          </w:p>
+        </w:tc>
+        <w:tc>
+          <w:tcPr>
+            <w:tcW w:w="5523" w:type="dxa"/>
+            <w:shd w:val="clear" w:color="auto" w:fill="F4F7FB"/>
+            <w:vAlign w:val="top"/>
+          </w:tcPr>
+          <w:p>
+            <w:pPr>
+              <w:pStyle w:val="TableText"/>
+              <w:jc w:val="left"/>
+            </w:pPr>
+            <w:r>
+              <w:t xml:space="preserve">Quote form with the vehicle details filled in</w:t>
+            </w:r>
+          </w:p>
+        </w:tc>
+      </w:tr>
+      <w:tr>
+        <w:trPr>
+          <w:cantSplit/>
+        </w:trPr>
+        <w:tc>
+          <w:tcPr>
+            <w:tcW w:w="606" w:type="dxa"/>
+            <w:vAlign w:val="top"/>
+          </w:tcPr>
+          <w:p>
+            <w:pPr>
+              <w:pStyle w:val="TableText"/>
+              <w:jc w:val="left"/>
+            </w:pPr>
+            <w:r>
+              <w:t xml:space="preserve">2</w:t>
+            </w:r>
+          </w:p>
+        </w:tc>
+        <w:tc>
+          <w:tcPr>
+            <w:tcW w:w="2898" w:type="dxa"/>
+            <w:vAlign w:val="top"/>
+          </w:tcPr>
+          <w:p>
+            <w:pPr>
+              <w:pStyle w:val="TableText"/>
+              <w:jc w:val="left"/>
+            </w:pPr>
+            <w:r>
+              <w:t xml:space="preserve">“</w:t>
+            </w:r>
+            <w:r>
+              <w:t xml:space="preserve">Xem phí bảo hiểm</w:t>
+            </w:r>
+            <w:r>
+              <w:t xml:space="preserve">”</w:t>
+            </w:r>
+          </w:p>
+        </w:tc>
+        <w:tc>
+          <w:tcPr>
+            <w:tcW w:w="5523" w:type="dxa"/>
+            <w:vAlign w:val="top"/>
+          </w:tcPr>
+          <w:p>
+            <w:pPr>
+              <w:pStyle w:val="TableText"/>
+              <w:jc w:val="left"/>
+            </w:pPr>
+            <w:r>
+              <w:t xml:space="preserve">Review with the price and benefits</w:t>
+            </w:r>
+          </w:p>
+        </w:tc>
+      </w:tr>
+      <w:tr>
+        <w:trPr>
+          <w:cantSplit/>
+        </w:trPr>
+        <w:tc>
+          <w:tcPr>
+            <w:tcW w:w="606" w:type="dxa"/>
+            <w:shd w:val="clear" w:color="auto" w:fill="F4F7FB"/>
+            <w:vAlign w:val="top"/>
+          </w:tcPr>
+          <w:p>
+            <w:pPr>
+              <w:pStyle w:val="TableText"/>
+              <w:jc w:val="left"/>
+            </w:pPr>
+            <w:r>
+              <w:t xml:space="preserve">3</w:t>
+            </w:r>
+          </w:p>
+        </w:tc>
+        <w:tc>
+          <w:tcPr>
+            <w:tcW w:w="2898" w:type="dxa"/>
+            <w:shd w:val="clear" w:color="auto" w:fill="F4F7FB"/>
+            <w:vAlign w:val="top"/>
+          </w:tcPr>
+          <w:p>
+            <w:pPr>
+              <w:pStyle w:val="TableText"/>
+              <w:jc w:val="left"/>
+            </w:pPr>
+            <w:r>
+              <w:t xml:space="preserve">“</w:t>
+            </w:r>
+            <w:r>
+              <w:t xml:space="preserve">Tiếp tục</w:t>
+            </w:r>
+            <w:r>
+              <w:t xml:space="preserve">”</w:t>
+            </w:r>
+          </w:p>
+        </w:tc>
+        <w:tc>
+          <w:tcPr>
+            <w:tcW w:w="5523" w:type="dxa"/>
+            <w:shd w:val="clear" w:color="auto" w:fill="F4F7FB"/>
+            <w:vAlign w:val="top"/>
+          </w:tcPr>
+          <w:p>
+            <w:pPr>
+              <w:pStyle w:val="TableText"/>
+              <w:jc w:val="left"/>
+            </w:pPr>
+            <w:r>
+              <w:t xml:space="preserve">Payment</w:t>
+            </w:r>
+          </w:p>
+        </w:tc>
+      </w:tr>
+      <w:tr>
+        <w:trPr>
+          <w:cantSplit/>
+        </w:trPr>
+        <w:tc>
+          <w:tcPr>
+            <w:tcW w:w="606" w:type="dxa"/>
+            <w:vAlign w:val="top"/>
+          </w:tcPr>
+          <w:p>
+            <w:pPr>
+              <w:pStyle w:val="TableText"/>
+              <w:jc w:val="left"/>
+            </w:pPr>
+            <w:r>
+              <w:t xml:space="preserve">4</w:t>
+            </w:r>
+          </w:p>
+        </w:tc>
+        <w:tc>
+          <w:tcPr>
+            <w:tcW w:w="2898" w:type="dxa"/>
+            <w:vAlign w:val="top"/>
+          </w:tcPr>
+          <w:p>
+            <w:pPr>
+              <w:pStyle w:val="TableText"/>
+              <w:jc w:val="left"/>
+            </w:pPr>
+            <w:r>
+              <w:t xml:space="preserve">Tick the declaration</w:t>
+            </w:r>
+          </w:p>
+        </w:tc>
+        <w:tc>
+          <w:tcPr>
+            <w:tcW w:w="5523" w:type="dxa"/>
+            <w:vAlign w:val="top"/>
+          </w:tcPr>
+          <w:p>
+            <w:pPr>
+              <w:pStyle w:val="TableText"/>
+            </w:pPr>
+          </w:p>
+        </w:tc>
+      </w:tr>
+      <w:tr>
+        <w:trPr>
+          <w:cantSplit/>
+        </w:trPr>
+        <w:tc>
+          <w:tcPr>
+            <w:tcW w:w="606" w:type="dxa"/>
+            <w:shd w:val="clear" w:color="auto" w:fill="F4F7FB"/>
+            <w:vAlign w:val="top"/>
+          </w:tcPr>
+          <w:p>
+            <w:pPr>
+              <w:pStyle w:val="TableText"/>
+              <w:jc w:val="left"/>
+            </w:pPr>
+            <w:r>
+              <w:t xml:space="preserve">5</w:t>
+            </w:r>
+          </w:p>
+        </w:tc>
+        <w:tc>
+          <w:tcPr>
+            <w:tcW w:w="2898" w:type="dxa"/>
+            <w:shd w:val="clear" w:color="auto" w:fill="F4F7FB"/>
+            <w:vAlign w:val="top"/>
+          </w:tcPr>
+          <w:p>
+            <w:pPr>
+              <w:pStyle w:val="TableText"/>
+              <w:jc w:val="left"/>
+            </w:pPr>
+            <w:r>
+              <w:t xml:space="preserve">“</w:t>
+            </w:r>
+            <w:r>
+              <w:t xml:space="preserve">Thanh toán</w:t>
+            </w:r>
+            <w:r>
+              <w:t xml:space="preserve">”</w:t>
+            </w:r>
+            <w:r>
+              <w:t xml:space="preserve"> </w:t>
+            </w:r>
+            <w:r>
+              <w:t xml:space="preserve">with the amount</w:t>
+            </w:r>
+          </w:p>
+        </w:tc>
+        <w:tc>
+          <w:tcPr>
+            <w:tcW w:w="5523" w:type="dxa"/>
+            <w:shd w:val="clear" w:color="auto" w:fill="F4F7FB"/>
+            <w:vAlign w:val="top"/>
+          </w:tcPr>
+          <w:p>
+            <w:pPr>
+              <w:pStyle w:val="TableText"/>
+              <w:jc w:val="left"/>
+            </w:pPr>
+            <w:r>
+              <w:t xml:space="preserve">Confirmation sheet</w:t>
+            </w:r>
+          </w:p>
+        </w:tc>
+      </w:tr>
+      <w:tr>
+        <w:trPr>
+          <w:cantSplit/>
+        </w:trPr>
+        <w:tc>
+          <w:tcPr>
+            <w:tcW w:w="606" w:type="dxa"/>
+            <w:vAlign w:val="top"/>
+          </w:tcPr>
+          <w:p>
+            <w:pPr>
+              <w:pStyle w:val="TableText"/>
+              <w:jc w:val="left"/>
+            </w:pPr>
+            <w:r>
+              <w:t xml:space="preserve">6</w:t>
+            </w:r>
+          </w:p>
+        </w:tc>
+        <w:tc>
+          <w:tcPr>
+            <w:tcW w:w="2898" w:type="dxa"/>
+            <w:vAlign w:val="top"/>
+          </w:tcPr>
+          <w:p>
+            <w:pPr>
+              <w:pStyle w:val="TableText"/>
+              <w:jc w:val="left"/>
+            </w:pPr>
+            <w:r>
+              <w:t xml:space="preserve">“</w:t>
+            </w:r>
+            <w:r>
+              <w:t xml:space="preserve">Xác nhận thanh toán</w:t>
+            </w:r>
+            <w:r>
+              <w:t xml:space="preserve">”</w:t>
+            </w:r>
+          </w:p>
+        </w:tc>
+        <w:tc>
+          <w:tcPr>
+            <w:tcW w:w="5523" w:type="dxa"/>
+            <w:vAlign w:val="top"/>
+          </w:tcPr>
+          <w:p>
+            <w:pPr>
+              <w:pStyle w:val="TableText"/>
+              <w:jc w:val="left"/>
+            </w:pPr>
+            <w:r>
+              <w:t xml:space="preserve">Processing, then success with the e-certificate</w:t>
+            </w:r>
+          </w:p>
+        </w:tc>
+      </w:tr>
+    </w:tbl>
     <w:p>
       <w:pPr>
         <w:pStyle w:val="BodyText"/>
+        <w:spacing w:before="160"/>
       </w:pPr>
       <w:r>
-        <w:t xml:space="preserve">A quote sent by telesales opens at the review step and also takes six taps:</w:t>
+        <w:t xml:space="preserve">The full flow keeps its confirmation sheet because the customer may have changed the cover, the term or the vehicle details on the way. A quote sent by telesales opens at the review step and also takes six taps:</w:t>
       </w:r>
       <w:r>
         <w:t xml:space="preserve"> </w:t>
@@ -12084,11 +13695,349 @@
       <w:pPr>
         <w:pStyle w:val="Heading2"/>
       </w:pPr>
-      <w:bookmarkStart w:id="32" w:name="_Toc300000028"/>
+      <w:bookmarkStart w:id="33" w:name="_Toc300000029"/>
+      <w:r>
+        <w:t xml:space="preserve">Compliance officer handles a data request</w:t>
+      </w:r>
+      <w:bookmarkEnd w:id="33"/>
+    </w:p>
+    <w:tbl>
+      <w:tblPr>
+        <w:tblStyle w:val="TableGrid"/>
+        <w:tblW w:w="5000" w:type="pct"/>
+        <w:tblInd w:w="0" w:type="dxa"/>
+        <w:tblBorders>
+          <w:top w:val="single" w:sz="4" w:space="0" w:color="808080"/>
+          <w:left w:val="single" w:sz="4" w:space="0" w:color="808080"/>
+          <w:bottom w:val="single" w:sz="4" w:space="0" w:color="808080"/>
+          <w:right w:val="single" w:sz="4" w:space="0" w:color="808080"/>
+          <w:insideH w:val="single" w:sz="4" w:space="0" w:color="808080"/>
+          <w:insideV w:val="single" w:sz="4" w:space="0" w:color="808080"/>
+        </w:tblBorders>
+        <w:tblLayout w:type="fixed"/>
+        <w:tblCellMar>
+          <w:top w:w="45" w:type="dxa"/>
+          <w:left w:w="85" w:type="dxa"/>
+          <w:bottom w:w="45" w:type="dxa"/>
+          <w:right w:w="85" w:type="dxa"/>
+        </w:tblCellMar>
+        <w:tblLook w:val="04A0" w:firstRow="1" w:lastRow="0" w:firstColumn="0" w:lastColumn="0" w:noHBand="0" w:noVBand="1"/>
+      </w:tblPr>
+      <w:tblGrid>
+        <w:gridCol w:w="1693"/>
+        <w:gridCol w:w="7334"/>
+      </w:tblGrid>
+      <w:tr>
+        <w:trPr>
+          <w:cantSplit/>
+          <w:tblHeader/>
+        </w:trPr>
+        <w:tc>
+          <w:tcPr>
+            <w:tcW w:w="1693" w:type="dxa"/>
+            <w:shd w:val="clear" w:color="auto" w:fill="0F4761"/>
+            <w:vAlign w:val="center"/>
+          </w:tcPr>
+          <w:p>
+            <w:pPr>
+              <w:pStyle w:val="TableHeading"/>
+              <w:jc w:val="left"/>
+            </w:pPr>
+            <w:r>
+              <w:rPr>
+                <w:color w:val="FFFFFF"/>
+              </w:rPr>
+              <w:t xml:space="preserve">Actor</w:t>
+            </w:r>
+          </w:p>
+        </w:tc>
+        <w:tc>
+          <w:tcPr>
+            <w:tcW w:w="7334" w:type="dxa"/>
+            <w:shd w:val="clear" w:color="auto" w:fill="0F4761"/>
+            <w:vAlign w:val="center"/>
+          </w:tcPr>
+          <w:p>
+            <w:pPr>
+              <w:pStyle w:val="TableHeading"/>
+              <w:jc w:val="left"/>
+            </w:pPr>
+            <w:r>
+              <w:rPr>
+                <w:color w:val="FFFFFF"/>
+              </w:rPr>
+              <w:t xml:space="preserve">Path</w:t>
+            </w:r>
+          </w:p>
+        </w:tc>
+      </w:tr>
+      <w:tr>
+        <w:trPr>
+          <w:cantSplit/>
+        </w:trPr>
+        <w:tc>
+          <w:tcPr>
+            <w:tcW w:w="1693" w:type="dxa"/>
+            <w:vAlign w:val="top"/>
+          </w:tcPr>
+          <w:p>
+            <w:pPr>
+              <w:pStyle w:val="TableText"/>
+              <w:jc w:val="left"/>
+            </w:pPr>
+            <w:r>
+              <w:t xml:space="preserve">Compliance officer</w:t>
+            </w:r>
+          </w:p>
+        </w:tc>
+        <w:tc>
+          <w:tcPr>
+            <w:tcW w:w="7334" w:type="dxa"/>
+            <w:vAlign w:val="top"/>
+          </w:tcPr>
+          <w:p>
+            <w:pPr>
+              <w:pStyle w:val="TableText"/>
+              <w:jc w:val="left"/>
+            </w:pPr>
+            <w:r>
+              <w:t xml:space="preserve">Governance › Data requests ›</w:t>
+            </w:r>
+            <w:r>
+              <w:t xml:space="preserve"> </w:t>
+            </w:r>
+            <w:r>
+              <w:t xml:space="preserve">“</w:t>
+            </w:r>
+            <w:r>
+              <w:t xml:space="preserve">Log request</w:t>
+            </w:r>
+            <w:r>
+              <w:t xml:space="preserve">”</w:t>
+            </w:r>
+            <w:r>
+              <w:t xml:space="preserve"> </w:t>
+            </w:r>
+            <w:r>
+              <w:t xml:space="preserve">› customer, type, channel, date received ›</w:t>
+            </w:r>
+            <w:r>
+              <w:t xml:space="preserve"> </w:t>
+            </w:r>
+            <w:r>
+              <w:t xml:space="preserve">“</w:t>
+            </w:r>
+            <w:r>
+              <w:t xml:space="preserve">Log request</w:t>
+            </w:r>
+            <w:r>
+              <w:t xml:space="preserve">”</w:t>
+            </w:r>
+          </w:p>
+        </w:tc>
+      </w:tr>
+      <w:tr>
+        <w:trPr>
+          <w:cantSplit/>
+        </w:trPr>
+        <w:tc>
+          <w:tcPr>
+            <w:tcW w:w="1693" w:type="dxa"/>
+            <w:shd w:val="clear" w:color="auto" w:fill="F4F7FB"/>
+            <w:vAlign w:val="top"/>
+          </w:tcPr>
+          <w:p>
+            <w:pPr>
+              <w:pStyle w:val="TableText"/>
+              <w:jc w:val="left"/>
+            </w:pPr>
+            <w:r>
+              <w:t xml:space="preserve">Compliance officer</w:t>
+            </w:r>
+          </w:p>
+        </w:tc>
+        <w:tc>
+          <w:tcPr>
+            <w:tcW w:w="7334" w:type="dxa"/>
+            <w:shd w:val="clear" w:color="auto" w:fill="F4F7FB"/>
+            <w:vAlign w:val="top"/>
+          </w:tcPr>
+          <w:p>
+            <w:pPr>
+              <w:pStyle w:val="TableText"/>
+              <w:jc w:val="left"/>
+            </w:pPr>
+            <w:r>
+              <w:t xml:space="preserve">Row</w:t>
+            </w:r>
+            <w:r>
+              <w:t xml:space="preserve"> </w:t>
+            </w:r>
+            <w:r>
+              <w:t xml:space="preserve">“</w:t>
+            </w:r>
+            <w:r>
+              <w:t xml:space="preserve">Export data</w:t>
+            </w:r>
+            <w:r>
+              <w:t xml:space="preserve">”</w:t>
+            </w:r>
+            <w:r>
+              <w:t xml:space="preserve"> </w:t>
+            </w:r>
+            <w:r>
+              <w:t xml:space="preserve">(access) or</w:t>
+            </w:r>
+            <w:r>
+              <w:t xml:space="preserve"> </w:t>
+            </w:r>
+            <w:r>
+              <w:t xml:space="preserve">“</w:t>
+            </w:r>
+            <w:r>
+              <w:t xml:space="preserve">Erase personal data</w:t>
+            </w:r>
+            <w:r>
+              <w:t xml:space="preserve">”</w:t>
+            </w:r>
+            <w:r>
+              <w:t xml:space="preserve"> </w:t>
+            </w:r>
+            <w:r>
+              <w:t xml:space="preserve">(erasure) › tick the identity check if not yet recorded ›</w:t>
+            </w:r>
+            <w:r>
+              <w:t xml:space="preserve"> </w:t>
+            </w:r>
+            <w:r>
+              <w:t xml:space="preserve">“</w:t>
+            </w:r>
+            <w:r>
+              <w:t xml:space="preserve">Review</w:t>
+            </w:r>
+            <w:r>
+              <w:t xml:space="preserve">”</w:t>
+            </w:r>
+            <w:r>
+              <w:t xml:space="preserve"> </w:t>
+            </w:r>
+            <w:r>
+              <w:t xml:space="preserve">›</w:t>
+            </w:r>
+            <w:r>
+              <w:t xml:space="preserve"> </w:t>
+            </w:r>
+            <w:r>
+              <w:t xml:space="preserve">“</w:t>
+            </w:r>
+            <w:r>
+              <w:t xml:space="preserve">Export and download</w:t>
+            </w:r>
+            <w:r>
+              <w:t xml:space="preserve">”</w:t>
+            </w:r>
+            <w:r>
+              <w:t xml:space="preserve"> </w:t>
+            </w:r>
+            <w:r>
+              <w:t xml:space="preserve">or</w:t>
+            </w:r>
+            <w:r>
+              <w:t xml:space="preserve"> </w:t>
+            </w:r>
+            <w:r>
+              <w:t xml:space="preserve">“</w:t>
+            </w:r>
+            <w:r>
+              <w:t xml:space="preserve">Erase permanently</w:t>
+            </w:r>
+            <w:r>
+              <w:t xml:space="preserve">”</w:t>
+            </w:r>
+          </w:p>
+        </w:tc>
+      </w:tr>
+      <w:tr>
+        <w:trPr>
+          <w:cantSplit/>
+        </w:trPr>
+        <w:tc>
+          <w:tcPr>
+            <w:tcW w:w="1693" w:type="dxa"/>
+            <w:vAlign w:val="top"/>
+          </w:tcPr>
+          <w:p>
+            <w:pPr>
+              <w:pStyle w:val="TableText"/>
+              <w:jc w:val="left"/>
+            </w:pPr>
+            <w:r>
+              <w:t xml:space="preserve">Compliance officer</w:t>
+            </w:r>
+          </w:p>
+        </w:tc>
+        <w:tc>
+          <w:tcPr>
+            <w:tcW w:w="7334" w:type="dxa"/>
+            <w:vAlign w:val="top"/>
+          </w:tcPr>
+          <w:p>
+            <w:pPr>
+              <w:pStyle w:val="TableText"/>
+              <w:jc w:val="left"/>
+            </w:pPr>
+            <w:r>
+              <w:t xml:space="preserve">Bell or the</w:t>
+            </w:r>
+            <w:r>
+              <w:t xml:space="preserve"> </w:t>
+            </w:r>
+            <w:r>
+              <w:t xml:space="preserve">“</w:t>
+            </w:r>
+            <w:r>
+              <w:t xml:space="preserve">Due within 24 h</w:t>
+            </w:r>
+            <w:r>
+              <w:t xml:space="preserve">”</w:t>
+            </w:r>
+            <w:r>
+              <w:t xml:space="preserve"> </w:t>
+            </w:r>
+            <w:r>
+              <w:t xml:space="preserve">tile › request drawer › next action, or ⋯ ›</w:t>
+            </w:r>
+            <w:r>
+              <w:t xml:space="preserve"> </w:t>
+            </w:r>
+            <w:r>
+              <w:t xml:space="preserve">“</w:t>
+            </w:r>
+            <w:r>
+              <w:t xml:space="preserve">Refuse</w:t>
+            </w:r>
+            <w:r>
+              <w:t xml:space="preserve">”</w:t>
+            </w:r>
+            <w:r>
+              <w:t xml:space="preserve"> </w:t>
+            </w:r>
+            <w:r>
+              <w:t xml:space="preserve">with a reason and an explanation for the customer</w:t>
+            </w:r>
+          </w:p>
+        </w:tc>
+      </w:tr>
+    </w:tbl>
+    <w:p>
+      <w:pPr>
+        <w:pStyle w:val="Heading2"/>
+      </w:pPr>
+      <w:bookmarkStart w:id="34" w:name="_Toc300000030"/>
       <w:r>
         <w:t xml:space="preserve">Telesales agent works a handoff</w:t>
       </w:r>
-      <w:bookmarkEnd w:id="32"/>
+      <w:bookmarkEnd w:id="34"/>
     </w:p>
     <w:tbl>
       <w:tblPr>
@@ -12479,343 +14428,9 @@
       <w:pPr>
         <w:pStyle w:val="Heading2"/>
       </w:pPr>
-      <w:bookmarkStart w:id="33" w:name="_Toc300000029"/>
+      <w:bookmarkStart w:id="35" w:name="_Toc300000031"/>
       <w:r>
         <w:t xml:space="preserve">Rule author changes a setting and an approver activates it</w:t>
-      </w:r>
-      <w:bookmarkEnd w:id="33"/>
-    </w:p>
-    <w:tbl>
-      <w:tblPr>
-        <w:tblStyle w:val="TableGrid"/>
-        <w:tblW w:w="5000" w:type="pct"/>
-        <w:tblInd w:w="0" w:type="dxa"/>
-        <w:tblBorders>
-          <w:top w:val="single" w:sz="4" w:space="0" w:color="808080"/>
-          <w:left w:val="single" w:sz="4" w:space="0" w:color="808080"/>
-          <w:bottom w:val="single" w:sz="4" w:space="0" w:color="808080"/>
-          <w:right w:val="single" w:sz="4" w:space="0" w:color="808080"/>
-          <w:insideH w:val="single" w:sz="4" w:space="0" w:color="808080"/>
-          <w:insideV w:val="single" w:sz="4" w:space="0" w:color="808080"/>
-        </w:tblBorders>
-        <w:tblLayout w:type="fixed"/>
-        <w:tblCellMar>
-          <w:top w:w="45" w:type="dxa"/>
-          <w:left w:w="85" w:type="dxa"/>
-          <w:bottom w:w="45" w:type="dxa"/>
-          <w:right w:w="85" w:type="dxa"/>
-        </w:tblCellMar>
-        <w:tblLook w:val="04A0" w:firstRow="1" w:lastRow="0" w:firstColumn="0" w:lastColumn="0" w:noHBand="0" w:noVBand="1"/>
-      </w:tblPr>
-      <w:tblGrid>
-        <w:gridCol w:w="1296"/>
-        <w:gridCol w:w="7731"/>
-      </w:tblGrid>
-      <w:tr>
-        <w:trPr>
-          <w:cantSplit/>
-          <w:tblHeader/>
-        </w:trPr>
-        <w:tc>
-          <w:tcPr>
-            <w:tcW w:w="1296" w:type="dxa"/>
-            <w:shd w:val="clear" w:color="auto" w:fill="0F4761"/>
-            <w:vAlign w:val="center"/>
-          </w:tcPr>
-          <w:p>
-            <w:pPr>
-              <w:pStyle w:val="TableHeading"/>
-              <w:jc w:val="left"/>
-            </w:pPr>
-            <w:r>
-              <w:rPr>
-                <w:color w:val="FFFFFF"/>
-              </w:rPr>
-              <w:t xml:space="preserve">Actor</w:t>
-            </w:r>
-          </w:p>
-        </w:tc>
-        <w:tc>
-          <w:tcPr>
-            <w:tcW w:w="7731" w:type="dxa"/>
-            <w:shd w:val="clear" w:color="auto" w:fill="0F4761"/>
-            <w:vAlign w:val="center"/>
-          </w:tcPr>
-          <w:p>
-            <w:pPr>
-              <w:pStyle w:val="TableHeading"/>
-              <w:jc w:val="left"/>
-            </w:pPr>
-            <w:r>
-              <w:rPr>
-                <w:color w:val="FFFFFF"/>
-              </w:rPr>
-              <w:t xml:space="preserve">Path</w:t>
-            </w:r>
-          </w:p>
-        </w:tc>
-      </w:tr>
-      <w:tr>
-        <w:trPr>
-          <w:cantSplit/>
-        </w:trPr>
-        <w:tc>
-          <w:tcPr>
-            <w:tcW w:w="1296" w:type="dxa"/>
-            <w:vAlign w:val="top"/>
-          </w:tcPr>
-          <w:p>
-            <w:pPr>
-              <w:pStyle w:val="TableText"/>
-              <w:jc w:val="left"/>
-            </w:pPr>
-            <w:r>
-              <w:t xml:space="preserve">Rule author</w:t>
-            </w:r>
-          </w:p>
-        </w:tc>
-        <w:tc>
-          <w:tcPr>
-            <w:tcW w:w="7731" w:type="dxa"/>
-            <w:vAlign w:val="top"/>
-          </w:tcPr>
-          <w:p>
-            <w:pPr>
-              <w:pStyle w:val="TableText"/>
-              <w:jc w:val="left"/>
-            </w:pPr>
-            <w:r>
-              <w:t xml:space="preserve">Business rules › rule set ›</w:t>
-            </w:r>
-            <w:r>
-              <w:t xml:space="preserve"> </w:t>
-            </w:r>
-            <w:r>
-              <w:t xml:space="preserve">“</w:t>
-            </w:r>
-            <w:r>
-              <w:t xml:space="preserve">Create draft from this version</w:t>
-            </w:r>
-            <w:r>
-              <w:t xml:space="preserve">”</w:t>
-            </w:r>
-            <w:r>
-              <w:t xml:space="preserve"> </w:t>
-            </w:r>
-            <w:r>
-              <w:t xml:space="preserve">› edit the form ›</w:t>
-            </w:r>
-            <w:r>
-              <w:t xml:space="preserve"> </w:t>
-            </w:r>
-            <w:r>
-              <w:t xml:space="preserve">“</w:t>
-            </w:r>
-            <w:r>
-              <w:t xml:space="preserve">Validate</w:t>
-            </w:r>
-            <w:r>
-              <w:t xml:space="preserve">”</w:t>
-            </w:r>
-            <w:r>
-              <w:t xml:space="preserve"> </w:t>
-            </w:r>
-            <w:r>
-              <w:t xml:space="preserve">›</w:t>
-            </w:r>
-            <w:r>
-              <w:t xml:space="preserve"> </w:t>
-            </w:r>
-            <w:r>
-              <w:t xml:space="preserve">“</w:t>
-            </w:r>
-            <w:r>
-              <w:t xml:space="preserve">Run simulation</w:t>
-            </w:r>
-            <w:r>
-              <w:t xml:space="preserve">”</w:t>
-            </w:r>
-            <w:r>
-              <w:t xml:space="preserve"> </w:t>
-            </w:r>
-            <w:r>
-              <w:t xml:space="preserve">›</w:t>
-            </w:r>
-            <w:r>
-              <w:t xml:space="preserve"> </w:t>
-            </w:r>
-            <w:r>
-              <w:t xml:space="preserve">“</w:t>
-            </w:r>
-            <w:r>
-              <w:t xml:space="preserve">Save draft</w:t>
-            </w:r>
-            <w:r>
-              <w:t xml:space="preserve">”</w:t>
-            </w:r>
-            <w:r>
-              <w:t xml:space="preserve"> </w:t>
-            </w:r>
-            <w:r>
-              <w:t xml:space="preserve">›</w:t>
-            </w:r>
-            <w:r>
-              <w:t xml:space="preserve"> </w:t>
-            </w:r>
-            <w:r>
-              <w:t xml:space="preserve">“</w:t>
-            </w:r>
-            <w:r>
-              <w:t xml:space="preserve">Submit for approval</w:t>
-            </w:r>
-            <w:r>
-              <w:t xml:space="preserve">”</w:t>
-            </w:r>
-            <w:r>
-              <w:t xml:space="preserve"> </w:t>
-            </w:r>
-            <w:r>
-              <w:t xml:space="preserve">with a note</w:t>
-            </w:r>
-          </w:p>
-        </w:tc>
-      </w:tr>
-      <w:tr>
-        <w:trPr>
-          <w:cantSplit/>
-        </w:trPr>
-        <w:tc>
-          <w:tcPr>
-            <w:tcW w:w="1296" w:type="dxa"/>
-            <w:shd w:val="clear" w:color="auto" w:fill="F4F7FB"/>
-            <w:vAlign w:val="top"/>
-          </w:tcPr>
-          <w:p>
-            <w:pPr>
-              <w:pStyle w:val="TableText"/>
-              <w:jc w:val="left"/>
-            </w:pPr>
-            <w:r>
-              <w:t xml:space="preserve">Approver</w:t>
-            </w:r>
-          </w:p>
-        </w:tc>
-        <w:tc>
-          <w:tcPr>
-            <w:tcW w:w="7731" w:type="dxa"/>
-            <w:shd w:val="clear" w:color="auto" w:fill="F4F7FB"/>
-            <w:vAlign w:val="top"/>
-          </w:tcPr>
-          <w:p>
-            <w:pPr>
-              <w:pStyle w:val="TableText"/>
-              <w:jc w:val="left"/>
-            </w:pPr>
-            <w:r>
-              <w:t xml:space="preserve">Notification or Approvals ›</w:t>
-            </w:r>
-            <w:r>
-              <w:t xml:space="preserve"> </w:t>
-            </w:r>
-            <w:r>
-              <w:t xml:space="preserve">“</w:t>
-            </w:r>
-            <w:r>
-              <w:t xml:space="preserve">Review</w:t>
-            </w:r>
-            <w:r>
-              <w:t xml:space="preserve">”</w:t>
-            </w:r>
-            <w:r>
-              <w:t xml:space="preserve"> </w:t>
-            </w:r>
-            <w:r>
-              <w:t xml:space="preserve">› read what changes and the effect on customers ›</w:t>
-            </w:r>
-            <w:r>
-              <w:t xml:space="preserve"> </w:t>
-            </w:r>
-            <w:r>
-              <w:t xml:space="preserve">“</w:t>
-            </w:r>
-            <w:r>
-              <w:t xml:space="preserve">Approve</w:t>
-            </w:r>
-            <w:r>
-              <w:t xml:space="preserve">”</w:t>
-            </w:r>
-            <w:r>
-              <w:t xml:space="preserve"> </w:t>
-            </w:r>
-            <w:r>
-              <w:t xml:space="preserve">›</w:t>
-            </w:r>
-            <w:r>
-              <w:t xml:space="preserve"> </w:t>
-            </w:r>
-            <w:r>
-              <w:t xml:space="preserve">“</w:t>
-            </w:r>
-            <w:r>
-              <w:t xml:space="preserve">Approve and activate</w:t>
-            </w:r>
-            <w:r>
-              <w:t xml:space="preserve">”</w:t>
-            </w:r>
-          </w:p>
-        </w:tc>
-      </w:tr>
-    </w:tbl>
-    <w:p>
-      <w:pPr>
-        <w:pStyle w:val="BodyText"/>
-        <w:spacing w:before="160"/>
-      </w:pPr>
-      <w:r>
-        <w:t xml:space="preserve">The new version is active within seconds and the author cannot approve their own change. Restricted rule sets go to a compliance officer.</w:t>
-      </w:r>
-    </w:p>
-    <w:p>
-      <w:pPr>
-        <w:pStyle w:val="Heading1"/>
-        <w:numPr>
-          <w:ilvl w:val="0"/>
-          <w:numId w:val="1"/>
-        </w:numPr>
-        <w:tabs>
-          <w:tab w:val="num" w:pos="600"/>
-        </w:tabs>
-        <w:spacing w:before="360" w:after="160"/>
-        <w:ind w:left="0" w:firstLine="0"/>
-        <w:rPr>
-          <w:rStyle w:val="BookTitle"/>
-          <w:b w:val="0"/>
-          <w:bCs w:val="0"/>
-          <w:i w:val="0"/>
-          <w:iCs w:val="0"/>
-          <w:spacing w:val="0"/>
-        </w:rPr>
-      </w:pPr>
-      <w:bookmarkStart w:id="34" w:name="_Toc300000030"/>
-      <w:r>
-        <w:rPr>
-          <w:rStyle w:val="BookTitle"/>
-          <w:bCs w:val="0"/>
-          <w:i w:val="0"/>
-          <w:iCs w:val="0"/>
-          <w:spacing w:val="0"/>
-        </w:rPr>
-        <w:t xml:space="preserve">Appendix</w:t>
-      </w:r>
-      <w:bookmarkEnd w:id="34"/>
-    </w:p>
-    <w:p>
-      <w:pPr>
-        <w:pStyle w:val="Heading2"/>
-      </w:pPr>
-      <w:bookmarkStart w:id="35" w:name="_Toc300000031"/>
-      <w:r>
-        <w:t xml:space="preserve">Customer app screen inventory</w:t>
       </w:r>
       <w:bookmarkEnd w:id="35"/>
     </w:p>
@@ -12842,10 +14457,8 @@
         <w:tblLook w:val="04A0" w:firstRow="1" w:lastRow="0" w:firstColumn="0" w:lastColumn="0" w:noHBand="0" w:noVBand="1"/>
       </w:tblPr>
       <w:tblGrid>
-        <w:gridCol w:w="2602"/>
-        <w:gridCol w:w="3341"/>
-        <w:gridCol w:w="1653"/>
-        <w:gridCol w:w="1431"/>
+        <w:gridCol w:w="1693"/>
+        <w:gridCol w:w="7334"/>
       </w:tblGrid>
       <w:tr>
         <w:trPr>
@@ -12854,7 +14467,7 @@
         </w:trPr>
         <w:tc>
           <w:tcPr>
-            <w:tcW w:w="2602" w:type="dxa"/>
+            <w:tcW w:w="1693" w:type="dxa"/>
             <w:shd w:val="clear" w:color="auto" w:fill="0F4761"/>
             <w:vAlign w:val="center"/>
           </w:tcPr>
@@ -12867,13 +14480,13 @@
               <w:rPr>
                 <w:color w:val="FFFFFF"/>
               </w:rPr>
-              <w:t xml:space="preserve">Screen</w:t>
-            </w:r>
-          </w:p>
-        </w:tc>
-        <w:tc>
-          <w:tcPr>
-            <w:tcW w:w="3341" w:type="dxa"/>
+              <w:t xml:space="preserve">Actor</w:t>
+            </w:r>
+          </w:p>
+        </w:tc>
+        <w:tc>
+          <w:tcPr>
+            <w:tcW w:w="7334" w:type="dxa"/>
             <w:shd w:val="clear" w:color="auto" w:fill="0F4761"/>
             <w:vAlign w:val="center"/>
           </w:tcPr>
@@ -12886,45 +14499,7 @@
               <w:rPr>
                 <w:color w:val="FFFFFF"/>
               </w:rPr>
-              <w:t xml:space="preserve">Route</w:t>
-            </w:r>
-          </w:p>
-        </w:tc>
-        <w:tc>
-          <w:tcPr>
-            <w:tcW w:w="1653" w:type="dxa"/>
-            <w:shd w:val="clear" w:color="auto" w:fill="0F4761"/>
-            <w:vAlign w:val="center"/>
-          </w:tcPr>
-          <w:p>
-            <w:pPr>
-              <w:pStyle w:val="TableHeading"/>
-              <w:jc w:val="left"/>
-            </w:pPr>
-            <w:r>
-              <w:rPr>
-                <w:color w:val="FFFFFF"/>
-              </w:rPr>
-              <w:t xml:space="preserve">Bar</w:t>
-            </w:r>
-          </w:p>
-        </w:tc>
-        <w:tc>
-          <w:tcPr>
-            <w:tcW w:w="1431" w:type="dxa"/>
-            <w:shd w:val="clear" w:color="auto" w:fill="0F4761"/>
-            <w:vAlign w:val="center"/>
-          </w:tcPr>
-          <w:p>
-            <w:pPr>
-              <w:pStyle w:val="TableHeading"/>
-              <w:jc w:val="left"/>
-            </w:pPr>
-            <w:r>
-              <w:rPr>
-                <w:color w:val="FFFFFF"/>
-              </w:rPr>
-              <w:t xml:space="preserve">Support button</w:t>
+              <w:t xml:space="preserve">Path</w:t>
             </w:r>
           </w:p>
         </w:tc>
@@ -12935,70 +14510,121 @@
         </w:trPr>
         <w:tc>
           <w:tcPr>
-            <w:tcW w:w="2602" w:type="dxa"/>
-            <w:vAlign w:val="top"/>
-          </w:tcPr>
-          <w:p>
-            <w:pPr>
-              <w:pStyle w:val="TableText"/>
-              <w:jc w:val="left"/>
-            </w:pPr>
-            <w:r>
-              <w:t xml:space="preserve">Entry (splash)</w:t>
-            </w:r>
-          </w:p>
-        </w:tc>
-        <w:tc>
-          <w:tcPr>
-            <w:tcW w:w="3341" w:type="dxa"/>
-            <w:vAlign w:val="top"/>
-          </w:tcPr>
-          <w:p>
-            <w:pPr>
-              <w:pStyle w:val="TableText"/>
-              <w:jc w:val="left"/>
-            </w:pPr>
-            <w:r>
-              <w:rPr>
-                <w:rStyle w:val="CodeChar"/>
-              </w:rPr>
-              <w:t xml:space="preserve">/app/</w:t>
+            <w:tcW w:w="1693" w:type="dxa"/>
+            <w:vAlign w:val="top"/>
+          </w:tcPr>
+          <w:p>
+            <w:pPr>
+              <w:pStyle w:val="TableText"/>
+              <w:jc w:val="left"/>
+            </w:pPr>
+            <w:r>
+              <w:t xml:space="preserve">Rule author</w:t>
+            </w:r>
+          </w:p>
+        </w:tc>
+        <w:tc>
+          <w:tcPr>
+            <w:tcW w:w="7334" w:type="dxa"/>
+            <w:vAlign w:val="top"/>
+          </w:tcPr>
+          <w:p>
+            <w:pPr>
+              <w:pStyle w:val="TableText"/>
+              <w:jc w:val="left"/>
+            </w:pPr>
+            <w:r>
+              <w:t xml:space="preserve">Business rules › rule set ›</w:t>
             </w:r>
             <w:r>
               <w:t xml:space="preserve"> </w:t>
             </w:r>
             <w:r>
-              <w:t xml:space="preserve">without a session</w:t>
-            </w:r>
-          </w:p>
-        </w:tc>
-        <w:tc>
-          <w:tcPr>
-            <w:tcW w:w="1653" w:type="dxa"/>
-            <w:vAlign w:val="top"/>
-          </w:tcPr>
-          <w:p>
-            <w:pPr>
-              <w:pStyle w:val="TableText"/>
-              <w:jc w:val="left"/>
-            </w:pPr>
-            <w:r>
-              <w:t xml:space="preserve">None</w:t>
-            </w:r>
-          </w:p>
-        </w:tc>
-        <w:tc>
-          <w:tcPr>
-            <w:tcW w:w="1431" w:type="dxa"/>
-            <w:vAlign w:val="top"/>
-          </w:tcPr>
-          <w:p>
-            <w:pPr>
-              <w:pStyle w:val="TableText"/>
-              <w:jc w:val="left"/>
-            </w:pPr>
-            <w:r>
-              <w:t xml:space="preserve">No</w:t>
+              <w:t xml:space="preserve">“</w:t>
+            </w:r>
+            <w:r>
+              <w:t xml:space="preserve">Create draft from this version</w:t>
+            </w:r>
+            <w:r>
+              <w:t xml:space="preserve">”</w:t>
+            </w:r>
+            <w:r>
+              <w:t xml:space="preserve"> </w:t>
+            </w:r>
+            <w:r>
+              <w:t xml:space="preserve">› edit the form ›</w:t>
+            </w:r>
+            <w:r>
+              <w:t xml:space="preserve"> </w:t>
+            </w:r>
+            <w:r>
+              <w:t xml:space="preserve">“</w:t>
+            </w:r>
+            <w:r>
+              <w:t xml:space="preserve">Validate</w:t>
+            </w:r>
+            <w:r>
+              <w:t xml:space="preserve">”</w:t>
+            </w:r>
+            <w:r>
+              <w:t xml:space="preserve"> </w:t>
+            </w:r>
+            <w:r>
+              <w:t xml:space="preserve">›</w:t>
+            </w:r>
+            <w:r>
+              <w:t xml:space="preserve"> </w:t>
+            </w:r>
+            <w:r>
+              <w:t xml:space="preserve">“</w:t>
+            </w:r>
+            <w:r>
+              <w:t xml:space="preserve">Run simulation</w:t>
+            </w:r>
+            <w:r>
+              <w:t xml:space="preserve">”</w:t>
+            </w:r>
+            <w:r>
+              <w:t xml:space="preserve"> </w:t>
+            </w:r>
+            <w:r>
+              <w:t xml:space="preserve">›</w:t>
+            </w:r>
+            <w:r>
+              <w:t xml:space="preserve"> </w:t>
+            </w:r>
+            <w:r>
+              <w:t xml:space="preserve">“</w:t>
+            </w:r>
+            <w:r>
+              <w:t xml:space="preserve">Save draft</w:t>
+            </w:r>
+            <w:r>
+              <w:t xml:space="preserve">”</w:t>
+            </w:r>
+            <w:r>
+              <w:t xml:space="preserve"> </w:t>
+            </w:r>
+            <w:r>
+              <w:t xml:space="preserve">›</w:t>
+            </w:r>
+            <w:r>
+              <w:t xml:space="preserve"> </w:t>
+            </w:r>
+            <w:r>
+              <w:t xml:space="preserve">“</w:t>
+            </w:r>
+            <w:r>
+              <w:t xml:space="preserve">Submit for approval</w:t>
+            </w:r>
+            <w:r>
+              <w:t xml:space="preserve">”</w:t>
+            </w:r>
+            <w:r>
+              <w:t xml:space="preserve"> </w:t>
+            </w:r>
+            <w:r>
+              <w:t xml:space="preserve">with a note</w:t>
             </w:r>
           </w:p>
         </w:tc>
@@ -13009,556 +14635,81 @@
         </w:trPr>
         <w:tc>
           <w:tcPr>
-            <w:tcW w:w="2602" w:type="dxa"/>
-            <w:shd w:val="clear" w:color="auto" w:fill="F4F7FB"/>
-            <w:vAlign w:val="top"/>
-          </w:tcPr>
-          <w:p>
-            <w:pPr>
-              <w:pStyle w:val="TableText"/>
-              <w:jc w:val="left"/>
-            </w:pPr>
-            <w:r>
-              <w:t xml:space="preserve">Home</w:t>
-            </w:r>
-          </w:p>
-        </w:tc>
-        <w:tc>
-          <w:tcPr>
-            <w:tcW w:w="3341" w:type="dxa"/>
-            <w:shd w:val="clear" w:color="auto" w:fill="F4F7FB"/>
-            <w:vAlign w:val="top"/>
-          </w:tcPr>
-          <w:p>
-            <w:pPr>
-              <w:pStyle w:val="TableText"/>
-              <w:jc w:val="left"/>
-            </w:pPr>
-            <w:r>
-              <w:rPr>
-                <w:rStyle w:val="CodeChar"/>
-              </w:rPr>
-              <w:t xml:space="preserve">#/home</w:t>
-            </w:r>
-          </w:p>
-        </w:tc>
-        <w:tc>
-          <w:tcPr>
-            <w:tcW w:w="1653" w:type="dxa"/>
-            <w:shd w:val="clear" w:color="auto" w:fill="F4F7FB"/>
-            <w:vAlign w:val="top"/>
-          </w:tcPr>
-          <w:p>
-            <w:pPr>
-              <w:pStyle w:val="TableText"/>
-              <w:jc w:val="left"/>
-            </w:pPr>
-            <w:r>
-              <w:t xml:space="preserve">Tab bar</w:t>
-            </w:r>
-          </w:p>
-        </w:tc>
-        <w:tc>
-          <w:tcPr>
-            <w:tcW w:w="1431" w:type="dxa"/>
-            <w:shd w:val="clear" w:color="auto" w:fill="F4F7FB"/>
-            <w:vAlign w:val="top"/>
-          </w:tcPr>
-          <w:p>
-            <w:pPr>
-              <w:pStyle w:val="TableText"/>
-              <w:jc w:val="left"/>
-            </w:pPr>
-            <w:r>
-              <w:t xml:space="preserve">Yes</w:t>
-            </w:r>
-          </w:p>
-        </w:tc>
-      </w:tr>
-      <w:tr>
-        <w:trPr>
-          <w:cantSplit/>
-        </w:trPr>
-        <w:tc>
-          <w:tcPr>
-            <w:tcW w:w="2602" w:type="dxa"/>
-            <w:vAlign w:val="top"/>
-          </w:tcPr>
-          <w:p>
-            <w:pPr>
-              <w:pStyle w:val="TableText"/>
-              <w:jc w:val="left"/>
-            </w:pPr>
-            <w:r>
-              <w:t xml:space="preserve">My insurance</w:t>
-            </w:r>
-          </w:p>
-        </w:tc>
-        <w:tc>
-          <w:tcPr>
-            <w:tcW w:w="3341" w:type="dxa"/>
-            <w:vAlign w:val="top"/>
-          </w:tcPr>
-          <w:p>
-            <w:pPr>
-              <w:pStyle w:val="TableText"/>
-              <w:jc w:val="left"/>
-            </w:pPr>
-            <w:r>
-              <w:rPr>
-                <w:rStyle w:val="CodeChar"/>
-              </w:rPr>
-              <w:t xml:space="preserve">#/policies</w:t>
-            </w:r>
-          </w:p>
-        </w:tc>
-        <w:tc>
-          <w:tcPr>
-            <w:tcW w:w="1653" w:type="dxa"/>
-            <w:vAlign w:val="top"/>
-          </w:tcPr>
-          <w:p>
-            <w:pPr>
-              <w:pStyle w:val="TableText"/>
-              <w:jc w:val="left"/>
-            </w:pPr>
-            <w:r>
-              <w:t xml:space="preserve">Tab bar</w:t>
-            </w:r>
-          </w:p>
-        </w:tc>
-        <w:tc>
-          <w:tcPr>
-            <w:tcW w:w="1431" w:type="dxa"/>
-            <w:vAlign w:val="top"/>
-          </w:tcPr>
-          <w:p>
-            <w:pPr>
-              <w:pStyle w:val="TableText"/>
-              <w:jc w:val="left"/>
-            </w:pPr>
-            <w:r>
-              <w:t xml:space="preserve">Yes</w:t>
-            </w:r>
-          </w:p>
-        </w:tc>
-      </w:tr>
-      <w:tr>
-        <w:trPr>
-          <w:cantSplit/>
-        </w:trPr>
-        <w:tc>
-          <w:tcPr>
-            <w:tcW w:w="2602" w:type="dxa"/>
-            <w:shd w:val="clear" w:color="auto" w:fill="F4F7FB"/>
-            <w:vAlign w:val="top"/>
-          </w:tcPr>
-          <w:p>
-            <w:pPr>
-              <w:pStyle w:val="TableText"/>
-              <w:jc w:val="left"/>
-            </w:pPr>
-            <w:r>
-              <w:t xml:space="preserve">Claims</w:t>
-            </w:r>
-          </w:p>
-        </w:tc>
-        <w:tc>
-          <w:tcPr>
-            <w:tcW w:w="3341" w:type="dxa"/>
-            <w:shd w:val="clear" w:color="auto" w:fill="F4F7FB"/>
-            <w:vAlign w:val="top"/>
-          </w:tcPr>
-          <w:p>
-            <w:pPr>
-              <w:pStyle w:val="TableText"/>
-              <w:jc w:val="left"/>
-            </w:pPr>
-            <w:r>
-              <w:rPr>
-                <w:rStyle w:val="CodeChar"/>
-              </w:rPr>
-              <w:t xml:space="preserve">#/claims</w:t>
-            </w:r>
-          </w:p>
-        </w:tc>
-        <w:tc>
-          <w:tcPr>
-            <w:tcW w:w="1653" w:type="dxa"/>
-            <w:shd w:val="clear" w:color="auto" w:fill="F4F7FB"/>
-            <w:vAlign w:val="top"/>
-          </w:tcPr>
-          <w:p>
-            <w:pPr>
-              <w:pStyle w:val="TableText"/>
-              <w:jc w:val="left"/>
-            </w:pPr>
-            <w:r>
-              <w:t xml:space="preserve">Tab bar</w:t>
-            </w:r>
-          </w:p>
-        </w:tc>
-        <w:tc>
-          <w:tcPr>
-            <w:tcW w:w="1431" w:type="dxa"/>
-            <w:shd w:val="clear" w:color="auto" w:fill="F4F7FB"/>
-            <w:vAlign w:val="top"/>
-          </w:tcPr>
-          <w:p>
-            <w:pPr>
-              <w:pStyle w:val="TableText"/>
-              <w:jc w:val="left"/>
-            </w:pPr>
-            <w:r>
-              <w:t xml:space="preserve">Yes</w:t>
-            </w:r>
-          </w:p>
-        </w:tc>
-      </w:tr>
-      <w:tr>
-        <w:trPr>
-          <w:cantSplit/>
-        </w:trPr>
-        <w:tc>
-          <w:tcPr>
-            <w:tcW w:w="2602" w:type="dxa"/>
-            <w:vAlign w:val="top"/>
-          </w:tcPr>
-          <w:p>
-            <w:pPr>
-              <w:pStyle w:val="TableText"/>
-              <w:jc w:val="left"/>
-            </w:pPr>
-            <w:r>
-              <w:t xml:space="preserve">Account</w:t>
-            </w:r>
-          </w:p>
-        </w:tc>
-        <w:tc>
-          <w:tcPr>
-            <w:tcW w:w="3341" w:type="dxa"/>
-            <w:vAlign w:val="top"/>
-          </w:tcPr>
-          <w:p>
-            <w:pPr>
-              <w:pStyle w:val="TableText"/>
-              <w:jc w:val="left"/>
-            </w:pPr>
-            <w:r>
-              <w:rPr>
-                <w:rStyle w:val="CodeChar"/>
-              </w:rPr>
-              <w:t xml:space="preserve">#/account</w:t>
-            </w:r>
-          </w:p>
-        </w:tc>
-        <w:tc>
-          <w:tcPr>
-            <w:tcW w:w="1653" w:type="dxa"/>
-            <w:vAlign w:val="top"/>
-          </w:tcPr>
-          <w:p>
-            <w:pPr>
-              <w:pStyle w:val="TableText"/>
-              <w:jc w:val="left"/>
-            </w:pPr>
-            <w:r>
-              <w:t xml:space="preserve">Tab bar</w:t>
-            </w:r>
-          </w:p>
-        </w:tc>
-        <w:tc>
-          <w:tcPr>
-            <w:tcW w:w="1431" w:type="dxa"/>
-            <w:vAlign w:val="top"/>
-          </w:tcPr>
-          <w:p>
-            <w:pPr>
-              <w:pStyle w:val="TableText"/>
-              <w:jc w:val="left"/>
-            </w:pPr>
-            <w:r>
-              <w:t xml:space="preserve">Yes</w:t>
-            </w:r>
-          </w:p>
-        </w:tc>
-      </w:tr>
-      <w:tr>
-        <w:trPr>
-          <w:cantSplit/>
-        </w:trPr>
-        <w:tc>
-          <w:tcPr>
-            <w:tcW w:w="2602" w:type="dxa"/>
-            <w:shd w:val="clear" w:color="auto" w:fill="F4F7FB"/>
-            <w:vAlign w:val="top"/>
-          </w:tcPr>
-          <w:p>
-            <w:pPr>
-              <w:pStyle w:val="TableText"/>
-              <w:jc w:val="left"/>
-            </w:pPr>
-            <w:r>
-              <w:t xml:space="preserve">Buy or renew</w:t>
-            </w:r>
-          </w:p>
-        </w:tc>
-        <w:tc>
-          <w:tcPr>
-            <w:tcW w:w="3341" w:type="dxa"/>
-            <w:shd w:val="clear" w:color="auto" w:fill="F4F7FB"/>
-            <w:vAlign w:val="top"/>
-          </w:tcPr>
-          <w:p>
-            <w:pPr>
-              <w:pStyle w:val="TableText"/>
-              <w:jc w:val="left"/>
-            </w:pPr>
-            <w:r>
-              <w:rPr>
-                <w:rStyle w:val="CodeChar"/>
-              </w:rPr>
-              <w:t xml:space="preserve">#/buy</w:t>
-            </w:r>
-          </w:p>
-        </w:tc>
-        <w:tc>
-          <w:tcPr>
-            <w:tcW w:w="1653" w:type="dxa"/>
-            <w:shd w:val="clear" w:color="auto" w:fill="F4F7FB"/>
-            <w:vAlign w:val="top"/>
-          </w:tcPr>
-          <w:p>
-            <w:pPr>
-              <w:pStyle w:val="TableText"/>
-              <w:jc w:val="left"/>
-            </w:pPr>
-            <w:r>
-              <w:t xml:space="preserve">Action bar</w:t>
-            </w:r>
-          </w:p>
-        </w:tc>
-        <w:tc>
-          <w:tcPr>
-            <w:tcW w:w="1431" w:type="dxa"/>
-            <w:shd w:val="clear" w:color="auto" w:fill="F4F7FB"/>
-            <w:vAlign w:val="top"/>
-          </w:tcPr>
-          <w:p>
-            <w:pPr>
-              <w:pStyle w:val="TableText"/>
-              <w:jc w:val="left"/>
-            </w:pPr>
-            <w:r>
-              <w:t xml:space="preserve">No</w:t>
-            </w:r>
-          </w:p>
-        </w:tc>
-      </w:tr>
-      <w:tr>
-        <w:trPr>
-          <w:cantSplit/>
-        </w:trPr>
-        <w:tc>
-          <w:tcPr>
-            <w:tcW w:w="2602" w:type="dxa"/>
-            <w:vAlign w:val="top"/>
-          </w:tcPr>
-          <w:p>
-            <w:pPr>
-              <w:pStyle w:val="TableText"/>
-              <w:jc w:val="left"/>
-            </w:pPr>
-            <w:r>
-              <w:t xml:space="preserve">Confirm expiry</w:t>
-            </w:r>
-          </w:p>
-        </w:tc>
-        <w:tc>
-          <w:tcPr>
-            <w:tcW w:w="3341" w:type="dxa"/>
-            <w:vAlign w:val="top"/>
-          </w:tcPr>
-          <w:p>
-            <w:pPr>
-              <w:pStyle w:val="TableText"/>
-              <w:jc w:val="left"/>
-            </w:pPr>
-            <w:r>
-              <w:rPr>
-                <w:rStyle w:val="CodeChar"/>
-              </w:rPr>
-              <w:t xml:space="preserve">#/confirm</w:t>
-            </w:r>
-          </w:p>
-        </w:tc>
-        <w:tc>
-          <w:tcPr>
-            <w:tcW w:w="1653" w:type="dxa"/>
-            <w:vAlign w:val="top"/>
-          </w:tcPr>
-          <w:p>
-            <w:pPr>
-              <w:pStyle w:val="TableText"/>
-              <w:jc w:val="left"/>
-            </w:pPr>
-            <w:r>
-              <w:t xml:space="preserve">Action bar</w:t>
-            </w:r>
-          </w:p>
-        </w:tc>
-        <w:tc>
-          <w:tcPr>
-            <w:tcW w:w="1431" w:type="dxa"/>
-            <w:vAlign w:val="top"/>
-          </w:tcPr>
-          <w:p>
-            <w:pPr>
-              <w:pStyle w:val="TableText"/>
-              <w:jc w:val="left"/>
-            </w:pPr>
-            <w:r>
-              <w:t xml:space="preserve">Yes</w:t>
-            </w:r>
-          </w:p>
-        </w:tc>
-      </w:tr>
-      <w:tr>
-        <w:trPr>
-          <w:cantSplit/>
-        </w:trPr>
-        <w:tc>
-          <w:tcPr>
-            <w:tcW w:w="2602" w:type="dxa"/>
-            <w:shd w:val="clear" w:color="auto" w:fill="F4F7FB"/>
-            <w:vAlign w:val="top"/>
-          </w:tcPr>
-          <w:p>
-            <w:pPr>
-              <w:pStyle w:val="TableText"/>
-              <w:jc w:val="left"/>
-            </w:pPr>
-            <w:r>
-              <w:t xml:space="preserve">Report an accident</w:t>
-            </w:r>
-          </w:p>
-        </w:tc>
-        <w:tc>
-          <w:tcPr>
-            <w:tcW w:w="3341" w:type="dxa"/>
-            <w:shd w:val="clear" w:color="auto" w:fill="F4F7FB"/>
-            <w:vAlign w:val="top"/>
-          </w:tcPr>
-          <w:p>
-            <w:pPr>
-              <w:pStyle w:val="TableText"/>
-              <w:jc w:val="left"/>
-            </w:pPr>
-            <w:r>
-              <w:rPr>
-                <w:rStyle w:val="CodeChar"/>
-              </w:rPr>
-              <w:t xml:space="preserve">#/claims/new</w:t>
-            </w:r>
-          </w:p>
-        </w:tc>
-        <w:tc>
-          <w:tcPr>
-            <w:tcW w:w="1653" w:type="dxa"/>
-            <w:shd w:val="clear" w:color="auto" w:fill="F4F7FB"/>
-            <w:vAlign w:val="top"/>
-          </w:tcPr>
-          <w:p>
-            <w:pPr>
-              <w:pStyle w:val="TableText"/>
-              <w:jc w:val="left"/>
-            </w:pPr>
-            <w:r>
-              <w:t xml:space="preserve">Action bar</w:t>
-            </w:r>
-          </w:p>
-        </w:tc>
-        <w:tc>
-          <w:tcPr>
-            <w:tcW w:w="1431" w:type="dxa"/>
-            <w:shd w:val="clear" w:color="auto" w:fill="F4F7FB"/>
-            <w:vAlign w:val="top"/>
-          </w:tcPr>
-          <w:p>
-            <w:pPr>
-              <w:pStyle w:val="TableText"/>
-              <w:jc w:val="left"/>
-            </w:pPr>
-            <w:r>
-              <w:t xml:space="preserve">Yes</w:t>
-            </w:r>
-          </w:p>
-        </w:tc>
-      </w:tr>
-      <w:tr>
-        <w:trPr>
-          <w:cantSplit/>
-        </w:trPr>
-        <w:tc>
-          <w:tcPr>
-            <w:tcW w:w="2602" w:type="dxa"/>
-            <w:vAlign w:val="top"/>
-          </w:tcPr>
-          <w:p>
-            <w:pPr>
-              <w:pStyle w:val="TableText"/>
-              <w:jc w:val="left"/>
-            </w:pPr>
-            <w:r>
-              <w:t xml:space="preserve">Certificate check</w:t>
-            </w:r>
-          </w:p>
-        </w:tc>
-        <w:tc>
-          <w:tcPr>
-            <w:tcW w:w="3341" w:type="dxa"/>
-            <w:vAlign w:val="top"/>
-          </w:tcPr>
-          <w:p>
-            <w:pPr>
-              <w:pStyle w:val="TableText"/>
-              <w:jc w:val="left"/>
-            </w:pPr>
-            <w:r>
-              <w:rPr>
-                <w:rStyle w:val="CodeChar"/>
-              </w:rPr>
-              <w:t xml:space="preserve">/verify/&lt;certificate number&gt;</w:t>
-            </w:r>
-          </w:p>
-        </w:tc>
-        <w:tc>
-          <w:tcPr>
-            <w:tcW w:w="1653" w:type="dxa"/>
-            <w:vAlign w:val="top"/>
-          </w:tcPr>
-          <w:p>
-            <w:pPr>
-              <w:pStyle w:val="TableText"/>
-              <w:jc w:val="left"/>
-            </w:pPr>
-            <w:r>
-              <w:t xml:space="preserve">None</w:t>
-            </w:r>
-          </w:p>
-        </w:tc>
-        <w:tc>
-          <w:tcPr>
-            <w:tcW w:w="1431" w:type="dxa"/>
-            <w:vAlign w:val="top"/>
-          </w:tcPr>
-          <w:p>
-            <w:pPr>
-              <w:pStyle w:val="TableText"/>
-              <w:jc w:val="left"/>
-            </w:pPr>
-            <w:r>
-              <w:t xml:space="preserve">No</w:t>
+            <w:tcW w:w="1693" w:type="dxa"/>
+            <w:shd w:val="clear" w:color="auto" w:fill="F4F7FB"/>
+            <w:vAlign w:val="top"/>
+          </w:tcPr>
+          <w:p>
+            <w:pPr>
+              <w:pStyle w:val="TableText"/>
+              <w:jc w:val="left"/>
+            </w:pPr>
+            <w:r>
+              <w:t xml:space="preserve">Approver</w:t>
+            </w:r>
+          </w:p>
+        </w:tc>
+        <w:tc>
+          <w:tcPr>
+            <w:tcW w:w="7334" w:type="dxa"/>
+            <w:shd w:val="clear" w:color="auto" w:fill="F4F7FB"/>
+            <w:vAlign w:val="top"/>
+          </w:tcPr>
+          <w:p>
+            <w:pPr>
+              <w:pStyle w:val="TableText"/>
+              <w:jc w:val="left"/>
+            </w:pPr>
+            <w:r>
+              <w:t xml:space="preserve">Notification or Approvals ›</w:t>
+            </w:r>
+            <w:r>
+              <w:t xml:space="preserve"> </w:t>
+            </w:r>
+            <w:r>
+              <w:t xml:space="preserve">“</w:t>
+            </w:r>
+            <w:r>
+              <w:t xml:space="preserve">Review</w:t>
+            </w:r>
+            <w:r>
+              <w:t xml:space="preserve">”</w:t>
+            </w:r>
+            <w:r>
+              <w:t xml:space="preserve"> </w:t>
+            </w:r>
+            <w:r>
+              <w:t xml:space="preserve">› read what changes and the effect on customers ›</w:t>
+            </w:r>
+            <w:r>
+              <w:t xml:space="preserve"> </w:t>
+            </w:r>
+            <w:r>
+              <w:t xml:space="preserve">“</w:t>
+            </w:r>
+            <w:r>
+              <w:t xml:space="preserve">Approve</w:t>
+            </w:r>
+            <w:r>
+              <w:t xml:space="preserve">”</w:t>
+            </w:r>
+            <w:r>
+              <w:t xml:space="preserve"> </w:t>
+            </w:r>
+            <w:r>
+              <w:t xml:space="preserve">›</w:t>
+            </w:r>
+            <w:r>
+              <w:t xml:space="preserve"> </w:t>
+            </w:r>
+            <w:r>
+              <w:t xml:space="preserve">“</w:t>
+            </w:r>
+            <w:r>
+              <w:t xml:space="preserve">Approve and activate</w:t>
+            </w:r>
+            <w:r>
+              <w:t xml:space="preserve">”</w:t>
             </w:r>
           </w:p>
         </w:tc>
@@ -13566,13 +14717,56 @@
     </w:tbl>
     <w:p>
       <w:pPr>
+        <w:pStyle w:val="BodyText"/>
+        <w:spacing w:before="160"/>
+      </w:pPr>
+      <w:r>
+        <w:t xml:space="preserve">The new version is active within seconds and the author cannot approve their own change. Restricted rule sets go to a compliance officer.</w:t>
+      </w:r>
+    </w:p>
+    <w:p>
+      <w:pPr>
+        <w:pStyle w:val="Heading1"/>
+        <w:numPr>
+          <w:ilvl w:val="0"/>
+          <w:numId w:val="1"/>
+        </w:numPr>
+        <w:tabs>
+          <w:tab w:val="num" w:pos="600"/>
+        </w:tabs>
+        <w:spacing w:before="360" w:after="160"/>
+        <w:ind w:left="0" w:firstLine="0"/>
+        <w:rPr>
+          <w:rStyle w:val="BookTitle"/>
+          <w:b w:val="0"/>
+          <w:bCs w:val="0"/>
+          <w:i w:val="0"/>
+          <w:iCs w:val="0"/>
+          <w:spacing w:val="0"/>
+        </w:rPr>
+      </w:pPr>
+      <w:bookmarkStart w:id="36" w:name="_Toc300000032"/>
+      <w:r>
+        <w:rPr>
+          <w:rStyle w:val="BookTitle"/>
+          <w:bCs w:val="0"/>
+          <w:i w:val="0"/>
+          <w:iCs w:val="0"/>
+          <w:spacing w:val="0"/>
+        </w:rPr>
+        <w:t xml:space="preserve">Appendix</w:t>
+      </w:r>
+      <w:bookmarkEnd w:id="36"/>
+    </w:p>
+    <w:p>
+      <w:pPr>
         <w:pStyle w:val="Heading2"/>
       </w:pPr>
-      <w:bookmarkStart w:id="36" w:name="_Toc300000032"/>
-      <w:r>
-        <w:t xml:space="preserve">Page names in both languages</w:t>
-      </w:r>
-      <w:bookmarkEnd w:id="36"/>
+      <w:bookmarkStart w:id="37" w:name="_Toc300000033"/>
+      <w:r>
+        <w:t xml:space="preserve">Customer app screen inventory</w:t>
+      </w:r>
+      <w:bookmarkEnd w:id="37"/>
     </w:p>
     <w:tbl>
       <w:tblPr>
@@ -13597,8 +14791,10 @@
         <w:tblLook w:val="04A0" w:firstRow="1" w:lastRow="0" w:firstColumn="0" w:lastColumn="0" w:noHBand="0" w:noVBand="1"/>
       </w:tblPr>
       <w:tblGrid>
-        <w:gridCol w:w="4165"/>
-        <w:gridCol w:w="4862"/>
+        <w:gridCol w:w="2606"/>
+        <w:gridCol w:w="3328"/>
+        <w:gridCol w:w="1674"/>
+        <w:gridCol w:w="1419"/>
       </w:tblGrid>
       <w:tr>
         <w:trPr>
@@ -13607,7 +14803,7 @@
         </w:trPr>
         <w:tc>
           <w:tcPr>
-            <w:tcW w:w="4165" w:type="dxa"/>
+            <w:tcW w:w="2606" w:type="dxa"/>
             <w:shd w:val="clear" w:color="auto" w:fill="0F4761"/>
             <w:vAlign w:val="center"/>
           </w:tcPr>
@@ -13620,13 +14816,13 @@
               <w:rPr>
                 <w:color w:val="FFFFFF"/>
               </w:rPr>
-              <w:t xml:space="preserve">English</w:t>
-            </w:r>
-          </w:p>
-        </w:tc>
-        <w:tc>
-          <w:tcPr>
-            <w:tcW w:w="4862" w:type="dxa"/>
+              <w:t xml:space="preserve">Screen</w:t>
+            </w:r>
+          </w:p>
+        </w:tc>
+        <w:tc>
+          <w:tcPr>
+            <w:tcW w:w="3328" w:type="dxa"/>
             <w:shd w:val="clear" w:color="auto" w:fill="0F4761"/>
             <w:vAlign w:val="center"/>
           </w:tcPr>
@@ -13639,7 +14835,45 @@
               <w:rPr>
                 <w:color w:val="FFFFFF"/>
               </w:rPr>
-              <w:t xml:space="preserve">Tiếng Việt</w:t>
+              <w:t xml:space="preserve">Route</w:t>
+            </w:r>
+          </w:p>
+        </w:tc>
+        <w:tc>
+          <w:tcPr>
+            <w:tcW w:w="1674" w:type="dxa"/>
+            <w:shd w:val="clear" w:color="auto" w:fill="0F4761"/>
+            <w:vAlign w:val="center"/>
+          </w:tcPr>
+          <w:p>
+            <w:pPr>
+              <w:pStyle w:val="TableHeading"/>
+              <w:jc w:val="left"/>
+            </w:pPr>
+            <w:r>
+              <w:rPr>
+                <w:color w:val="FFFFFF"/>
+              </w:rPr>
+              <w:t xml:space="preserve">Bar</w:t>
+            </w:r>
+          </w:p>
+        </w:tc>
+        <w:tc>
+          <w:tcPr>
+            <w:tcW w:w="1419" w:type="dxa"/>
+            <w:shd w:val="clear" w:color="auto" w:fill="0F4761"/>
+            <w:vAlign w:val="center"/>
+          </w:tcPr>
+          <w:p>
+            <w:pPr>
+              <w:pStyle w:val="TableHeading"/>
+              <w:jc w:val="left"/>
+            </w:pPr>
+            <w:r>
+              <w:rPr>
+                <w:color w:val="FFFFFF"/>
+              </w:rPr>
+              <w:t xml:space="preserve">Support button</w:t>
             </w:r>
           </w:p>
         </w:tc>
@@ -13650,31 +14884,70 @@
         </w:trPr>
         <w:tc>
           <w:tcPr>
-            <w:tcW w:w="4165" w:type="dxa"/>
-            <w:vAlign w:val="top"/>
-          </w:tcPr>
-          <w:p>
-            <w:pPr>
-              <w:pStyle w:val="TableText"/>
-              <w:jc w:val="left"/>
-            </w:pPr>
-            <w:r>
-              <w:t xml:space="preserve">Sell, Engage, Serve, Partners, Data, Governance, Administration</w:t>
-            </w:r>
-          </w:p>
-        </w:tc>
-        <w:tc>
-          <w:tcPr>
-            <w:tcW w:w="4862" w:type="dxa"/>
-            <w:vAlign w:val="top"/>
-          </w:tcPr>
-          <w:p>
-            <w:pPr>
-              <w:pStyle w:val="TableText"/>
-              <w:jc w:val="left"/>
-            </w:pPr>
-            <w:r>
-              <w:t xml:space="preserve">Bán hàng, Tương tác, Dịch vụ, Đối tác, Dữ liệu, Quản trị, Quản trị hệ thống</w:t>
+            <w:tcW w:w="2606" w:type="dxa"/>
+            <w:vAlign w:val="top"/>
+          </w:tcPr>
+          <w:p>
+            <w:pPr>
+              <w:pStyle w:val="TableText"/>
+              <w:jc w:val="left"/>
+            </w:pPr>
+            <w:r>
+              <w:t xml:space="preserve">Entry (splash)</w:t>
+            </w:r>
+          </w:p>
+        </w:tc>
+        <w:tc>
+          <w:tcPr>
+            <w:tcW w:w="3328" w:type="dxa"/>
+            <w:vAlign w:val="top"/>
+          </w:tcPr>
+          <w:p>
+            <w:pPr>
+              <w:pStyle w:val="TableText"/>
+              <w:jc w:val="left"/>
+            </w:pPr>
+            <w:r>
+              <w:rPr>
+                <w:rStyle w:val="CodeChar"/>
+              </w:rPr>
+              <w:t xml:space="preserve">/app/</w:t>
+            </w:r>
+            <w:r>
+              <w:t xml:space="preserve"> </w:t>
+            </w:r>
+            <w:r>
+              <w:t xml:space="preserve">without a session</w:t>
+            </w:r>
+          </w:p>
+        </w:tc>
+        <w:tc>
+          <w:tcPr>
+            <w:tcW w:w="1674" w:type="dxa"/>
+            <w:vAlign w:val="top"/>
+          </w:tcPr>
+          <w:p>
+            <w:pPr>
+              <w:pStyle w:val="TableText"/>
+              <w:jc w:val="left"/>
+            </w:pPr>
+            <w:r>
+              <w:t xml:space="preserve">None</w:t>
+            </w:r>
+          </w:p>
+        </w:tc>
+        <w:tc>
+          <w:tcPr>
+            <w:tcW w:w="1419" w:type="dxa"/>
+            <w:vAlign w:val="top"/>
+          </w:tcPr>
+          <w:p>
+            <w:pPr>
+              <w:pStyle w:val="TableText"/>
+              <w:jc w:val="left"/>
+            </w:pPr>
+            <w:r>
+              <w:t xml:space="preserve">No</w:t>
             </w:r>
           </w:p>
         </w:tc>
@@ -13685,33 +14958,68 @@
         </w:trPr>
         <w:tc>
           <w:tcPr>
-            <w:tcW w:w="4165" w:type="dxa"/>
-            <w:shd w:val="clear" w:color="auto" w:fill="F4F7FB"/>
-            <w:vAlign w:val="top"/>
-          </w:tcPr>
-          <w:p>
-            <w:pPr>
-              <w:pStyle w:val="TableText"/>
-              <w:jc w:val="left"/>
-            </w:pPr>
-            <w:r>
-              <w:t xml:space="preserve">Dashboard</w:t>
-            </w:r>
-          </w:p>
-        </w:tc>
-        <w:tc>
-          <w:tcPr>
-            <w:tcW w:w="4862" w:type="dxa"/>
-            <w:shd w:val="clear" w:color="auto" w:fill="F4F7FB"/>
-            <w:vAlign w:val="top"/>
-          </w:tcPr>
-          <w:p>
-            <w:pPr>
-              <w:pStyle w:val="TableText"/>
-              <w:jc w:val="left"/>
-            </w:pPr>
-            <w:r>
-              <w:t xml:space="preserve">Tổng quan</w:t>
+            <w:tcW w:w="2606" w:type="dxa"/>
+            <w:shd w:val="clear" w:color="auto" w:fill="F4F7FB"/>
+            <w:vAlign w:val="top"/>
+          </w:tcPr>
+          <w:p>
+            <w:pPr>
+              <w:pStyle w:val="TableText"/>
+              <w:jc w:val="left"/>
+            </w:pPr>
+            <w:r>
+              <w:t xml:space="preserve">Home</w:t>
+            </w:r>
+          </w:p>
+        </w:tc>
+        <w:tc>
+          <w:tcPr>
+            <w:tcW w:w="3328" w:type="dxa"/>
+            <w:shd w:val="clear" w:color="auto" w:fill="F4F7FB"/>
+            <w:vAlign w:val="top"/>
+          </w:tcPr>
+          <w:p>
+            <w:pPr>
+              <w:pStyle w:val="TableText"/>
+              <w:jc w:val="left"/>
+            </w:pPr>
+            <w:r>
+              <w:rPr>
+                <w:rStyle w:val="CodeChar"/>
+              </w:rPr>
+              <w:t xml:space="preserve">#/home</w:t>
+            </w:r>
+          </w:p>
+        </w:tc>
+        <w:tc>
+          <w:tcPr>
+            <w:tcW w:w="1674" w:type="dxa"/>
+            <w:shd w:val="clear" w:color="auto" w:fill="F4F7FB"/>
+            <w:vAlign w:val="top"/>
+          </w:tcPr>
+          <w:p>
+            <w:pPr>
+              <w:pStyle w:val="TableText"/>
+              <w:jc w:val="left"/>
+            </w:pPr>
+            <w:r>
+              <w:t xml:space="preserve">Tab bar</w:t>
+            </w:r>
+          </w:p>
+        </w:tc>
+        <w:tc>
+          <w:tcPr>
+            <w:tcW w:w="1419" w:type="dxa"/>
+            <w:shd w:val="clear" w:color="auto" w:fill="F4F7FB"/>
+            <w:vAlign w:val="top"/>
+          </w:tcPr>
+          <w:p>
+            <w:pPr>
+              <w:pStyle w:val="TableText"/>
+              <w:jc w:val="left"/>
+            </w:pPr>
+            <w:r>
+              <w:t xml:space="preserve">Yes</w:t>
             </w:r>
           </w:p>
         </w:tc>
@@ -13722,31 +15030,64 @@
         </w:trPr>
         <w:tc>
           <w:tcPr>
-            <w:tcW w:w="4165" w:type="dxa"/>
-            <w:vAlign w:val="top"/>
-          </w:tcPr>
-          <w:p>
-            <w:pPr>
-              <w:pStyle w:val="TableText"/>
-              <w:jc w:val="left"/>
-            </w:pPr>
-            <w:r>
-              <w:t xml:space="preserve">Leads</w:t>
-            </w:r>
-          </w:p>
-        </w:tc>
-        <w:tc>
-          <w:tcPr>
-            <w:tcW w:w="4862" w:type="dxa"/>
-            <w:vAlign w:val="top"/>
-          </w:tcPr>
-          <w:p>
-            <w:pPr>
-              <w:pStyle w:val="TableText"/>
-              <w:jc w:val="left"/>
-            </w:pPr>
-            <w:r>
-              <w:t xml:space="preserve">Khách hàng tiềm năng</w:t>
+            <w:tcW w:w="2606" w:type="dxa"/>
+            <w:vAlign w:val="top"/>
+          </w:tcPr>
+          <w:p>
+            <w:pPr>
+              <w:pStyle w:val="TableText"/>
+              <w:jc w:val="left"/>
+            </w:pPr>
+            <w:r>
+              <w:t xml:space="preserve">My insurance</w:t>
+            </w:r>
+          </w:p>
+        </w:tc>
+        <w:tc>
+          <w:tcPr>
+            <w:tcW w:w="3328" w:type="dxa"/>
+            <w:vAlign w:val="top"/>
+          </w:tcPr>
+          <w:p>
+            <w:pPr>
+              <w:pStyle w:val="TableText"/>
+              <w:jc w:val="left"/>
+            </w:pPr>
+            <w:r>
+              <w:rPr>
+                <w:rStyle w:val="CodeChar"/>
+              </w:rPr>
+              <w:t xml:space="preserve">#/policies</w:t>
+            </w:r>
+          </w:p>
+        </w:tc>
+        <w:tc>
+          <w:tcPr>
+            <w:tcW w:w="1674" w:type="dxa"/>
+            <w:vAlign w:val="top"/>
+          </w:tcPr>
+          <w:p>
+            <w:pPr>
+              <w:pStyle w:val="TableText"/>
+              <w:jc w:val="left"/>
+            </w:pPr>
+            <w:r>
+              <w:t xml:space="preserve">Tab bar</w:t>
+            </w:r>
+          </w:p>
+        </w:tc>
+        <w:tc>
+          <w:tcPr>
+            <w:tcW w:w="1419" w:type="dxa"/>
+            <w:vAlign w:val="top"/>
+          </w:tcPr>
+          <w:p>
+            <w:pPr>
+              <w:pStyle w:val="TableText"/>
+              <w:jc w:val="left"/>
+            </w:pPr>
+            <w:r>
+              <w:t xml:space="preserve">Yes</w:t>
             </w:r>
           </w:p>
         </w:tc>
@@ -13757,33 +15098,68 @@
         </w:trPr>
         <w:tc>
           <w:tcPr>
-            <w:tcW w:w="4165" w:type="dxa"/>
-            <w:shd w:val="clear" w:color="auto" w:fill="F4F7FB"/>
-            <w:vAlign w:val="top"/>
-          </w:tcPr>
-          <w:p>
-            <w:pPr>
-              <w:pStyle w:val="TableText"/>
-              <w:jc w:val="left"/>
-            </w:pPr>
-            <w:r>
-              <w:t xml:space="preserve">Telesales inbox</w:t>
-            </w:r>
-          </w:p>
-        </w:tc>
-        <w:tc>
-          <w:tcPr>
-            <w:tcW w:w="4862" w:type="dxa"/>
-            <w:shd w:val="clear" w:color="auto" w:fill="F4F7FB"/>
-            <w:vAlign w:val="top"/>
-          </w:tcPr>
-          <w:p>
-            <w:pPr>
-              <w:pStyle w:val="TableText"/>
-              <w:jc w:val="left"/>
-            </w:pPr>
-            <w:r>
-              <w:t xml:space="preserve">Hộp việc telesales</w:t>
+            <w:tcW w:w="2606" w:type="dxa"/>
+            <w:shd w:val="clear" w:color="auto" w:fill="F4F7FB"/>
+            <w:vAlign w:val="top"/>
+          </w:tcPr>
+          <w:p>
+            <w:pPr>
+              <w:pStyle w:val="TableText"/>
+              <w:jc w:val="left"/>
+            </w:pPr>
+            <w:r>
+              <w:t xml:space="preserve">Claims</w:t>
+            </w:r>
+          </w:p>
+        </w:tc>
+        <w:tc>
+          <w:tcPr>
+            <w:tcW w:w="3328" w:type="dxa"/>
+            <w:shd w:val="clear" w:color="auto" w:fill="F4F7FB"/>
+            <w:vAlign w:val="top"/>
+          </w:tcPr>
+          <w:p>
+            <w:pPr>
+              <w:pStyle w:val="TableText"/>
+              <w:jc w:val="left"/>
+            </w:pPr>
+            <w:r>
+              <w:rPr>
+                <w:rStyle w:val="CodeChar"/>
+              </w:rPr>
+              <w:t xml:space="preserve">#/claims</w:t>
+            </w:r>
+          </w:p>
+        </w:tc>
+        <w:tc>
+          <w:tcPr>
+            <w:tcW w:w="1674" w:type="dxa"/>
+            <w:shd w:val="clear" w:color="auto" w:fill="F4F7FB"/>
+            <w:vAlign w:val="top"/>
+          </w:tcPr>
+          <w:p>
+            <w:pPr>
+              <w:pStyle w:val="TableText"/>
+              <w:jc w:val="left"/>
+            </w:pPr>
+            <w:r>
+              <w:t xml:space="preserve">Tab bar</w:t>
+            </w:r>
+          </w:p>
+        </w:tc>
+        <w:tc>
+          <w:tcPr>
+            <w:tcW w:w="1419" w:type="dxa"/>
+            <w:shd w:val="clear" w:color="auto" w:fill="F4F7FB"/>
+            <w:vAlign w:val="top"/>
+          </w:tcPr>
+          <w:p>
+            <w:pPr>
+              <w:pStyle w:val="TableText"/>
+              <w:jc w:val="left"/>
+            </w:pPr>
+            <w:r>
+              <w:t xml:space="preserve">Yes</w:t>
             </w:r>
           </w:p>
         </w:tc>
@@ -13794,31 +15170,64 @@
         </w:trPr>
         <w:tc>
           <w:tcPr>
-            <w:tcW w:w="4165" w:type="dxa"/>
-            <w:vAlign w:val="top"/>
-          </w:tcPr>
-          <w:p>
-            <w:pPr>
-              <w:pStyle w:val="TableText"/>
-              <w:jc w:val="left"/>
-            </w:pPr>
-            <w:r>
-              <w:t xml:space="preserve">Voice assistant</w:t>
-            </w:r>
-          </w:p>
-        </w:tc>
-        <w:tc>
-          <w:tcPr>
-            <w:tcW w:w="4862" w:type="dxa"/>
-            <w:vAlign w:val="top"/>
-          </w:tcPr>
-          <w:p>
-            <w:pPr>
-              <w:pStyle w:val="TableText"/>
-              <w:jc w:val="left"/>
-            </w:pPr>
-            <w:r>
-              <w:t xml:space="preserve">Trợ lý gọi tự động</w:t>
+            <w:tcW w:w="2606" w:type="dxa"/>
+            <w:vAlign w:val="top"/>
+          </w:tcPr>
+          <w:p>
+            <w:pPr>
+              <w:pStyle w:val="TableText"/>
+              <w:jc w:val="left"/>
+            </w:pPr>
+            <w:r>
+              <w:t xml:space="preserve">Account</w:t>
+            </w:r>
+          </w:p>
+        </w:tc>
+        <w:tc>
+          <w:tcPr>
+            <w:tcW w:w="3328" w:type="dxa"/>
+            <w:vAlign w:val="top"/>
+          </w:tcPr>
+          <w:p>
+            <w:pPr>
+              <w:pStyle w:val="TableText"/>
+              <w:jc w:val="left"/>
+            </w:pPr>
+            <w:r>
+              <w:rPr>
+                <w:rStyle w:val="CodeChar"/>
+              </w:rPr>
+              <w:t xml:space="preserve">#/account</w:t>
+            </w:r>
+          </w:p>
+        </w:tc>
+        <w:tc>
+          <w:tcPr>
+            <w:tcW w:w="1674" w:type="dxa"/>
+            <w:vAlign w:val="top"/>
+          </w:tcPr>
+          <w:p>
+            <w:pPr>
+              <w:pStyle w:val="TableText"/>
+              <w:jc w:val="left"/>
+            </w:pPr>
+            <w:r>
+              <w:t xml:space="preserve">Tab bar</w:t>
+            </w:r>
+          </w:p>
+        </w:tc>
+        <w:tc>
+          <w:tcPr>
+            <w:tcW w:w="1419" w:type="dxa"/>
+            <w:vAlign w:val="top"/>
+          </w:tcPr>
+          <w:p>
+            <w:pPr>
+              <w:pStyle w:val="TableText"/>
+              <w:jc w:val="left"/>
+            </w:pPr>
+            <w:r>
+              <w:t xml:space="preserve">Yes</w:t>
             </w:r>
           </w:p>
         </w:tc>
@@ -13829,33 +15238,68 @@
         </w:trPr>
         <w:tc>
           <w:tcPr>
-            <w:tcW w:w="4165" w:type="dxa"/>
-            <w:shd w:val="clear" w:color="auto" w:fill="F4F7FB"/>
-            <w:vAlign w:val="top"/>
-          </w:tcPr>
-          <w:p>
-            <w:pPr>
-              <w:pStyle w:val="TableText"/>
-              <w:jc w:val="left"/>
-            </w:pPr>
-            <w:r>
-              <w:t xml:space="preserve">Journeys, Campaigns</w:t>
-            </w:r>
-          </w:p>
-        </w:tc>
-        <w:tc>
-          <w:tcPr>
-            <w:tcW w:w="4862" w:type="dxa"/>
-            <w:shd w:val="clear" w:color="auto" w:fill="F4F7FB"/>
-            <w:vAlign w:val="top"/>
-          </w:tcPr>
-          <w:p>
-            <w:pPr>
-              <w:pStyle w:val="TableText"/>
-              <w:jc w:val="left"/>
-            </w:pPr>
-            <w:r>
-              <w:t xml:space="preserve">Hành trình, Chiến dịch</w:t>
+            <w:tcW w:w="2606" w:type="dxa"/>
+            <w:shd w:val="clear" w:color="auto" w:fill="F4F7FB"/>
+            <w:vAlign w:val="top"/>
+          </w:tcPr>
+          <w:p>
+            <w:pPr>
+              <w:pStyle w:val="TableText"/>
+              <w:jc w:val="left"/>
+            </w:pPr>
+            <w:r>
+              <w:t xml:space="preserve">Quick renewal</w:t>
+            </w:r>
+          </w:p>
+        </w:tc>
+        <w:tc>
+          <w:tcPr>
+            <w:tcW w:w="3328" w:type="dxa"/>
+            <w:shd w:val="clear" w:color="auto" w:fill="F4F7FB"/>
+            <w:vAlign w:val="top"/>
+          </w:tcPr>
+          <w:p>
+            <w:pPr>
+              <w:pStyle w:val="TableText"/>
+              <w:jc w:val="left"/>
+            </w:pPr>
+            <w:r>
+              <w:rPr>
+                <w:rStyle w:val="CodeChar"/>
+              </w:rPr>
+              <w:t xml:space="preserve">#/renew-quick</w:t>
+            </w:r>
+          </w:p>
+        </w:tc>
+        <w:tc>
+          <w:tcPr>
+            <w:tcW w:w="1674" w:type="dxa"/>
+            <w:shd w:val="clear" w:color="auto" w:fill="F4F7FB"/>
+            <w:vAlign w:val="top"/>
+          </w:tcPr>
+          <w:p>
+            <w:pPr>
+              <w:pStyle w:val="TableText"/>
+              <w:jc w:val="left"/>
+            </w:pPr>
+            <w:r>
+              <w:t xml:space="preserve">Action bar</w:t>
+            </w:r>
+          </w:p>
+        </w:tc>
+        <w:tc>
+          <w:tcPr>
+            <w:tcW w:w="1419" w:type="dxa"/>
+            <w:shd w:val="clear" w:color="auto" w:fill="F4F7FB"/>
+            <w:vAlign w:val="top"/>
+          </w:tcPr>
+          <w:p>
+            <w:pPr>
+              <w:pStyle w:val="TableText"/>
+              <w:jc w:val="left"/>
+            </w:pPr>
+            <w:r>
+              <w:t xml:space="preserve">No</w:t>
             </w:r>
           </w:p>
         </w:tc>
@@ -13866,31 +15310,64 @@
         </w:trPr>
         <w:tc>
           <w:tcPr>
-            <w:tcW w:w="4165" w:type="dxa"/>
-            <w:vAlign w:val="top"/>
-          </w:tcPr>
-          <w:p>
-            <w:pPr>
-              <w:pStyle w:val="TableText"/>
-              <w:jc w:val="left"/>
-            </w:pPr>
-            <w:r>
-              <w:t xml:space="preserve">Claims</w:t>
-            </w:r>
-          </w:p>
-        </w:tc>
-        <w:tc>
-          <w:tcPr>
-            <w:tcW w:w="4862" w:type="dxa"/>
-            <w:vAlign w:val="top"/>
-          </w:tcPr>
-          <w:p>
-            <w:pPr>
-              <w:pStyle w:val="TableText"/>
-              <w:jc w:val="left"/>
-            </w:pPr>
-            <w:r>
-              <w:t xml:space="preserve">Bồi thường</w:t>
+            <w:tcW w:w="2606" w:type="dxa"/>
+            <w:vAlign w:val="top"/>
+          </w:tcPr>
+          <w:p>
+            <w:pPr>
+              <w:pStyle w:val="TableText"/>
+              <w:jc w:val="left"/>
+            </w:pPr>
+            <w:r>
+              <w:t xml:space="preserve">Buy or renew</w:t>
+            </w:r>
+          </w:p>
+        </w:tc>
+        <w:tc>
+          <w:tcPr>
+            <w:tcW w:w="3328" w:type="dxa"/>
+            <w:vAlign w:val="top"/>
+          </w:tcPr>
+          <w:p>
+            <w:pPr>
+              <w:pStyle w:val="TableText"/>
+              <w:jc w:val="left"/>
+            </w:pPr>
+            <w:r>
+              <w:rPr>
+                <w:rStyle w:val="CodeChar"/>
+              </w:rPr>
+              <w:t xml:space="preserve">#/buy</w:t>
+            </w:r>
+          </w:p>
+        </w:tc>
+        <w:tc>
+          <w:tcPr>
+            <w:tcW w:w="1674" w:type="dxa"/>
+            <w:vAlign w:val="top"/>
+          </w:tcPr>
+          <w:p>
+            <w:pPr>
+              <w:pStyle w:val="TableText"/>
+              <w:jc w:val="left"/>
+            </w:pPr>
+            <w:r>
+              <w:t xml:space="preserve">Action bar</w:t>
+            </w:r>
+          </w:p>
+        </w:tc>
+        <w:tc>
+          <w:tcPr>
+            <w:tcW w:w="1419" w:type="dxa"/>
+            <w:vAlign w:val="top"/>
+          </w:tcPr>
+          <w:p>
+            <w:pPr>
+              <w:pStyle w:val="TableText"/>
+              <w:jc w:val="left"/>
+            </w:pPr>
+            <w:r>
+              <w:t xml:space="preserve">No</w:t>
             </w:r>
           </w:p>
         </w:tc>
@@ -13901,33 +15378,68 @@
         </w:trPr>
         <w:tc>
           <w:tcPr>
-            <w:tcW w:w="4165" w:type="dxa"/>
-            <w:shd w:val="clear" w:color="auto" w:fill="F4F7FB"/>
-            <w:vAlign w:val="top"/>
-          </w:tcPr>
-          <w:p>
-            <w:pPr>
-              <w:pStyle w:val="TableText"/>
-              <w:jc w:val="left"/>
-            </w:pPr>
-            <w:r>
-              <w:t xml:space="preserve">Data quality</w:t>
-            </w:r>
-          </w:p>
-        </w:tc>
-        <w:tc>
-          <w:tcPr>
-            <w:tcW w:w="4862" w:type="dxa"/>
-            <w:shd w:val="clear" w:color="auto" w:fill="F4F7FB"/>
-            <w:vAlign w:val="top"/>
-          </w:tcPr>
-          <w:p>
-            <w:pPr>
-              <w:pStyle w:val="TableText"/>
-              <w:jc w:val="left"/>
-            </w:pPr>
-            <w:r>
-              <w:t xml:space="preserve">Chất lượng dữ liệu</w:t>
+            <w:tcW w:w="2606" w:type="dxa"/>
+            <w:shd w:val="clear" w:color="auto" w:fill="F4F7FB"/>
+            <w:vAlign w:val="top"/>
+          </w:tcPr>
+          <w:p>
+            <w:pPr>
+              <w:pStyle w:val="TableText"/>
+              <w:jc w:val="left"/>
+            </w:pPr>
+            <w:r>
+              <w:t xml:space="preserve">Confirm expiry</w:t>
+            </w:r>
+          </w:p>
+        </w:tc>
+        <w:tc>
+          <w:tcPr>
+            <w:tcW w:w="3328" w:type="dxa"/>
+            <w:shd w:val="clear" w:color="auto" w:fill="F4F7FB"/>
+            <w:vAlign w:val="top"/>
+          </w:tcPr>
+          <w:p>
+            <w:pPr>
+              <w:pStyle w:val="TableText"/>
+              <w:jc w:val="left"/>
+            </w:pPr>
+            <w:r>
+              <w:rPr>
+                <w:rStyle w:val="CodeChar"/>
+              </w:rPr>
+              <w:t xml:space="preserve">#/confirm</w:t>
+            </w:r>
+          </w:p>
+        </w:tc>
+        <w:tc>
+          <w:tcPr>
+            <w:tcW w:w="1674" w:type="dxa"/>
+            <w:shd w:val="clear" w:color="auto" w:fill="F4F7FB"/>
+            <w:vAlign w:val="top"/>
+          </w:tcPr>
+          <w:p>
+            <w:pPr>
+              <w:pStyle w:val="TableText"/>
+              <w:jc w:val="left"/>
+            </w:pPr>
+            <w:r>
+              <w:t xml:space="preserve">Action bar</w:t>
+            </w:r>
+          </w:p>
+        </w:tc>
+        <w:tc>
+          <w:tcPr>
+            <w:tcW w:w="1419" w:type="dxa"/>
+            <w:shd w:val="clear" w:color="auto" w:fill="F4F7FB"/>
+            <w:vAlign w:val="top"/>
+          </w:tcPr>
+          <w:p>
+            <w:pPr>
+              <w:pStyle w:val="TableText"/>
+              <w:jc w:val="left"/>
+            </w:pPr>
+            <w:r>
+              <w:t xml:space="preserve">Yes</w:t>
             </w:r>
           </w:p>
         </w:tc>
@@ -13938,31 +15450,64 @@
         </w:trPr>
         <w:tc>
           <w:tcPr>
-            <w:tcW w:w="4165" w:type="dxa"/>
-            <w:vAlign w:val="top"/>
-          </w:tcPr>
-          <w:p>
-            <w:pPr>
-              <w:pStyle w:val="TableText"/>
-              <w:jc w:val="left"/>
-            </w:pPr>
-            <w:r>
-              <w:t xml:space="preserve">Business rules, Approvals, Audit</w:t>
-            </w:r>
-          </w:p>
-        </w:tc>
-        <w:tc>
-          <w:tcPr>
-            <w:tcW w:w="4862" w:type="dxa"/>
-            <w:vAlign w:val="top"/>
-          </w:tcPr>
-          <w:p>
-            <w:pPr>
-              <w:pStyle w:val="TableText"/>
-              <w:jc w:val="left"/>
-            </w:pPr>
-            <w:r>
-              <w:t xml:space="preserve">Quy tắc nghiệp vụ, Phê duyệt, Nhật ký kiểm toán</w:t>
+            <w:tcW w:w="2606" w:type="dxa"/>
+            <w:vAlign w:val="top"/>
+          </w:tcPr>
+          <w:p>
+            <w:pPr>
+              <w:pStyle w:val="TableText"/>
+              <w:jc w:val="left"/>
+            </w:pPr>
+            <w:r>
+              <w:t xml:space="preserve">Report an accident</w:t>
+            </w:r>
+          </w:p>
+        </w:tc>
+        <w:tc>
+          <w:tcPr>
+            <w:tcW w:w="3328" w:type="dxa"/>
+            <w:vAlign w:val="top"/>
+          </w:tcPr>
+          <w:p>
+            <w:pPr>
+              <w:pStyle w:val="TableText"/>
+              <w:jc w:val="left"/>
+            </w:pPr>
+            <w:r>
+              <w:rPr>
+                <w:rStyle w:val="CodeChar"/>
+              </w:rPr>
+              <w:t xml:space="preserve">#/claims/new</w:t>
+            </w:r>
+          </w:p>
+        </w:tc>
+        <w:tc>
+          <w:tcPr>
+            <w:tcW w:w="1674" w:type="dxa"/>
+            <w:vAlign w:val="top"/>
+          </w:tcPr>
+          <w:p>
+            <w:pPr>
+              <w:pStyle w:val="TableText"/>
+              <w:jc w:val="left"/>
+            </w:pPr>
+            <w:r>
+              <w:t xml:space="preserve">Action bar</w:t>
+            </w:r>
+          </w:p>
+        </w:tc>
+        <w:tc>
+          <w:tcPr>
+            <w:tcW w:w="1419" w:type="dxa"/>
+            <w:vAlign w:val="top"/>
+          </w:tcPr>
+          <w:p>
+            <w:pPr>
+              <w:pStyle w:val="TableText"/>
+              <w:jc w:val="left"/>
+            </w:pPr>
+            <w:r>
+              <w:t xml:space="preserve">Yes</w:t>
             </w:r>
           </w:p>
         </w:tc>
@@ -13973,33 +15518,149 @@
         </w:trPr>
         <w:tc>
           <w:tcPr>
-            <w:tcW w:w="4165" w:type="dxa"/>
-            <w:shd w:val="clear" w:color="auto" w:fill="F4F7FB"/>
-            <w:vAlign w:val="top"/>
-          </w:tcPr>
-          <w:p>
-            <w:pPr>
-              <w:pStyle w:val="TableText"/>
-              <w:jc w:val="left"/>
-            </w:pPr>
-            <w:r>
-              <w:t xml:space="preserve">Users, Operations</w:t>
-            </w:r>
-          </w:p>
-        </w:tc>
-        <w:tc>
-          <w:tcPr>
-            <w:tcW w:w="4862" w:type="dxa"/>
-            <w:shd w:val="clear" w:color="auto" w:fill="F4F7FB"/>
-            <w:vAlign w:val="top"/>
-          </w:tcPr>
-          <w:p>
-            <w:pPr>
-              <w:pStyle w:val="TableText"/>
-              <w:jc w:val="left"/>
-            </w:pPr>
-            <w:r>
-              <w:t xml:space="preserve">Người dùng, Vận hành</w:t>
+            <w:tcW w:w="2606" w:type="dxa"/>
+            <w:shd w:val="clear" w:color="auto" w:fill="F4F7FB"/>
+            <w:vAlign w:val="top"/>
+          </w:tcPr>
+          <w:p>
+            <w:pPr>
+              <w:pStyle w:val="TableText"/>
+              <w:jc w:val="left"/>
+            </w:pPr>
+            <w:r>
+              <w:t xml:space="preserve">Certificate check</w:t>
+            </w:r>
+          </w:p>
+        </w:tc>
+        <w:tc>
+          <w:tcPr>
+            <w:tcW w:w="3328" w:type="dxa"/>
+            <w:shd w:val="clear" w:color="auto" w:fill="F4F7FB"/>
+            <w:vAlign w:val="top"/>
+          </w:tcPr>
+          <w:p>
+            <w:pPr>
+              <w:pStyle w:val="TableText"/>
+              <w:jc w:val="left"/>
+            </w:pPr>
+            <w:r>
+              <w:rPr>
+                <w:rStyle w:val="CodeChar"/>
+              </w:rPr>
+              <w:t xml:space="preserve">/verify/&lt;certificate number&gt;</w:t>
+            </w:r>
+          </w:p>
+        </w:tc>
+        <w:tc>
+          <w:tcPr>
+            <w:tcW w:w="1674" w:type="dxa"/>
+            <w:shd w:val="clear" w:color="auto" w:fill="F4F7FB"/>
+            <w:vAlign w:val="top"/>
+          </w:tcPr>
+          <w:p>
+            <w:pPr>
+              <w:pStyle w:val="TableText"/>
+              <w:jc w:val="left"/>
+            </w:pPr>
+            <w:r>
+              <w:t xml:space="preserve">None</w:t>
+            </w:r>
+          </w:p>
+        </w:tc>
+        <w:tc>
+          <w:tcPr>
+            <w:tcW w:w="1419" w:type="dxa"/>
+            <w:shd w:val="clear" w:color="auto" w:fill="F4F7FB"/>
+            <w:vAlign w:val="top"/>
+          </w:tcPr>
+          <w:p>
+            <w:pPr>
+              <w:pStyle w:val="TableText"/>
+              <w:jc w:val="left"/>
+            </w:pPr>
+            <w:r>
+              <w:t xml:space="preserve">No</w:t>
+            </w:r>
+          </w:p>
+        </w:tc>
+      </w:tr>
+    </w:tbl>
+    <w:p>
+      <w:pPr>
+        <w:pStyle w:val="Heading2"/>
+      </w:pPr>
+      <w:bookmarkStart w:id="38" w:name="_Toc300000034"/>
+      <w:r>
+        <w:t xml:space="preserve">Page names in both languages</w:t>
+      </w:r>
+      <w:bookmarkEnd w:id="38"/>
+    </w:p>
+    <w:tbl>
+      <w:tblPr>
+        <w:tblStyle w:val="TableGrid"/>
+        <w:tblW w:w="5000" w:type="pct"/>
+        <w:tblInd w:w="0" w:type="dxa"/>
+        <w:tblBorders>
+          <w:top w:val="single" w:sz="4" w:space="0" w:color="808080"/>
+          <w:left w:val="single" w:sz="4" w:space="0" w:color="808080"/>
+          <w:bottom w:val="single" w:sz="4" w:space="0" w:color="808080"/>
+          <w:right w:val="single" w:sz="4" w:space="0" w:color="808080"/>
+          <w:insideH w:val="single" w:sz="4" w:space="0" w:color="808080"/>
+          <w:insideV w:val="single" w:sz="4" w:space="0" w:color="808080"/>
+        </w:tblBorders>
+        <w:tblLayout w:type="fixed"/>
+        <w:tblCellMar>
+          <w:top w:w="45" w:type="dxa"/>
+          <w:left w:w="85" w:type="dxa"/>
+          <w:bottom w:w="45" w:type="dxa"/>
+          <w:right w:w="85" w:type="dxa"/>
+        </w:tblCellMar>
+        <w:tblLook w:val="04A0" w:firstRow="1" w:lastRow="0" w:firstColumn="0" w:lastColumn="0" w:noHBand="0" w:noVBand="1"/>
+      </w:tblPr>
+      <w:tblGrid>
+        <w:gridCol w:w="4092"/>
+        <w:gridCol w:w="4935"/>
+      </w:tblGrid>
+      <w:tr>
+        <w:trPr>
+          <w:cantSplit/>
+          <w:tblHeader/>
+        </w:trPr>
+        <w:tc>
+          <w:tcPr>
+            <w:tcW w:w="4092" w:type="dxa"/>
+            <w:shd w:val="clear" w:color="auto" w:fill="0F4761"/>
+            <w:vAlign w:val="center"/>
+          </w:tcPr>
+          <w:p>
+            <w:pPr>
+              <w:pStyle w:val="TableHeading"/>
+              <w:jc w:val="left"/>
+            </w:pPr>
+            <w:r>
+              <w:rPr>
+                <w:color w:val="FFFFFF"/>
+              </w:rPr>
+              <w:t xml:space="preserve">English</w:t>
+            </w:r>
+          </w:p>
+        </w:tc>
+        <w:tc>
+          <w:tcPr>
+            <w:tcW w:w="4935" w:type="dxa"/>
+            <w:shd w:val="clear" w:color="auto" w:fill="0F4761"/>
+            <w:vAlign w:val="center"/>
+          </w:tcPr>
+          <w:p>
+            <w:pPr>
+              <w:pStyle w:val="TableHeading"/>
+              <w:jc w:val="left"/>
+            </w:pPr>
+            <w:r>
+              <w:rPr>
+                <w:color w:val="FFFFFF"/>
+              </w:rPr>
+              <w:t xml:space="preserve">Tiếng Việt</w:t>
             </w:r>
           </w:p>
         </w:tc>
@@ -14010,7 +15671,403 @@
         </w:trPr>
         <w:tc>
           <w:tcPr>
-            <w:tcW w:w="4165" w:type="dxa"/>
+            <w:tcW w:w="4092" w:type="dxa"/>
+            <w:vAlign w:val="top"/>
+          </w:tcPr>
+          <w:p>
+            <w:pPr>
+              <w:pStyle w:val="TableText"/>
+              <w:jc w:val="left"/>
+            </w:pPr>
+            <w:r>
+              <w:t xml:space="preserve">Sell, Engage, Serve, Partners, Data, Governance, Administration</w:t>
+            </w:r>
+          </w:p>
+        </w:tc>
+        <w:tc>
+          <w:tcPr>
+            <w:tcW w:w="4935" w:type="dxa"/>
+            <w:vAlign w:val="top"/>
+          </w:tcPr>
+          <w:p>
+            <w:pPr>
+              <w:pStyle w:val="TableText"/>
+              <w:jc w:val="left"/>
+            </w:pPr>
+            <w:r>
+              <w:t xml:space="preserve">Bán hàng, Tương tác, Dịch vụ, Đối tác, Dữ liệu, Quản trị, Quản trị hệ thống</w:t>
+            </w:r>
+          </w:p>
+        </w:tc>
+      </w:tr>
+      <w:tr>
+        <w:trPr>
+          <w:cantSplit/>
+        </w:trPr>
+        <w:tc>
+          <w:tcPr>
+            <w:tcW w:w="4092" w:type="dxa"/>
+            <w:shd w:val="clear" w:color="auto" w:fill="F4F7FB"/>
+            <w:vAlign w:val="top"/>
+          </w:tcPr>
+          <w:p>
+            <w:pPr>
+              <w:pStyle w:val="TableText"/>
+              <w:jc w:val="left"/>
+            </w:pPr>
+            <w:r>
+              <w:t xml:space="preserve">Dashboard</w:t>
+            </w:r>
+          </w:p>
+        </w:tc>
+        <w:tc>
+          <w:tcPr>
+            <w:tcW w:w="4935" w:type="dxa"/>
+            <w:shd w:val="clear" w:color="auto" w:fill="F4F7FB"/>
+            <w:vAlign w:val="top"/>
+          </w:tcPr>
+          <w:p>
+            <w:pPr>
+              <w:pStyle w:val="TableText"/>
+              <w:jc w:val="left"/>
+            </w:pPr>
+            <w:r>
+              <w:t xml:space="preserve">Tổng quan</w:t>
+            </w:r>
+          </w:p>
+        </w:tc>
+      </w:tr>
+      <w:tr>
+        <w:trPr>
+          <w:cantSplit/>
+        </w:trPr>
+        <w:tc>
+          <w:tcPr>
+            <w:tcW w:w="4092" w:type="dxa"/>
+            <w:vAlign w:val="top"/>
+          </w:tcPr>
+          <w:p>
+            <w:pPr>
+              <w:pStyle w:val="TableText"/>
+              <w:jc w:val="left"/>
+            </w:pPr>
+            <w:r>
+              <w:t xml:space="preserve">Leads</w:t>
+            </w:r>
+          </w:p>
+        </w:tc>
+        <w:tc>
+          <w:tcPr>
+            <w:tcW w:w="4935" w:type="dxa"/>
+            <w:vAlign w:val="top"/>
+          </w:tcPr>
+          <w:p>
+            <w:pPr>
+              <w:pStyle w:val="TableText"/>
+              <w:jc w:val="left"/>
+            </w:pPr>
+            <w:r>
+              <w:t xml:space="preserve">Khách hàng tiềm năng</w:t>
+            </w:r>
+          </w:p>
+        </w:tc>
+      </w:tr>
+      <w:tr>
+        <w:trPr>
+          <w:cantSplit/>
+        </w:trPr>
+        <w:tc>
+          <w:tcPr>
+            <w:tcW w:w="4092" w:type="dxa"/>
+            <w:shd w:val="clear" w:color="auto" w:fill="F4F7FB"/>
+            <w:vAlign w:val="top"/>
+          </w:tcPr>
+          <w:p>
+            <w:pPr>
+              <w:pStyle w:val="TableText"/>
+              <w:jc w:val="left"/>
+            </w:pPr>
+            <w:r>
+              <w:t xml:space="preserve">Telesales inbox</w:t>
+            </w:r>
+          </w:p>
+        </w:tc>
+        <w:tc>
+          <w:tcPr>
+            <w:tcW w:w="4935" w:type="dxa"/>
+            <w:shd w:val="clear" w:color="auto" w:fill="F4F7FB"/>
+            <w:vAlign w:val="top"/>
+          </w:tcPr>
+          <w:p>
+            <w:pPr>
+              <w:pStyle w:val="TableText"/>
+              <w:jc w:val="left"/>
+            </w:pPr>
+            <w:r>
+              <w:t xml:space="preserve">Hộp việc telesales</w:t>
+            </w:r>
+          </w:p>
+        </w:tc>
+      </w:tr>
+      <w:tr>
+        <w:trPr>
+          <w:cantSplit/>
+        </w:trPr>
+        <w:tc>
+          <w:tcPr>
+            <w:tcW w:w="4092" w:type="dxa"/>
+            <w:vAlign w:val="top"/>
+          </w:tcPr>
+          <w:p>
+            <w:pPr>
+              <w:pStyle w:val="TableText"/>
+              <w:jc w:val="left"/>
+            </w:pPr>
+            <w:r>
+              <w:t xml:space="preserve">Voice assistant</w:t>
+            </w:r>
+          </w:p>
+        </w:tc>
+        <w:tc>
+          <w:tcPr>
+            <w:tcW w:w="4935" w:type="dxa"/>
+            <w:vAlign w:val="top"/>
+          </w:tcPr>
+          <w:p>
+            <w:pPr>
+              <w:pStyle w:val="TableText"/>
+              <w:jc w:val="left"/>
+            </w:pPr>
+            <w:r>
+              <w:t xml:space="preserve">Trợ lý gọi tự động</w:t>
+            </w:r>
+          </w:p>
+        </w:tc>
+      </w:tr>
+      <w:tr>
+        <w:trPr>
+          <w:cantSplit/>
+        </w:trPr>
+        <w:tc>
+          <w:tcPr>
+            <w:tcW w:w="4092" w:type="dxa"/>
+            <w:shd w:val="clear" w:color="auto" w:fill="F4F7FB"/>
+            <w:vAlign w:val="top"/>
+          </w:tcPr>
+          <w:p>
+            <w:pPr>
+              <w:pStyle w:val="TableText"/>
+              <w:jc w:val="left"/>
+            </w:pPr>
+            <w:r>
+              <w:t xml:space="preserve">Journeys, Campaigns</w:t>
+            </w:r>
+          </w:p>
+        </w:tc>
+        <w:tc>
+          <w:tcPr>
+            <w:tcW w:w="4935" w:type="dxa"/>
+            <w:shd w:val="clear" w:color="auto" w:fill="F4F7FB"/>
+            <w:vAlign w:val="top"/>
+          </w:tcPr>
+          <w:p>
+            <w:pPr>
+              <w:pStyle w:val="TableText"/>
+              <w:jc w:val="left"/>
+            </w:pPr>
+            <w:r>
+              <w:t xml:space="preserve">Hành trình, Chiến dịch</w:t>
+            </w:r>
+          </w:p>
+        </w:tc>
+      </w:tr>
+      <w:tr>
+        <w:trPr>
+          <w:cantSplit/>
+        </w:trPr>
+        <w:tc>
+          <w:tcPr>
+            <w:tcW w:w="4092" w:type="dxa"/>
+            <w:vAlign w:val="top"/>
+          </w:tcPr>
+          <w:p>
+            <w:pPr>
+              <w:pStyle w:val="TableText"/>
+              <w:jc w:val="left"/>
+            </w:pPr>
+            <w:r>
+              <w:t xml:space="preserve">Claims</w:t>
+            </w:r>
+          </w:p>
+        </w:tc>
+        <w:tc>
+          <w:tcPr>
+            <w:tcW w:w="4935" w:type="dxa"/>
+            <w:vAlign w:val="top"/>
+          </w:tcPr>
+          <w:p>
+            <w:pPr>
+              <w:pStyle w:val="TableText"/>
+              <w:jc w:val="left"/>
+            </w:pPr>
+            <w:r>
+              <w:t xml:space="preserve">Bồi thường</w:t>
+            </w:r>
+          </w:p>
+        </w:tc>
+      </w:tr>
+      <w:tr>
+        <w:trPr>
+          <w:cantSplit/>
+        </w:trPr>
+        <w:tc>
+          <w:tcPr>
+            <w:tcW w:w="4092" w:type="dxa"/>
+            <w:shd w:val="clear" w:color="auto" w:fill="F4F7FB"/>
+            <w:vAlign w:val="top"/>
+          </w:tcPr>
+          <w:p>
+            <w:pPr>
+              <w:pStyle w:val="TableText"/>
+              <w:jc w:val="left"/>
+            </w:pPr>
+            <w:r>
+              <w:t xml:space="preserve">Data quality</w:t>
+            </w:r>
+          </w:p>
+        </w:tc>
+        <w:tc>
+          <w:tcPr>
+            <w:tcW w:w="4935" w:type="dxa"/>
+            <w:shd w:val="clear" w:color="auto" w:fill="F4F7FB"/>
+            <w:vAlign w:val="top"/>
+          </w:tcPr>
+          <w:p>
+            <w:pPr>
+              <w:pStyle w:val="TableText"/>
+              <w:jc w:val="left"/>
+            </w:pPr>
+            <w:r>
+              <w:t xml:space="preserve">Chất lượng dữ liệu</w:t>
+            </w:r>
+          </w:p>
+        </w:tc>
+      </w:tr>
+      <w:tr>
+        <w:trPr>
+          <w:cantSplit/>
+        </w:trPr>
+        <w:tc>
+          <w:tcPr>
+            <w:tcW w:w="4092" w:type="dxa"/>
+            <w:vAlign w:val="top"/>
+          </w:tcPr>
+          <w:p>
+            <w:pPr>
+              <w:pStyle w:val="TableText"/>
+              <w:jc w:val="left"/>
+            </w:pPr>
+            <w:r>
+              <w:t xml:space="preserve">Business rules, Approvals, Audit</w:t>
+            </w:r>
+          </w:p>
+        </w:tc>
+        <w:tc>
+          <w:tcPr>
+            <w:tcW w:w="4935" w:type="dxa"/>
+            <w:vAlign w:val="top"/>
+          </w:tcPr>
+          <w:p>
+            <w:pPr>
+              <w:pStyle w:val="TableText"/>
+              <w:jc w:val="left"/>
+            </w:pPr>
+            <w:r>
+              <w:t xml:space="preserve">Quy tắc nghiệp vụ, Phê duyệt, Nhật ký kiểm toán</w:t>
+            </w:r>
+          </w:p>
+        </w:tc>
+      </w:tr>
+      <w:tr>
+        <w:trPr>
+          <w:cantSplit/>
+        </w:trPr>
+        <w:tc>
+          <w:tcPr>
+            <w:tcW w:w="4092" w:type="dxa"/>
+            <w:shd w:val="clear" w:color="auto" w:fill="F4F7FB"/>
+            <w:vAlign w:val="top"/>
+          </w:tcPr>
+          <w:p>
+            <w:pPr>
+              <w:pStyle w:val="TableText"/>
+              <w:jc w:val="left"/>
+            </w:pPr>
+            <w:r>
+              <w:t xml:space="preserve">Data requests</w:t>
+            </w:r>
+          </w:p>
+        </w:tc>
+        <w:tc>
+          <w:tcPr>
+            <w:tcW w:w="4935" w:type="dxa"/>
+            <w:shd w:val="clear" w:color="auto" w:fill="F4F7FB"/>
+            <w:vAlign w:val="top"/>
+          </w:tcPr>
+          <w:p>
+            <w:pPr>
+              <w:pStyle w:val="TableText"/>
+              <w:jc w:val="left"/>
+            </w:pPr>
+            <w:r>
+              <w:t xml:space="preserve">Yêu cầu dữ liệu (page title: Yêu cầu dữ liệu cá nhân)</w:t>
+            </w:r>
+          </w:p>
+        </w:tc>
+      </w:tr>
+      <w:tr>
+        <w:trPr>
+          <w:cantSplit/>
+        </w:trPr>
+        <w:tc>
+          <w:tcPr>
+            <w:tcW w:w="4092" w:type="dxa"/>
+            <w:vAlign w:val="top"/>
+          </w:tcPr>
+          <w:p>
+            <w:pPr>
+              <w:pStyle w:val="TableText"/>
+              <w:jc w:val="left"/>
+            </w:pPr>
+            <w:r>
+              <w:t xml:space="preserve">Users, Operations</w:t>
+            </w:r>
+          </w:p>
+        </w:tc>
+        <w:tc>
+          <w:tcPr>
+            <w:tcW w:w="4935" w:type="dxa"/>
+            <w:vAlign w:val="top"/>
+          </w:tcPr>
+          <w:p>
+            <w:pPr>
+              <w:pStyle w:val="TableText"/>
+              <w:jc w:val="left"/>
+            </w:pPr>
+            <w:r>
+              <w:t xml:space="preserve">Người dùng, Vận hành</w:t>
+            </w:r>
+          </w:p>
+        </w:tc>
+      </w:tr>
+      <w:tr>
+        <w:trPr>
+          <w:cantSplit/>
+        </w:trPr>
+        <w:tc>
+          <w:tcPr>
+            <w:tcW w:w="4092" w:type="dxa"/>
+            <w:shd w:val="clear" w:color="auto" w:fill="F4F7FB"/>
             <w:vAlign w:val="top"/>
           </w:tcPr>
           <w:p>
@@ -14025,7 +16082,8 @@
         </w:tc>
         <w:tc>
           <w:tcPr>
-            <w:tcW w:w="4862" w:type="dxa"/>
+            <w:tcW w:w="4935" w:type="dxa"/>
+            <w:shd w:val="clear" w:color="auto" w:fill="F4F7FB"/>
             <w:vAlign w:val="top"/>
           </w:tcPr>
           <w:p>
@@ -14062,7 +16120,7 @@
           <w:spacing w:val="0"/>
         </w:rPr>
       </w:pPr>
-      <w:bookmarkStart w:id="37" w:name="_Toc300000033"/>
+      <w:bookmarkStart w:id="39" w:name="_Toc300000035"/>
       <w:r>
         <w:rPr>
           <w:rStyle w:val="BookTitle"/>
@@ -14073,7 +16131,7 @@
         </w:rPr>
         <w:t xml:space="preserve">Sign-Off</w:t>
       </w:r>
-      <w:bookmarkEnd w:id="37"/>
+      <w:bookmarkEnd w:id="39"/>
     </w:p>
     <w:tbl>
       <w:tblPr>
@@ -14099,8 +16157,8 @@
       </w:tblPr>
       <w:tblGrid>
         <w:gridCol w:w="972"/>
-        <w:gridCol w:w="5055"/>
-        <w:gridCol w:w="2028"/>
+        <w:gridCol w:w="5084"/>
+        <w:gridCol w:w="1999"/>
         <w:gridCol w:w="972"/>
       </w:tblGrid>
       <w:tr>
@@ -14144,7 +16202,7 @@
         </w:tc>
         <w:tc>
           <w:tcPr>
-            <w:tcW w:w="5055" w:type="dxa"/>
+            <w:tcW w:w="5084" w:type="dxa"/>
             <w:shd w:val="clear" w:color="auto" w:fill="0F4761"/>
             <w:vAlign w:val="center"/>
           </w:tcPr>
@@ -14176,7 +16234,7 @@
         </w:tc>
         <w:tc>
           <w:tcPr>
-            <w:tcW w:w="2028" w:type="dxa"/>
+            <w:tcW w:w="1999" w:type="dxa"/>
             <w:shd w:val="clear" w:color="auto" w:fill="0F4761"/>
             <w:vAlign w:val="center"/>
           </w:tcPr>
@@ -14273,7 +16331,7 @@
         </w:tc>
         <w:tc>
           <w:tcPr>
-            <w:tcW w:w="5055" w:type="dxa"/>
+            <w:tcW w:w="5084" w:type="dxa"/>
             <w:vAlign w:val="top"/>
           </w:tcPr>
           <w:p>
@@ -14300,7 +16358,7 @@
         </w:tc>
         <w:tc>
           <w:tcPr>
-            <w:tcW w:w="2028" w:type="dxa"/>
+            <w:tcW w:w="1999" w:type="dxa"/>
             <w:vAlign w:val="top"/>
           </w:tcPr>
           <w:p>
@@ -14387,7 +16445,7 @@
         </w:tc>
         <w:tc>
           <w:tcPr>
-            <w:tcW w:w="5055" w:type="dxa"/>
+            <w:tcW w:w="5084" w:type="dxa"/>
             <w:vAlign w:val="top"/>
           </w:tcPr>
           <w:p>
@@ -14414,7 +16472,7 @@
         </w:tc>
         <w:tc>
           <w:tcPr>
-            <w:tcW w:w="2028" w:type="dxa"/>
+            <w:tcW w:w="1999" w:type="dxa"/>
             <w:vAlign w:val="top"/>
           </w:tcPr>
           <w:p>
@@ -14501,7 +16559,7 @@
         </w:tc>
         <w:tc>
           <w:tcPr>
-            <w:tcW w:w="5055" w:type="dxa"/>
+            <w:tcW w:w="5084" w:type="dxa"/>
             <w:vAlign w:val="top"/>
           </w:tcPr>
           <w:p>
@@ -14522,13 +16580,13 @@
                 <w:sz w:val="16"/>
                 <w:szCs w:val="16"/>
               </w:rPr>
-              <w:t xml:space="preserve">Renewal tap count reconciled with the payment declaration and confirmation steps: target of three taps (NFR-035) restated, or the flow shortened</w:t>
-            </w:r>
-          </w:p>
-        </w:tc>
-        <w:tc>
-          <w:tcPr>
-            <w:tcW w:w="2028" w:type="dxa"/>
+              <w:t xml:space="preserve">Quick renewal eligibility conditions confirmed (journey or TASCO TNDS renewal, vehicle use and seats confirmed within 365 days, TNDS only, no indicative price, VETC wallet balance)</w:t>
+            </w:r>
+          </w:p>
+        </w:tc>
+        <w:tc>
+          <w:tcPr>
+            <w:tcW w:w="1999" w:type="dxa"/>
             <w:vAlign w:val="top"/>
           </w:tcPr>
           <w:p>
@@ -14615,7 +16673,7 @@
         </w:tc>
         <w:tc>
           <w:tcPr>
-            <w:tcW w:w="5055" w:type="dxa"/>
+            <w:tcW w:w="5084" w:type="dxa"/>
             <w:vAlign w:val="top"/>
           </w:tcPr>
           <w:p>
@@ -14642,7 +16700,7 @@
         </w:tc>
         <w:tc>
           <w:tcPr>
-            <w:tcW w:w="2028" w:type="dxa"/>
+            <w:tcW w:w="1999" w:type="dxa"/>
             <w:vAlign w:val="top"/>
           </w:tcPr>
           <w:p>
@@ -14729,7 +16787,7 @@
         </w:tc>
         <w:tc>
           <w:tcPr>
-            <w:tcW w:w="5055" w:type="dxa"/>
+            <w:tcW w:w="5084" w:type="dxa"/>
             <w:vAlign w:val="top"/>
           </w:tcPr>
           <w:p>
@@ -14756,7 +16814,7 @@
         </w:tc>
         <w:tc>
           <w:tcPr>
-            <w:tcW w:w="2028" w:type="dxa"/>
+            <w:tcW w:w="1999" w:type="dxa"/>
             <w:vAlign w:val="top"/>
           </w:tcPr>
           <w:p>
